--- a/idris/Go/Idris_Sadiq.docx
+++ b/idris/Go/Idris_Sadiq.docx
@@ -110,7 +110,7 @@
                 <w:rFonts w:ascii="Arial" w:eastAsia="Arial" w:hAnsi="Arial" w:cs="Arial"/>
                 <w:color w:val="BBBBBB"/>
               </w:rPr>
-              <w:t xml:space="preserve">idrissadiqdev@outlook.com  </w:t>
+              <w:t xml:space="preserve">Idrissadiq.pro@outlook.com  </w:t>
             </w:r>
             <w:r>
               <w:rPr>
@@ -124,7 +124,21 @@
                 <w:rFonts w:ascii="Arial" w:eastAsia="Arial" w:hAnsi="Arial" w:cs="Arial"/>
                 <w:color w:val="BBBBBB"/>
               </w:rPr>
-              <w:t>|  Los Angeles, California, United States</w:t>
+              <w:t xml:space="preserve">|  </w:t>
+            </w:r>
+            <w:r>
+              <w:rPr>
+                <w:rFonts w:ascii="Arial" w:eastAsia="Arial" w:hAnsi="Arial" w:cs="Arial"/>
+                <w:color w:val="BBBBBB"/>
+              </w:rPr>
+              <w:t>Spring Valley</w:t>
+            </w:r>
+            <w:r>
+              <w:rPr>
+                <w:rFonts w:ascii="Arial" w:eastAsia="Arial" w:hAnsi="Arial" w:cs="Arial"/>
+                <w:color w:val="BBBBBB"/>
+              </w:rPr>
+              <w:t>, California, United States</w:t>
             </w:r>
           </w:p>
           <w:p>
@@ -136,7 +150,14 @@
                 <w:rFonts w:ascii="Arial" w:eastAsia="Arial" w:hAnsi="Arial" w:cs="Arial"/>
                 <w:color w:val="BBBBBB"/>
               </w:rPr>
-              <w:t>LinkedIn: linkedin.com/in/idris-sadiq-958b453a6</w:t>
+              <w:t xml:space="preserve">LinkedIn: </w:t>
+            </w:r>
+            <w:r>
+              <w:rPr>
+                <w:rFonts w:ascii="Arial" w:eastAsia="Arial" w:hAnsi="Arial" w:cs="Arial"/>
+                <w:color w:val="BBBBBB"/>
+              </w:rPr>
+              <w:t>https://www.linkedin.com/in/idris-sadiq-0640ab3b4/</w:t>
             </w:r>
           </w:p>
         </w:tc>
@@ -406,15 +427,15 @@
         <w:jc w:val="both"/>
         <w:rPr>
           <w:rFonts w:ascii="Arial" w:hAnsi="Arial" w:cs="Arial"/>
-          <w:sz w:val="20"/>
-          <w:szCs w:val="20"/>
-        </w:rPr>
-      </w:pPr>
-      <w:r>
-        <w:rPr>
-          <w:rStyle w:val="Strong"/>
-          <w:rFonts w:ascii="Arial" w:hAnsi="Arial" w:cs="Arial"/>
-          <w:sz w:val="20"/>
+          <w:sz w:val="18"/>
+          <w:szCs w:val="20"/>
+        </w:rPr>
+      </w:pPr>
+      <w:r>
+        <w:rPr>
+          <w:rStyle w:val="Strong"/>
+          <w:rFonts w:ascii="Arial" w:hAnsi="Arial" w:cs="Arial"/>
+          <w:sz w:val="18"/>
           <w:szCs w:val="20"/>
         </w:rPr>
         <w:t>Frontend</w:t>
@@ -422,7 +443,7 @@
       <w:r>
         <w:rPr>
           <w:rFonts w:ascii="Arial" w:hAnsi="Arial" w:cs="Arial"/>
-          <w:sz w:val="20"/>
+          <w:sz w:val="18"/>
           <w:szCs w:val="20"/>
         </w:rPr>
         <w:t xml:space="preserve"> — </w:t>
@@ -431,7 +452,8 @@
         <w:rPr>
           <w:rStyle w:val="Strong"/>
           <w:rFonts w:ascii="Arial" w:hAnsi="Arial" w:cs="Arial"/>
-          <w:sz w:val="20"/>
+          <w:b w:val="0"/>
+          <w:sz w:val="18"/>
           <w:szCs w:val="20"/>
         </w:rPr>
         <w:t>React</w:t>
@@ -439,7 +461,7 @@
       <w:r>
         <w:rPr>
           <w:rFonts w:ascii="Arial" w:hAnsi="Arial" w:cs="Arial"/>
-          <w:sz w:val="20"/>
+          <w:sz w:val="18"/>
           <w:szCs w:val="20"/>
         </w:rPr>
         <w:t xml:space="preserve">, </w:t>
@@ -448,7 +470,8 @@
         <w:rPr>
           <w:rStyle w:val="Strong"/>
           <w:rFonts w:ascii="Arial" w:hAnsi="Arial" w:cs="Arial"/>
-          <w:sz w:val="20"/>
+          <w:b w:val="0"/>
+          <w:sz w:val="18"/>
           <w:szCs w:val="20"/>
         </w:rPr>
         <w:t>Next.js</w:t>
@@ -456,7 +479,7 @@
       <w:r>
         <w:rPr>
           <w:rFonts w:ascii="Arial" w:hAnsi="Arial" w:cs="Arial"/>
-          <w:sz w:val="20"/>
+          <w:sz w:val="18"/>
           <w:szCs w:val="20"/>
         </w:rPr>
         <w:t xml:space="preserve">, </w:t>
@@ -466,7 +489,8 @@
         <w:rPr>
           <w:rStyle w:val="Strong"/>
           <w:rFonts w:ascii="Arial" w:hAnsi="Arial" w:cs="Arial"/>
-          <w:sz w:val="20"/>
+          <w:b w:val="0"/>
+          <w:sz w:val="18"/>
           <w:szCs w:val="20"/>
         </w:rPr>
         <w:t>TypeScript</w:t>
@@ -475,7 +499,7 @@
       <w:r>
         <w:rPr>
           <w:rFonts w:ascii="Arial" w:hAnsi="Arial" w:cs="Arial"/>
-          <w:sz w:val="20"/>
+          <w:sz w:val="18"/>
           <w:szCs w:val="20"/>
         </w:rPr>
         <w:t xml:space="preserve">, JavaScript, </w:t>
@@ -484,7 +508,7 @@
       <w:r>
         <w:rPr>
           <w:rFonts w:ascii="Arial" w:hAnsi="Arial" w:cs="Arial"/>
-          <w:sz w:val="20"/>
+          <w:sz w:val="18"/>
           <w:szCs w:val="20"/>
         </w:rPr>
         <w:t>Redux</w:t>
@@ -493,7 +517,7 @@
       <w:r>
         <w:rPr>
           <w:rFonts w:ascii="Arial" w:hAnsi="Arial" w:cs="Arial"/>
-          <w:sz w:val="20"/>
+          <w:sz w:val="18"/>
           <w:szCs w:val="20"/>
         </w:rPr>
         <w:t xml:space="preserve">, React Query, </w:t>
@@ -502,7 +526,7 @@
       <w:r>
         <w:rPr>
           <w:rFonts w:ascii="Arial" w:hAnsi="Arial" w:cs="Arial"/>
-          <w:sz w:val="20"/>
+          <w:sz w:val="18"/>
           <w:szCs w:val="20"/>
         </w:rPr>
         <w:t>Vite</w:t>
@@ -511,7 +535,7 @@
       <w:r>
         <w:rPr>
           <w:rFonts w:ascii="Arial" w:hAnsi="Arial" w:cs="Arial"/>
-          <w:sz w:val="20"/>
+          <w:sz w:val="18"/>
           <w:szCs w:val="20"/>
         </w:rPr>
         <w:t xml:space="preserve">, </w:t>
@@ -520,7 +544,7 @@
       <w:r>
         <w:rPr>
           <w:rFonts w:ascii="Arial" w:hAnsi="Arial" w:cs="Arial"/>
-          <w:sz w:val="20"/>
+          <w:sz w:val="18"/>
           <w:szCs w:val="20"/>
         </w:rPr>
         <w:t>Webpack</w:t>
@@ -529,7 +553,7 @@
       <w:r>
         <w:rPr>
           <w:rFonts w:ascii="Arial" w:hAnsi="Arial" w:cs="Arial"/>
-          <w:sz w:val="20"/>
+          <w:sz w:val="18"/>
           <w:szCs w:val="20"/>
         </w:rPr>
         <w:t xml:space="preserve">, Tailwind CSS, Material UI, Bootstrap, Storybook, Micro-frontend patterns, Accessibility (WCAG-minded UI), Web Vitals/Lighthouse profiling, SSR/SSG patterns, component libraries, client-side caching &amp; request </w:t>
@@ -538,7 +562,7 @@
       <w:r>
         <w:rPr>
           <w:rFonts w:ascii="Arial" w:hAnsi="Arial" w:cs="Arial"/>
-          <w:sz w:val="20"/>
+          <w:sz w:val="18"/>
           <w:szCs w:val="20"/>
         </w:rPr>
         <w:t>deduplication</w:t>
@@ -555,15 +579,15 @@
         <w:jc w:val="both"/>
         <w:rPr>
           <w:rFonts w:ascii="Arial" w:hAnsi="Arial" w:cs="Arial"/>
-          <w:sz w:val="20"/>
-          <w:szCs w:val="20"/>
-        </w:rPr>
-      </w:pPr>
-      <w:r>
-        <w:rPr>
-          <w:rStyle w:val="Strong"/>
-          <w:rFonts w:ascii="Arial" w:hAnsi="Arial" w:cs="Arial"/>
-          <w:sz w:val="20"/>
+          <w:sz w:val="18"/>
+          <w:szCs w:val="20"/>
+        </w:rPr>
+      </w:pPr>
+      <w:r>
+        <w:rPr>
+          <w:rStyle w:val="Strong"/>
+          <w:rFonts w:ascii="Arial" w:hAnsi="Arial" w:cs="Arial"/>
+          <w:sz w:val="18"/>
           <w:szCs w:val="20"/>
         </w:rPr>
         <w:t>Backend &amp; APIs</w:t>
@@ -571,7 +595,7 @@
       <w:r>
         <w:rPr>
           <w:rFonts w:ascii="Arial" w:hAnsi="Arial" w:cs="Arial"/>
-          <w:sz w:val="20"/>
+          <w:sz w:val="18"/>
           <w:szCs w:val="20"/>
         </w:rPr>
         <w:t xml:space="preserve"> — </w:t>
@@ -580,7 +604,8 @@
         <w:rPr>
           <w:rStyle w:val="Strong"/>
           <w:rFonts w:ascii="Arial" w:hAnsi="Arial" w:cs="Arial"/>
-          <w:sz w:val="20"/>
+          <w:b w:val="0"/>
+          <w:sz w:val="18"/>
           <w:szCs w:val="20"/>
         </w:rPr>
         <w:t>Go</w:t>
@@ -588,7 +613,7 @@
       <w:r>
         <w:rPr>
           <w:rFonts w:ascii="Arial" w:hAnsi="Arial" w:cs="Arial"/>
-          <w:sz w:val="20"/>
+          <w:sz w:val="18"/>
           <w:szCs w:val="20"/>
         </w:rPr>
         <w:t xml:space="preserve">, </w:t>
@@ -597,7 +622,8 @@
         <w:rPr>
           <w:rStyle w:val="Strong"/>
           <w:rFonts w:ascii="Arial" w:hAnsi="Arial" w:cs="Arial"/>
-          <w:sz w:val="20"/>
+          <w:b w:val="0"/>
+          <w:sz w:val="18"/>
           <w:szCs w:val="20"/>
         </w:rPr>
         <w:t>Node.js</w:t>
@@ -605,7 +631,7 @@
       <w:r>
         <w:rPr>
           <w:rFonts w:ascii="Arial" w:hAnsi="Arial" w:cs="Arial"/>
-          <w:sz w:val="20"/>
+          <w:sz w:val="18"/>
           <w:szCs w:val="20"/>
         </w:rPr>
         <w:t xml:space="preserve">, Express, </w:t>
@@ -614,7 +640,7 @@
       <w:r>
         <w:rPr>
           <w:rFonts w:ascii="Arial" w:hAnsi="Arial" w:cs="Arial"/>
-          <w:sz w:val="20"/>
+          <w:sz w:val="18"/>
           <w:szCs w:val="20"/>
         </w:rPr>
         <w:t>NestJS</w:t>
@@ -623,7 +649,7 @@
       <w:r>
         <w:rPr>
           <w:rFonts w:ascii="Arial" w:hAnsi="Arial" w:cs="Arial"/>
-          <w:sz w:val="20"/>
+          <w:sz w:val="18"/>
           <w:szCs w:val="20"/>
         </w:rPr>
         <w:t xml:space="preserve">, REST, </w:t>
@@ -632,7 +658,7 @@
       <w:r>
         <w:rPr>
           <w:rFonts w:ascii="Arial" w:hAnsi="Arial" w:cs="Arial"/>
-          <w:sz w:val="20"/>
+          <w:sz w:val="18"/>
           <w:szCs w:val="20"/>
         </w:rPr>
         <w:t>GraphQL</w:t>
@@ -641,7 +667,7 @@
       <w:r>
         <w:rPr>
           <w:rFonts w:ascii="Arial" w:hAnsi="Arial" w:cs="Arial"/>
-          <w:sz w:val="20"/>
+          <w:sz w:val="18"/>
           <w:szCs w:val="20"/>
         </w:rPr>
         <w:t xml:space="preserve">, </w:t>
@@ -650,7 +676,7 @@
       <w:r>
         <w:rPr>
           <w:rFonts w:ascii="Arial" w:hAnsi="Arial" w:cs="Arial"/>
-          <w:sz w:val="20"/>
+          <w:sz w:val="18"/>
           <w:szCs w:val="20"/>
         </w:rPr>
         <w:t>WebSockets</w:t>
@@ -659,7 +685,7 @@
       <w:r>
         <w:rPr>
           <w:rFonts w:ascii="Arial" w:hAnsi="Arial" w:cs="Arial"/>
-          <w:sz w:val="20"/>
+          <w:sz w:val="18"/>
           <w:szCs w:val="20"/>
         </w:rPr>
         <w:t>, background jobs, event-driven patterns, retries/</w:t>
@@ -668,7 +694,7 @@
       <w:r>
         <w:rPr>
           <w:rFonts w:ascii="Arial" w:hAnsi="Arial" w:cs="Arial"/>
-          <w:sz w:val="20"/>
+          <w:sz w:val="18"/>
           <w:szCs w:val="20"/>
         </w:rPr>
         <w:t>backoff</w:t>
@@ -677,7 +703,7 @@
       <w:r>
         <w:rPr>
           <w:rFonts w:ascii="Arial" w:hAnsi="Arial" w:cs="Arial"/>
-          <w:sz w:val="20"/>
+          <w:sz w:val="18"/>
           <w:szCs w:val="20"/>
         </w:rPr>
         <w:t xml:space="preserve">, circuit breakers, </w:t>
@@ -686,7 +712,7 @@
       <w:r>
         <w:rPr>
           <w:rFonts w:ascii="Arial" w:hAnsi="Arial" w:cs="Arial"/>
-          <w:sz w:val="20"/>
+          <w:sz w:val="18"/>
           <w:szCs w:val="20"/>
         </w:rPr>
         <w:t>idempotency</w:t>
@@ -695,7 +721,7 @@
       <w:r>
         <w:rPr>
           <w:rFonts w:ascii="Arial" w:hAnsi="Arial" w:cs="Arial"/>
-          <w:sz w:val="20"/>
+          <w:sz w:val="18"/>
           <w:szCs w:val="20"/>
         </w:rPr>
         <w:t xml:space="preserve">, caching strategies, rate limiting, </w:t>
@@ -704,7 +730,7 @@
       <w:r>
         <w:rPr>
           <w:rFonts w:ascii="Arial" w:hAnsi="Arial" w:cs="Arial"/>
-          <w:sz w:val="20"/>
+          <w:sz w:val="18"/>
           <w:szCs w:val="20"/>
         </w:rPr>
         <w:t>webhook</w:t>
@@ -713,7 +739,7 @@
       <w:r>
         <w:rPr>
           <w:rFonts w:ascii="Arial" w:hAnsi="Arial" w:cs="Arial"/>
-          <w:sz w:val="20"/>
+          <w:sz w:val="18"/>
           <w:szCs w:val="20"/>
         </w:rPr>
         <w:t xml:space="preserve"> signature verification, file/media workflows (S3-style), API contracts and error standards</w:t>
@@ -729,15 +755,15 @@
         <w:jc w:val="both"/>
         <w:rPr>
           <w:rFonts w:ascii="Arial" w:hAnsi="Arial" w:cs="Arial"/>
-          <w:sz w:val="20"/>
-          <w:szCs w:val="20"/>
-        </w:rPr>
-      </w:pPr>
-      <w:r>
-        <w:rPr>
-          <w:rStyle w:val="Strong"/>
-          <w:rFonts w:ascii="Arial" w:hAnsi="Arial" w:cs="Arial"/>
-          <w:sz w:val="20"/>
+          <w:sz w:val="18"/>
+          <w:szCs w:val="20"/>
+        </w:rPr>
+      </w:pPr>
+      <w:r>
+        <w:rPr>
+          <w:rStyle w:val="Strong"/>
+          <w:rFonts w:ascii="Arial" w:hAnsi="Arial" w:cs="Arial"/>
+          <w:sz w:val="18"/>
           <w:szCs w:val="20"/>
         </w:rPr>
         <w:t>Data, Messaging &amp; Search</w:t>
@@ -745,17 +771,35 @@
       <w:r>
         <w:rPr>
           <w:rFonts w:ascii="Arial" w:hAnsi="Arial" w:cs="Arial"/>
-          <w:sz w:val="20"/>
-          <w:szCs w:val="20"/>
-        </w:rPr>
-        <w:t xml:space="preserve"> — Relational: </w:t>
-      </w:r>
-      <w:proofErr w:type="spellStart"/>
-      <w:r>
-        <w:rPr>
-          <w:rStyle w:val="Strong"/>
-          <w:rFonts w:ascii="Arial" w:hAnsi="Arial" w:cs="Arial"/>
-          <w:sz w:val="20"/>
+          <w:sz w:val="18"/>
+          <w:szCs w:val="20"/>
+        </w:rPr>
+        <w:t xml:space="preserve"> — </w:t>
+      </w:r>
+      <w:r>
+        <w:rPr>
+          <w:rFonts w:ascii="Arial" w:hAnsi="Arial" w:cs="Arial"/>
+          <w:b/>
+          <w:sz w:val="18"/>
+          <w:szCs w:val="20"/>
+        </w:rPr>
+        <w:t>Relational</w:t>
+      </w:r>
+      <w:r>
+        <w:rPr>
+          <w:rFonts w:ascii="Arial" w:hAnsi="Arial" w:cs="Arial"/>
+          <w:sz w:val="18"/>
+          <w:szCs w:val="20"/>
+        </w:rPr>
+        <w:t xml:space="preserve">: </w:t>
+      </w:r>
+      <w:proofErr w:type="spellStart"/>
+      <w:r>
+        <w:rPr>
+          <w:rStyle w:val="Strong"/>
+          <w:rFonts w:ascii="Arial" w:hAnsi="Arial" w:cs="Arial"/>
+          <w:b w:val="0"/>
+          <w:sz w:val="18"/>
           <w:szCs w:val="20"/>
         </w:rPr>
         <w:t>PostgreSQL</w:t>
@@ -764,7 +808,7 @@
       <w:r>
         <w:rPr>
           <w:rFonts w:ascii="Arial" w:hAnsi="Arial" w:cs="Arial"/>
-          <w:sz w:val="20"/>
+          <w:sz w:val="18"/>
           <w:szCs w:val="20"/>
         </w:rPr>
         <w:t xml:space="preserve">, </w:t>
@@ -773,7 +817,8 @@
         <w:rPr>
           <w:rStyle w:val="Strong"/>
           <w:rFonts w:ascii="Arial" w:hAnsi="Arial" w:cs="Arial"/>
-          <w:sz w:val="20"/>
+          <w:b w:val="0"/>
+          <w:sz w:val="18"/>
           <w:szCs w:val="20"/>
         </w:rPr>
         <w:t>MySQL</w:t>
@@ -781,7 +826,7 @@
       <w:r>
         <w:rPr>
           <w:rFonts w:ascii="Arial" w:hAnsi="Arial" w:cs="Arial"/>
-          <w:sz w:val="20"/>
+          <w:sz w:val="18"/>
           <w:szCs w:val="20"/>
         </w:rPr>
         <w:t xml:space="preserve">, </w:t>
@@ -790,7 +835,8 @@
         <w:rPr>
           <w:rStyle w:val="Strong"/>
           <w:rFonts w:ascii="Arial" w:hAnsi="Arial" w:cs="Arial"/>
-          <w:sz w:val="20"/>
+          <w:b w:val="0"/>
+          <w:sz w:val="18"/>
           <w:szCs w:val="20"/>
         </w:rPr>
         <w:t>SQL Server</w:t>
@@ -798,7 +844,7 @@
       <w:r>
         <w:rPr>
           <w:rFonts w:ascii="Arial" w:hAnsi="Arial" w:cs="Arial"/>
-          <w:sz w:val="20"/>
+          <w:sz w:val="18"/>
           <w:szCs w:val="20"/>
         </w:rPr>
         <w:t xml:space="preserve"> • </w:t>
@@ -807,7 +853,8 @@
       <w:r>
         <w:rPr>
           <w:rFonts w:ascii="Arial" w:hAnsi="Arial" w:cs="Arial"/>
-          <w:sz w:val="20"/>
+          <w:b/>
+          <w:sz w:val="18"/>
           <w:szCs w:val="20"/>
         </w:rPr>
         <w:t>NoSQL</w:t>
@@ -816,7 +863,7 @@
       <w:r>
         <w:rPr>
           <w:rFonts w:ascii="Arial" w:hAnsi="Arial" w:cs="Arial"/>
-          <w:sz w:val="20"/>
+          <w:sz w:val="18"/>
           <w:szCs w:val="20"/>
         </w:rPr>
         <w:t xml:space="preserve">: </w:t>
@@ -826,7 +873,8 @@
         <w:rPr>
           <w:rStyle w:val="Strong"/>
           <w:rFonts w:ascii="Arial" w:hAnsi="Arial" w:cs="Arial"/>
-          <w:sz w:val="20"/>
+          <w:b w:val="0"/>
+          <w:sz w:val="18"/>
           <w:szCs w:val="20"/>
         </w:rPr>
         <w:t>Redis</w:t>
@@ -835,7 +883,7 @@
       <w:r>
         <w:rPr>
           <w:rFonts w:ascii="Arial" w:hAnsi="Arial" w:cs="Arial"/>
-          <w:sz w:val="20"/>
+          <w:sz w:val="18"/>
           <w:szCs w:val="20"/>
         </w:rPr>
         <w:t xml:space="preserve">, </w:t>
@@ -845,7 +893,8 @@
         <w:rPr>
           <w:rStyle w:val="Strong"/>
           <w:rFonts w:ascii="Arial" w:hAnsi="Arial" w:cs="Arial"/>
-          <w:sz w:val="20"/>
+          <w:b w:val="0"/>
+          <w:sz w:val="18"/>
           <w:szCs w:val="20"/>
         </w:rPr>
         <w:t>MongoDB</w:t>
@@ -854,7 +903,7 @@
       <w:r>
         <w:rPr>
           <w:rFonts w:ascii="Arial" w:hAnsi="Arial" w:cs="Arial"/>
-          <w:sz w:val="20"/>
+          <w:sz w:val="18"/>
           <w:szCs w:val="20"/>
         </w:rPr>
         <w:t xml:space="preserve">, </w:t>
@@ -864,7 +913,8 @@
         <w:rPr>
           <w:rStyle w:val="Strong"/>
           <w:rFonts w:ascii="Arial" w:hAnsi="Arial" w:cs="Arial"/>
-          <w:sz w:val="20"/>
+          <w:b w:val="0"/>
+          <w:sz w:val="18"/>
           <w:szCs w:val="20"/>
         </w:rPr>
         <w:t>DynamoDB</w:t>
@@ -873,16 +923,34 @@
       <w:r>
         <w:rPr>
           <w:rFonts w:ascii="Arial" w:hAnsi="Arial" w:cs="Arial"/>
-          <w:sz w:val="20"/>
-          <w:szCs w:val="20"/>
-        </w:rPr>
-        <w:t xml:space="preserve"> • Queues/streams: </w:t>
-      </w:r>
-      <w:r>
-        <w:rPr>
-          <w:rStyle w:val="Strong"/>
-          <w:rFonts w:ascii="Arial" w:hAnsi="Arial" w:cs="Arial"/>
-          <w:sz w:val="20"/>
+          <w:sz w:val="18"/>
+          <w:szCs w:val="20"/>
+        </w:rPr>
+        <w:t xml:space="preserve"> • </w:t>
+      </w:r>
+      <w:r>
+        <w:rPr>
+          <w:rFonts w:ascii="Arial" w:hAnsi="Arial" w:cs="Arial"/>
+          <w:b/>
+          <w:sz w:val="18"/>
+          <w:szCs w:val="20"/>
+        </w:rPr>
+        <w:t>Queues/streams</w:t>
+      </w:r>
+      <w:r>
+        <w:rPr>
+          <w:rFonts w:ascii="Arial" w:hAnsi="Arial" w:cs="Arial"/>
+          <w:sz w:val="18"/>
+          <w:szCs w:val="20"/>
+        </w:rPr>
+        <w:t xml:space="preserve">: </w:t>
+      </w:r>
+      <w:r>
+        <w:rPr>
+          <w:rStyle w:val="Strong"/>
+          <w:rFonts w:ascii="Arial" w:hAnsi="Arial" w:cs="Arial"/>
+          <w:b w:val="0"/>
+          <w:sz w:val="18"/>
           <w:szCs w:val="20"/>
         </w:rPr>
         <w:t>AWS SQS/SNS</w:t>
@@ -890,7 +958,7 @@
       <w:r>
         <w:rPr>
           <w:rFonts w:ascii="Arial" w:hAnsi="Arial" w:cs="Arial"/>
-          <w:sz w:val="20"/>
+          <w:sz w:val="18"/>
           <w:szCs w:val="20"/>
         </w:rPr>
         <w:t xml:space="preserve">, </w:t>
@@ -899,7 +967,8 @@
         <w:rPr>
           <w:rStyle w:val="Strong"/>
           <w:rFonts w:ascii="Arial" w:hAnsi="Arial" w:cs="Arial"/>
-          <w:sz w:val="20"/>
+          <w:b w:val="0"/>
+          <w:sz w:val="18"/>
           <w:szCs w:val="20"/>
         </w:rPr>
         <w:t>Kafka</w:t>
@@ -907,7 +976,7 @@
       <w:r>
         <w:rPr>
           <w:rFonts w:ascii="Arial" w:hAnsi="Arial" w:cs="Arial"/>
-          <w:sz w:val="20"/>
+          <w:sz w:val="18"/>
           <w:szCs w:val="20"/>
         </w:rPr>
         <w:t xml:space="preserve">, </w:t>
@@ -917,7 +986,8 @@
         <w:rPr>
           <w:rStyle w:val="Strong"/>
           <w:rFonts w:ascii="Arial" w:hAnsi="Arial" w:cs="Arial"/>
-          <w:sz w:val="20"/>
+          <w:b w:val="0"/>
+          <w:sz w:val="18"/>
           <w:szCs w:val="20"/>
         </w:rPr>
         <w:t>RabbitMQ</w:t>
@@ -926,17 +996,35 @@
       <w:r>
         <w:rPr>
           <w:rFonts w:ascii="Arial" w:hAnsi="Arial" w:cs="Arial"/>
-          <w:sz w:val="20"/>
-          <w:szCs w:val="20"/>
-        </w:rPr>
-        <w:t xml:space="preserve"> • Search: </w:t>
-      </w:r>
-      <w:proofErr w:type="spellStart"/>
-      <w:r>
-        <w:rPr>
-          <w:rStyle w:val="Strong"/>
-          <w:rFonts w:ascii="Arial" w:hAnsi="Arial" w:cs="Arial"/>
-          <w:sz w:val="20"/>
+          <w:sz w:val="18"/>
+          <w:szCs w:val="20"/>
+        </w:rPr>
+        <w:t xml:space="preserve"> • </w:t>
+      </w:r>
+      <w:r>
+        <w:rPr>
+          <w:rFonts w:ascii="Arial" w:hAnsi="Arial" w:cs="Arial"/>
+          <w:b/>
+          <w:sz w:val="18"/>
+          <w:szCs w:val="20"/>
+        </w:rPr>
+        <w:t>Search</w:t>
+      </w:r>
+      <w:r>
+        <w:rPr>
+          <w:rFonts w:ascii="Arial" w:hAnsi="Arial" w:cs="Arial"/>
+          <w:sz w:val="18"/>
+          <w:szCs w:val="20"/>
+        </w:rPr>
+        <w:t xml:space="preserve">: </w:t>
+      </w:r>
+      <w:proofErr w:type="spellStart"/>
+      <w:r>
+        <w:rPr>
+          <w:rStyle w:val="Strong"/>
+          <w:rFonts w:ascii="Arial" w:hAnsi="Arial" w:cs="Arial"/>
+          <w:b w:val="0"/>
+          <w:sz w:val="18"/>
           <w:szCs w:val="20"/>
         </w:rPr>
         <w:t>Elasticsearch</w:t>
@@ -945,7 +1033,7 @@
       <w:r>
         <w:rPr>
           <w:rFonts w:ascii="Arial" w:hAnsi="Arial" w:cs="Arial"/>
-          <w:sz w:val="20"/>
+          <w:sz w:val="18"/>
           <w:szCs w:val="20"/>
         </w:rPr>
         <w:t xml:space="preserve">, </w:t>
@@ -954,7 +1042,8 @@
         <w:rPr>
           <w:rStyle w:val="Strong"/>
           <w:rFonts w:ascii="Arial" w:hAnsi="Arial" w:cs="Arial"/>
-          <w:sz w:val="20"/>
+          <w:b w:val="0"/>
+          <w:sz w:val="18"/>
           <w:szCs w:val="20"/>
         </w:rPr>
         <w:t>OpenSearch</w:t>
@@ -962,16 +1051,34 @@
       <w:r>
         <w:rPr>
           <w:rFonts w:ascii="Arial" w:hAnsi="Arial" w:cs="Arial"/>
-          <w:sz w:val="20"/>
-          <w:szCs w:val="20"/>
-        </w:rPr>
-        <w:t xml:space="preserve"> • Analytics: </w:t>
-      </w:r>
-      <w:r>
-        <w:rPr>
-          <w:rStyle w:val="Strong"/>
-          <w:rFonts w:ascii="Arial" w:hAnsi="Arial" w:cs="Arial"/>
-          <w:sz w:val="20"/>
+          <w:sz w:val="18"/>
+          <w:szCs w:val="20"/>
+        </w:rPr>
+        <w:t xml:space="preserve"> • </w:t>
+      </w:r>
+      <w:r>
+        <w:rPr>
+          <w:rFonts w:ascii="Arial" w:hAnsi="Arial" w:cs="Arial"/>
+          <w:b/>
+          <w:sz w:val="18"/>
+          <w:szCs w:val="20"/>
+        </w:rPr>
+        <w:t>Analytics</w:t>
+      </w:r>
+      <w:r>
+        <w:rPr>
+          <w:rFonts w:ascii="Arial" w:hAnsi="Arial" w:cs="Arial"/>
+          <w:sz w:val="18"/>
+          <w:szCs w:val="20"/>
+        </w:rPr>
+        <w:t xml:space="preserve">: </w:t>
+      </w:r>
+      <w:r>
+        <w:rPr>
+          <w:rStyle w:val="Strong"/>
+          <w:rFonts w:ascii="Arial" w:hAnsi="Arial" w:cs="Arial"/>
+          <w:b w:val="0"/>
+          <w:sz w:val="18"/>
           <w:szCs w:val="20"/>
         </w:rPr>
         <w:t>Redshift</w:t>
@@ -979,7 +1086,7 @@
       <w:r>
         <w:rPr>
           <w:rFonts w:ascii="Arial" w:hAnsi="Arial" w:cs="Arial"/>
-          <w:sz w:val="20"/>
+          <w:sz w:val="18"/>
           <w:szCs w:val="20"/>
         </w:rPr>
         <w:t xml:space="preserve">, </w:t>
@@ -989,7 +1096,8 @@
         <w:rPr>
           <w:rStyle w:val="Strong"/>
           <w:rFonts w:ascii="Arial" w:hAnsi="Arial" w:cs="Arial"/>
-          <w:sz w:val="20"/>
+          <w:b w:val="0"/>
+          <w:sz w:val="18"/>
           <w:szCs w:val="20"/>
         </w:rPr>
         <w:t>BigQuery</w:t>
@@ -1006,15 +1114,15 @@
         <w:jc w:val="both"/>
         <w:rPr>
           <w:rFonts w:ascii="Arial" w:hAnsi="Arial" w:cs="Arial"/>
-          <w:sz w:val="20"/>
-          <w:szCs w:val="20"/>
-        </w:rPr>
-      </w:pPr>
-      <w:r>
-        <w:rPr>
-          <w:rStyle w:val="Strong"/>
-          <w:rFonts w:ascii="Arial" w:hAnsi="Arial" w:cs="Arial"/>
-          <w:sz w:val="20"/>
+          <w:sz w:val="18"/>
+          <w:szCs w:val="20"/>
+        </w:rPr>
+      </w:pPr>
+      <w:r>
+        <w:rPr>
+          <w:rStyle w:val="Strong"/>
+          <w:rFonts w:ascii="Arial" w:hAnsi="Arial" w:cs="Arial"/>
+          <w:sz w:val="18"/>
           <w:szCs w:val="20"/>
         </w:rPr>
         <w:t xml:space="preserve">Cloud &amp; </w:t>
@@ -1024,7 +1132,7 @@
         <w:rPr>
           <w:rStyle w:val="Strong"/>
           <w:rFonts w:ascii="Arial" w:hAnsi="Arial" w:cs="Arial"/>
-          <w:sz w:val="20"/>
+          <w:sz w:val="18"/>
           <w:szCs w:val="20"/>
         </w:rPr>
         <w:t>DevOps</w:t>
@@ -1033,7 +1141,7 @@
       <w:r>
         <w:rPr>
           <w:rFonts w:ascii="Arial" w:hAnsi="Arial" w:cs="Arial"/>
-          <w:sz w:val="20"/>
+          <w:sz w:val="18"/>
           <w:szCs w:val="20"/>
         </w:rPr>
         <w:t xml:space="preserve"> — </w:t>
@@ -1042,17 +1150,37 @@
         <w:rPr>
           <w:rStyle w:val="Strong"/>
           <w:rFonts w:ascii="Arial" w:hAnsi="Arial" w:cs="Arial"/>
-          <w:sz w:val="20"/>
-          <w:szCs w:val="20"/>
-        </w:rPr>
-        <w:t xml:space="preserve">AWS (primary): EKS, ECS, EC2, Lambda, API Gateway, S3, </w:t>
-      </w:r>
-      <w:proofErr w:type="spellStart"/>
-      <w:r>
-        <w:rPr>
-          <w:rStyle w:val="Strong"/>
-          <w:rFonts w:ascii="Arial" w:hAnsi="Arial" w:cs="Arial"/>
-          <w:sz w:val="20"/>
+          <w:sz w:val="18"/>
+          <w:szCs w:val="20"/>
+        </w:rPr>
+        <w:t>AWS</w:t>
+      </w:r>
+      <w:r>
+        <w:rPr>
+          <w:rStyle w:val="Strong"/>
+          <w:rFonts w:ascii="Arial" w:hAnsi="Arial" w:cs="Arial"/>
+          <w:sz w:val="18"/>
+          <w:szCs w:val="20"/>
+        </w:rPr>
+        <w:t xml:space="preserve">: </w:t>
+      </w:r>
+      <w:r>
+        <w:rPr>
+          <w:rStyle w:val="Strong"/>
+          <w:rFonts w:ascii="Arial" w:hAnsi="Arial" w:cs="Arial"/>
+          <w:b w:val="0"/>
+          <w:sz w:val="18"/>
+          <w:szCs w:val="20"/>
+        </w:rPr>
+        <w:t xml:space="preserve">EKS, ECS, EC2, Lambda, API Gateway, S3, </w:t>
+      </w:r>
+      <w:proofErr w:type="spellStart"/>
+      <w:r>
+        <w:rPr>
+          <w:rStyle w:val="Strong"/>
+          <w:rFonts w:ascii="Arial" w:hAnsi="Arial" w:cs="Arial"/>
+          <w:b w:val="0"/>
+          <w:sz w:val="18"/>
           <w:szCs w:val="20"/>
         </w:rPr>
         <w:t>CloudFront</w:t>
@@ -1062,7 +1190,8 @@
         <w:rPr>
           <w:rStyle w:val="Strong"/>
           <w:rFonts w:ascii="Arial" w:hAnsi="Arial" w:cs="Arial"/>
-          <w:sz w:val="20"/>
+          <w:b w:val="0"/>
+          <w:sz w:val="18"/>
           <w:szCs w:val="20"/>
         </w:rPr>
         <w:t xml:space="preserve">, RDS, </w:t>
@@ -1072,7 +1201,8 @@
         <w:rPr>
           <w:rStyle w:val="Strong"/>
           <w:rFonts w:ascii="Arial" w:hAnsi="Arial" w:cs="Arial"/>
-          <w:sz w:val="20"/>
+          <w:b w:val="0"/>
+          <w:sz w:val="18"/>
           <w:szCs w:val="20"/>
         </w:rPr>
         <w:t>DynamoDB</w:t>
@@ -1082,7 +1212,8 @@
         <w:rPr>
           <w:rStyle w:val="Strong"/>
           <w:rFonts w:ascii="Arial" w:hAnsi="Arial" w:cs="Arial"/>
-          <w:sz w:val="20"/>
+          <w:b w:val="0"/>
+          <w:sz w:val="18"/>
           <w:szCs w:val="20"/>
         </w:rPr>
         <w:t xml:space="preserve">, </w:t>
@@ -1092,7 +1223,8 @@
         <w:rPr>
           <w:rStyle w:val="Strong"/>
           <w:rFonts w:ascii="Arial" w:hAnsi="Arial" w:cs="Arial"/>
-          <w:sz w:val="20"/>
+          <w:b w:val="0"/>
+          <w:sz w:val="18"/>
           <w:szCs w:val="20"/>
         </w:rPr>
         <w:t>ElastiCache</w:t>
@@ -1102,7 +1234,8 @@
         <w:rPr>
           <w:rStyle w:val="Strong"/>
           <w:rFonts w:ascii="Arial" w:hAnsi="Arial" w:cs="Arial"/>
-          <w:sz w:val="20"/>
+          <w:b w:val="0"/>
+          <w:sz w:val="18"/>
           <w:szCs w:val="20"/>
         </w:rPr>
         <w:t xml:space="preserve">, </w:t>
@@ -1112,7 +1245,8 @@
         <w:rPr>
           <w:rStyle w:val="Strong"/>
           <w:rFonts w:ascii="Arial" w:hAnsi="Arial" w:cs="Arial"/>
-          <w:sz w:val="20"/>
+          <w:b w:val="0"/>
+          <w:sz w:val="18"/>
           <w:szCs w:val="20"/>
         </w:rPr>
         <w:t>EventBridge</w:t>
@@ -1122,7 +1256,8 @@
         <w:rPr>
           <w:rStyle w:val="Strong"/>
           <w:rFonts w:ascii="Arial" w:hAnsi="Arial" w:cs="Arial"/>
-          <w:sz w:val="20"/>
+          <w:b w:val="0"/>
+          <w:sz w:val="18"/>
           <w:szCs w:val="20"/>
         </w:rPr>
         <w:t>, Step Functions, IAM</w:t>
@@ -1130,16 +1265,34 @@
       <w:r>
         <w:rPr>
           <w:rFonts w:ascii="Arial" w:hAnsi="Arial" w:cs="Arial"/>
-          <w:sz w:val="20"/>
-          <w:szCs w:val="20"/>
-        </w:rPr>
-        <w:t xml:space="preserve"> • Azure: </w:t>
-      </w:r>
-      <w:r>
-        <w:rPr>
-          <w:rStyle w:val="Strong"/>
-          <w:rFonts w:ascii="Arial" w:hAnsi="Arial" w:cs="Arial"/>
-          <w:sz w:val="20"/>
+          <w:sz w:val="18"/>
+          <w:szCs w:val="20"/>
+        </w:rPr>
+        <w:t xml:space="preserve"> • </w:t>
+      </w:r>
+      <w:r>
+        <w:rPr>
+          <w:rFonts w:ascii="Arial" w:hAnsi="Arial" w:cs="Arial"/>
+          <w:b/>
+          <w:sz w:val="18"/>
+          <w:szCs w:val="20"/>
+        </w:rPr>
+        <w:t>Azure</w:t>
+      </w:r>
+      <w:r>
+        <w:rPr>
+          <w:rFonts w:ascii="Arial" w:hAnsi="Arial" w:cs="Arial"/>
+          <w:sz w:val="18"/>
+          <w:szCs w:val="20"/>
+        </w:rPr>
+        <w:t xml:space="preserve">: </w:t>
+      </w:r>
+      <w:r>
+        <w:rPr>
+          <w:rStyle w:val="Strong"/>
+          <w:rFonts w:ascii="Arial" w:hAnsi="Arial" w:cs="Arial"/>
+          <w:b w:val="0"/>
+          <w:sz w:val="18"/>
           <w:szCs w:val="20"/>
         </w:rPr>
         <w:t>AKS, App Service, Azure SQL, Service Bus, Key Vault, Application Insights</w:t>
@@ -1147,16 +1300,34 @@
       <w:r>
         <w:rPr>
           <w:rFonts w:ascii="Arial" w:hAnsi="Arial" w:cs="Arial"/>
-          <w:sz w:val="20"/>
-          <w:szCs w:val="20"/>
-        </w:rPr>
-        <w:t xml:space="preserve"> • GCP: </w:t>
-      </w:r>
-      <w:r>
-        <w:rPr>
-          <w:rStyle w:val="Strong"/>
-          <w:rFonts w:ascii="Arial" w:hAnsi="Arial" w:cs="Arial"/>
-          <w:sz w:val="20"/>
+          <w:sz w:val="18"/>
+          <w:szCs w:val="20"/>
+        </w:rPr>
+        <w:t xml:space="preserve"> • </w:t>
+      </w:r>
+      <w:r>
+        <w:rPr>
+          <w:rFonts w:ascii="Arial" w:hAnsi="Arial" w:cs="Arial"/>
+          <w:b/>
+          <w:sz w:val="18"/>
+          <w:szCs w:val="20"/>
+        </w:rPr>
+        <w:t>GCP</w:t>
+      </w:r>
+      <w:r>
+        <w:rPr>
+          <w:rFonts w:ascii="Arial" w:hAnsi="Arial" w:cs="Arial"/>
+          <w:sz w:val="18"/>
+          <w:szCs w:val="20"/>
+        </w:rPr>
+        <w:t xml:space="preserve">: </w:t>
+      </w:r>
+      <w:r>
+        <w:rPr>
+          <w:rStyle w:val="Strong"/>
+          <w:rFonts w:ascii="Arial" w:hAnsi="Arial" w:cs="Arial"/>
+          <w:b w:val="0"/>
+          <w:sz w:val="18"/>
           <w:szCs w:val="20"/>
         </w:rPr>
         <w:t xml:space="preserve">GKE, Cloud Run, Pub/Sub, Cloud Storage, </w:t>
@@ -1166,7 +1337,8 @@
         <w:rPr>
           <w:rStyle w:val="Strong"/>
           <w:rFonts w:ascii="Arial" w:hAnsi="Arial" w:cs="Arial"/>
-          <w:sz w:val="20"/>
+          <w:b w:val="0"/>
+          <w:sz w:val="18"/>
           <w:szCs w:val="20"/>
         </w:rPr>
         <w:t>BigQuery</w:t>
@@ -1175,26 +1347,169 @@
       <w:r>
         <w:rPr>
           <w:rFonts w:ascii="Arial" w:hAnsi="Arial" w:cs="Arial"/>
-          <w:sz w:val="20"/>
+          <w:b/>
+          <w:sz w:val="18"/>
+          <w:szCs w:val="20"/>
+        </w:rPr>
+        <w:t>,</w:t>
+      </w:r>
+      <w:r>
+        <w:rPr>
+          <w:rFonts w:ascii="Arial" w:hAnsi="Arial" w:cs="Arial"/>
+          <w:b/>
+          <w:sz w:val="18"/>
+          <w:szCs w:val="20"/>
+        </w:rPr>
+        <w:t xml:space="preserve"> </w:t>
+      </w:r>
+      <w:proofErr w:type="spellStart"/>
+      <w:r>
+        <w:rPr>
+          <w:rStyle w:val="Strong"/>
+          <w:rFonts w:ascii="Arial" w:hAnsi="Arial" w:cs="Arial"/>
+          <w:b w:val="0"/>
+          <w:sz w:val="18"/>
+          <w:szCs w:val="20"/>
+        </w:rPr>
+        <w:t>Docker</w:t>
+      </w:r>
+      <w:proofErr w:type="spellEnd"/>
+      <w:r>
+        <w:rPr>
+          <w:rFonts w:ascii="Arial" w:hAnsi="Arial" w:cs="Arial"/>
+          <w:sz w:val="18"/>
+          <w:szCs w:val="20"/>
+        </w:rPr>
+        <w:t xml:space="preserve">, </w:t>
+      </w:r>
+      <w:proofErr w:type="spellStart"/>
+      <w:r>
+        <w:rPr>
+          <w:rStyle w:val="Strong"/>
+          <w:rFonts w:ascii="Arial" w:hAnsi="Arial" w:cs="Arial"/>
+          <w:b w:val="0"/>
+          <w:sz w:val="18"/>
+          <w:szCs w:val="20"/>
+        </w:rPr>
+        <w:t>Kubernetes</w:t>
+      </w:r>
+      <w:proofErr w:type="spellEnd"/>
+      <w:r>
+        <w:rPr>
+          <w:rFonts w:ascii="Arial" w:hAnsi="Arial" w:cs="Arial"/>
+          <w:sz w:val="18"/>
+          <w:szCs w:val="20"/>
+        </w:rPr>
+        <w:t xml:space="preserve">, Helm, Argo CD, </w:t>
+      </w:r>
+      <w:proofErr w:type="spellStart"/>
+      <w:r>
+        <w:rPr>
+          <w:rFonts w:ascii="Arial" w:hAnsi="Arial" w:cs="Arial"/>
+          <w:sz w:val="18"/>
+          <w:szCs w:val="20"/>
+        </w:rPr>
+        <w:t>GitOps</w:t>
+      </w:r>
+      <w:proofErr w:type="spellEnd"/>
+      <w:r>
+        <w:rPr>
+          <w:rFonts w:ascii="Arial" w:hAnsi="Arial" w:cs="Arial"/>
+          <w:sz w:val="18"/>
+          <w:szCs w:val="20"/>
+        </w:rPr>
+        <w:t xml:space="preserve">, </w:t>
+      </w:r>
+      <w:proofErr w:type="spellStart"/>
+      <w:r>
+        <w:rPr>
+          <w:rStyle w:val="Strong"/>
+          <w:rFonts w:ascii="Arial" w:hAnsi="Arial" w:cs="Arial"/>
+          <w:b w:val="0"/>
+          <w:sz w:val="18"/>
+          <w:szCs w:val="20"/>
+        </w:rPr>
+        <w:t>Terraform</w:t>
+      </w:r>
+      <w:proofErr w:type="spellEnd"/>
+      <w:r>
+        <w:rPr>
+          <w:rFonts w:ascii="Arial" w:hAnsi="Arial" w:cs="Arial"/>
+          <w:sz w:val="18"/>
+          <w:szCs w:val="20"/>
+        </w:rPr>
+        <w:t xml:space="preserve">, </w:t>
+      </w:r>
+      <w:proofErr w:type="spellStart"/>
+      <w:r>
+        <w:rPr>
+          <w:rFonts w:ascii="Arial" w:hAnsi="Arial" w:cs="Arial"/>
+          <w:sz w:val="18"/>
+          <w:szCs w:val="20"/>
+        </w:rPr>
+        <w:t>CloudFormation</w:t>
+      </w:r>
+      <w:proofErr w:type="spellEnd"/>
+      <w:r>
+        <w:rPr>
+          <w:rFonts w:ascii="Arial" w:hAnsi="Arial" w:cs="Arial"/>
+          <w:sz w:val="18"/>
           <w:szCs w:val="20"/>
         </w:rPr>
         <w:t xml:space="preserve"> • </w:t>
       </w:r>
-      <w:proofErr w:type="spellStart"/>
-      <w:r>
-        <w:rPr>
-          <w:rStyle w:val="Strong"/>
-          <w:rFonts w:ascii="Arial" w:hAnsi="Arial" w:cs="Arial"/>
-          <w:sz w:val="20"/>
-          <w:szCs w:val="20"/>
-        </w:rPr>
-        <w:t>Docker</w:t>
-      </w:r>
-      <w:proofErr w:type="spellEnd"/>
-      <w:r>
-        <w:rPr>
-          <w:rFonts w:ascii="Arial" w:hAnsi="Arial" w:cs="Arial"/>
-          <w:sz w:val="20"/>
+      <w:r>
+        <w:rPr>
+          <w:rFonts w:ascii="Arial" w:hAnsi="Arial" w:cs="Arial"/>
+          <w:b/>
+          <w:sz w:val="18"/>
+          <w:szCs w:val="20"/>
+        </w:rPr>
+        <w:t>CI/CD</w:t>
+      </w:r>
+      <w:r>
+        <w:rPr>
+          <w:rFonts w:ascii="Arial" w:hAnsi="Arial" w:cs="Arial"/>
+          <w:sz w:val="18"/>
+          <w:szCs w:val="20"/>
+        </w:rPr>
+        <w:t xml:space="preserve">: </w:t>
+      </w:r>
+      <w:proofErr w:type="spellStart"/>
+      <w:r>
+        <w:rPr>
+          <w:rStyle w:val="Strong"/>
+          <w:rFonts w:ascii="Arial" w:hAnsi="Arial" w:cs="Arial"/>
+          <w:b w:val="0"/>
+          <w:sz w:val="18"/>
+          <w:szCs w:val="20"/>
+        </w:rPr>
+        <w:t>GitHub</w:t>
+      </w:r>
+      <w:proofErr w:type="spellEnd"/>
+      <w:r>
+        <w:rPr>
+          <w:rStyle w:val="Strong"/>
+          <w:rFonts w:ascii="Arial" w:hAnsi="Arial" w:cs="Arial"/>
+          <w:sz w:val="18"/>
+          <w:szCs w:val="20"/>
+        </w:rPr>
+        <w:t xml:space="preserve"> </w:t>
+      </w:r>
+      <w:r>
+        <w:rPr>
+          <w:rStyle w:val="Strong"/>
+          <w:rFonts w:ascii="Arial" w:hAnsi="Arial" w:cs="Arial"/>
+          <w:b w:val="0"/>
+          <w:sz w:val="18"/>
+          <w:szCs w:val="20"/>
+        </w:rPr>
+        <w:t>Actions</w:t>
+      </w:r>
+      <w:r>
+        <w:rPr>
+          <w:rFonts w:ascii="Arial" w:hAnsi="Arial" w:cs="Arial"/>
+          <w:sz w:val="18"/>
           <w:szCs w:val="20"/>
         </w:rPr>
         <w:t xml:space="preserve">, </w:t>
@@ -1202,36 +1517,35 @@
       <w:proofErr w:type="spellStart"/>
       <w:r>
         <w:rPr>
-          <w:rStyle w:val="Strong"/>
-          <w:rFonts w:ascii="Arial" w:hAnsi="Arial" w:cs="Arial"/>
-          <w:sz w:val="20"/>
-          <w:szCs w:val="20"/>
-        </w:rPr>
-        <w:t>Kubernetes</w:t>
-      </w:r>
-      <w:proofErr w:type="spellEnd"/>
-      <w:r>
-        <w:rPr>
-          <w:rFonts w:ascii="Arial" w:hAnsi="Arial" w:cs="Arial"/>
-          <w:sz w:val="20"/>
-          <w:szCs w:val="20"/>
-        </w:rPr>
-        <w:t xml:space="preserve">, Helm, Argo CD, </w:t>
-      </w:r>
-      <w:proofErr w:type="spellStart"/>
-      <w:r>
-        <w:rPr>
-          <w:rFonts w:ascii="Arial" w:hAnsi="Arial" w:cs="Arial"/>
-          <w:sz w:val="20"/>
-          <w:szCs w:val="20"/>
-        </w:rPr>
-        <w:t>GitOps</w:t>
-      </w:r>
-      <w:proofErr w:type="spellEnd"/>
-      <w:r>
-        <w:rPr>
-          <w:rFonts w:ascii="Arial" w:hAnsi="Arial" w:cs="Arial"/>
-          <w:sz w:val="20"/>
+          <w:rFonts w:ascii="Arial" w:hAnsi="Arial" w:cs="Arial"/>
+          <w:sz w:val="18"/>
+          <w:szCs w:val="20"/>
+        </w:rPr>
+        <w:t>GitLab</w:t>
+      </w:r>
+      <w:proofErr w:type="spellEnd"/>
+      <w:r>
+        <w:rPr>
+          <w:rFonts w:ascii="Arial" w:hAnsi="Arial" w:cs="Arial"/>
+          <w:sz w:val="18"/>
+          <w:szCs w:val="20"/>
+        </w:rPr>
+        <w:t xml:space="preserve"> CI, Jenkins, Azure </w:t>
+      </w:r>
+      <w:proofErr w:type="spellStart"/>
+      <w:r>
+        <w:rPr>
+          <w:rFonts w:ascii="Arial" w:hAnsi="Arial" w:cs="Arial"/>
+          <w:sz w:val="18"/>
+          <w:szCs w:val="20"/>
+        </w:rPr>
+        <w:t>DevOps</w:t>
+      </w:r>
+      <w:proofErr w:type="spellEnd"/>
+      <w:r>
+        <w:rPr>
+          <w:rFonts w:ascii="Arial" w:hAnsi="Arial" w:cs="Arial"/>
+          <w:sz w:val="18"/>
           <w:szCs w:val="20"/>
         </w:rPr>
         <w:t xml:space="preserve">, </w:t>
@@ -1239,109 +1553,8 @@
       <w:proofErr w:type="spellStart"/>
       <w:r>
         <w:rPr>
-          <w:rStyle w:val="Strong"/>
-          <w:rFonts w:ascii="Arial" w:hAnsi="Arial" w:cs="Arial"/>
-          <w:sz w:val="20"/>
-          <w:szCs w:val="20"/>
-        </w:rPr>
-        <w:t>Terraform</w:t>
-      </w:r>
-      <w:proofErr w:type="spellEnd"/>
-      <w:r>
-        <w:rPr>
-          <w:rFonts w:ascii="Arial" w:hAnsi="Arial" w:cs="Arial"/>
-          <w:sz w:val="20"/>
-          <w:szCs w:val="20"/>
-        </w:rPr>
-        <w:t xml:space="preserve">, </w:t>
-      </w:r>
-      <w:proofErr w:type="spellStart"/>
-      <w:r>
-        <w:rPr>
-          <w:rFonts w:ascii="Arial" w:hAnsi="Arial" w:cs="Arial"/>
-          <w:sz w:val="20"/>
-          <w:szCs w:val="20"/>
-        </w:rPr>
-        <w:t>CloudFormation</w:t>
-      </w:r>
-      <w:proofErr w:type="spellEnd"/>
-      <w:r>
-        <w:rPr>
-          <w:rFonts w:ascii="Arial" w:hAnsi="Arial" w:cs="Arial"/>
-          <w:sz w:val="20"/>
-          <w:szCs w:val="20"/>
-        </w:rPr>
-        <w:t xml:space="preserve"> • CI/CD: </w:t>
-      </w:r>
-      <w:proofErr w:type="spellStart"/>
-      <w:r>
-        <w:rPr>
-          <w:rStyle w:val="Strong"/>
-          <w:rFonts w:ascii="Arial" w:hAnsi="Arial" w:cs="Arial"/>
-          <w:sz w:val="20"/>
-          <w:szCs w:val="20"/>
-        </w:rPr>
-        <w:t>GitHub</w:t>
-      </w:r>
-      <w:proofErr w:type="spellEnd"/>
-      <w:r>
-        <w:rPr>
-          <w:rStyle w:val="Strong"/>
-          <w:rFonts w:ascii="Arial" w:hAnsi="Arial" w:cs="Arial"/>
-          <w:sz w:val="20"/>
-          <w:szCs w:val="20"/>
-        </w:rPr>
-        <w:t xml:space="preserve"> Actions</w:t>
-      </w:r>
-      <w:r>
-        <w:rPr>
-          <w:rFonts w:ascii="Arial" w:hAnsi="Arial" w:cs="Arial"/>
-          <w:sz w:val="20"/>
-          <w:szCs w:val="20"/>
-        </w:rPr>
-        <w:t xml:space="preserve">, </w:t>
-      </w:r>
-      <w:proofErr w:type="spellStart"/>
-      <w:r>
-        <w:rPr>
-          <w:rFonts w:ascii="Arial" w:hAnsi="Arial" w:cs="Arial"/>
-          <w:sz w:val="20"/>
-          <w:szCs w:val="20"/>
-        </w:rPr>
-        <w:t>GitLab</w:t>
-      </w:r>
-      <w:proofErr w:type="spellEnd"/>
-      <w:r>
-        <w:rPr>
-          <w:rFonts w:ascii="Arial" w:hAnsi="Arial" w:cs="Arial"/>
-          <w:sz w:val="20"/>
-          <w:szCs w:val="20"/>
-        </w:rPr>
-        <w:t xml:space="preserve"> CI, Jenkins, Azure </w:t>
-      </w:r>
-      <w:proofErr w:type="spellStart"/>
-      <w:r>
-        <w:rPr>
-          <w:rFonts w:ascii="Arial" w:hAnsi="Arial" w:cs="Arial"/>
-          <w:sz w:val="20"/>
-          <w:szCs w:val="20"/>
-        </w:rPr>
-        <w:t>DevOps</w:t>
-      </w:r>
-      <w:proofErr w:type="spellEnd"/>
-      <w:r>
-        <w:rPr>
-          <w:rFonts w:ascii="Arial" w:hAnsi="Arial" w:cs="Arial"/>
-          <w:sz w:val="20"/>
-          <w:szCs w:val="20"/>
-        </w:rPr>
-        <w:t xml:space="preserve">, </w:t>
-      </w:r>
-      <w:proofErr w:type="spellStart"/>
-      <w:r>
-        <w:rPr>
-          <w:rFonts w:ascii="Arial" w:hAnsi="Arial" w:cs="Arial"/>
-          <w:sz w:val="20"/>
+          <w:rFonts w:ascii="Arial" w:hAnsi="Arial" w:cs="Arial"/>
+          <w:sz w:val="18"/>
           <w:szCs w:val="20"/>
         </w:rPr>
         <w:t>CircleCI</w:t>
@@ -1358,16 +1571,16 @@
         <w:jc w:val="both"/>
         <w:rPr>
           <w:rFonts w:ascii="Arial" w:hAnsi="Arial" w:cs="Arial"/>
-          <w:sz w:val="20"/>
-          <w:szCs w:val="20"/>
-        </w:rPr>
-      </w:pPr>
-      <w:proofErr w:type="spellStart"/>
-      <w:r>
-        <w:rPr>
-          <w:rStyle w:val="Strong"/>
-          <w:rFonts w:ascii="Arial" w:hAnsi="Arial" w:cs="Arial"/>
-          <w:sz w:val="20"/>
+          <w:sz w:val="18"/>
+          <w:szCs w:val="20"/>
+        </w:rPr>
+      </w:pPr>
+      <w:proofErr w:type="spellStart"/>
+      <w:r>
+        <w:rPr>
+          <w:rStyle w:val="Strong"/>
+          <w:rFonts w:ascii="Arial" w:hAnsi="Arial" w:cs="Arial"/>
+          <w:sz w:val="18"/>
           <w:szCs w:val="20"/>
         </w:rPr>
         <w:t>Observability</w:t>
@@ -1377,7 +1590,7 @@
         <w:rPr>
           <w:rStyle w:val="Strong"/>
           <w:rFonts w:ascii="Arial" w:hAnsi="Arial" w:cs="Arial"/>
-          <w:sz w:val="20"/>
+          <w:sz w:val="18"/>
           <w:szCs w:val="20"/>
         </w:rPr>
         <w:t>, Quality &amp; Security</w:t>
@@ -1385,7 +1598,7 @@
       <w:r>
         <w:rPr>
           <w:rFonts w:ascii="Arial" w:hAnsi="Arial" w:cs="Arial"/>
-          <w:sz w:val="20"/>
+          <w:sz w:val="18"/>
           <w:szCs w:val="20"/>
         </w:rPr>
         <w:t xml:space="preserve"> — </w:t>
@@ -1395,7 +1608,8 @@
         <w:rPr>
           <w:rStyle w:val="Strong"/>
           <w:rFonts w:ascii="Arial" w:hAnsi="Arial" w:cs="Arial"/>
-          <w:sz w:val="20"/>
+          <w:b w:val="0"/>
+          <w:sz w:val="18"/>
           <w:szCs w:val="20"/>
         </w:rPr>
         <w:t>OpenTelemetry</w:t>
@@ -1404,7 +1618,7 @@
       <w:r>
         <w:rPr>
           <w:rFonts w:ascii="Arial" w:hAnsi="Arial" w:cs="Arial"/>
-          <w:sz w:val="20"/>
+          <w:sz w:val="18"/>
           <w:szCs w:val="20"/>
         </w:rPr>
         <w:t xml:space="preserve">, </w:t>
@@ -1414,7 +1628,8 @@
         <w:rPr>
           <w:rStyle w:val="Strong"/>
           <w:rFonts w:ascii="Arial" w:hAnsi="Arial" w:cs="Arial"/>
-          <w:sz w:val="20"/>
+          <w:b w:val="0"/>
+          <w:sz w:val="18"/>
           <w:szCs w:val="20"/>
         </w:rPr>
         <w:t>Datadog</w:t>
@@ -1423,7 +1638,7 @@
       <w:r>
         <w:rPr>
           <w:rFonts w:ascii="Arial" w:hAnsi="Arial" w:cs="Arial"/>
-          <w:sz w:val="20"/>
+          <w:sz w:val="18"/>
           <w:szCs w:val="20"/>
         </w:rPr>
         <w:t xml:space="preserve">, Prometheus, </w:t>
@@ -1432,7 +1647,7 @@
       <w:r>
         <w:rPr>
           <w:rFonts w:ascii="Arial" w:hAnsi="Arial" w:cs="Arial"/>
-          <w:sz w:val="20"/>
+          <w:sz w:val="18"/>
           <w:szCs w:val="20"/>
         </w:rPr>
         <w:t>Grafana</w:t>
@@ -1441,7 +1656,7 @@
       <w:r>
         <w:rPr>
           <w:rFonts w:ascii="Arial" w:hAnsi="Arial" w:cs="Arial"/>
-          <w:sz w:val="20"/>
+          <w:sz w:val="18"/>
           <w:szCs w:val="20"/>
         </w:rPr>
         <w:t xml:space="preserve">, ELK/EFK, </w:t>
@@ -1450,7 +1665,7 @@
       <w:r>
         <w:rPr>
           <w:rFonts w:ascii="Arial" w:hAnsi="Arial" w:cs="Arial"/>
-          <w:sz w:val="20"/>
+          <w:sz w:val="18"/>
           <w:szCs w:val="20"/>
         </w:rPr>
         <w:t>CloudWatch</w:t>
@@ -1459,16 +1674,34 @@
       <w:r>
         <w:rPr>
           <w:rFonts w:ascii="Arial" w:hAnsi="Arial" w:cs="Arial"/>
-          <w:sz w:val="20"/>
-          <w:szCs w:val="20"/>
-        </w:rPr>
-        <w:t xml:space="preserve">, structured logging, correlation IDs • Testing: </w:t>
-      </w:r>
-      <w:r>
-        <w:rPr>
-          <w:rStyle w:val="Strong"/>
-          <w:rFonts w:ascii="Arial" w:hAnsi="Arial" w:cs="Arial"/>
-          <w:sz w:val="20"/>
+          <w:sz w:val="18"/>
+          <w:szCs w:val="20"/>
+        </w:rPr>
+        <w:t xml:space="preserve">, structured logging, correlation IDs • </w:t>
+      </w:r>
+      <w:r>
+        <w:rPr>
+          <w:rFonts w:ascii="Arial" w:hAnsi="Arial" w:cs="Arial"/>
+          <w:b/>
+          <w:sz w:val="18"/>
+          <w:szCs w:val="20"/>
+        </w:rPr>
+        <w:t>Testing</w:t>
+      </w:r>
+      <w:r>
+        <w:rPr>
+          <w:rFonts w:ascii="Arial" w:hAnsi="Arial" w:cs="Arial"/>
+          <w:sz w:val="18"/>
+          <w:szCs w:val="20"/>
+        </w:rPr>
+        <w:t xml:space="preserve">: </w:t>
+      </w:r>
+      <w:r>
+        <w:rPr>
+          <w:rStyle w:val="Strong"/>
+          <w:rFonts w:ascii="Arial" w:hAnsi="Arial" w:cs="Arial"/>
+          <w:b w:val="0"/>
+          <w:sz w:val="18"/>
           <w:szCs w:val="20"/>
         </w:rPr>
         <w:t>Jest</w:t>
@@ -1476,16 +1709,34 @@
       <w:r>
         <w:rPr>
           <w:rFonts w:ascii="Arial" w:hAnsi="Arial" w:cs="Arial"/>
-          <w:sz w:val="20"/>
-          <w:szCs w:val="20"/>
-        </w:rPr>
-        <w:t xml:space="preserve">, Mocha, Chai, React Testing Library, Cypress, Playwright, API contract tests (Pact-style) • Security: </w:t>
-      </w:r>
-      <w:r>
-        <w:rPr>
-          <w:rStyle w:val="Strong"/>
-          <w:rFonts w:ascii="Arial" w:hAnsi="Arial" w:cs="Arial"/>
-          <w:sz w:val="20"/>
+          <w:sz w:val="18"/>
+          <w:szCs w:val="20"/>
+        </w:rPr>
+        <w:t xml:space="preserve">, Mocha, Chai, React Testing Library, Cypress, Playwright, API contract tests (Pact-style) • </w:t>
+      </w:r>
+      <w:r>
+        <w:rPr>
+          <w:rFonts w:ascii="Arial" w:hAnsi="Arial" w:cs="Arial"/>
+          <w:b/>
+          <w:sz w:val="18"/>
+          <w:szCs w:val="20"/>
+        </w:rPr>
+        <w:t>Security</w:t>
+      </w:r>
+      <w:r>
+        <w:rPr>
+          <w:rFonts w:ascii="Arial" w:hAnsi="Arial" w:cs="Arial"/>
+          <w:sz w:val="18"/>
+          <w:szCs w:val="20"/>
+        </w:rPr>
+        <w:t xml:space="preserve">: </w:t>
+      </w:r>
+      <w:r>
+        <w:rPr>
+          <w:rStyle w:val="Strong"/>
+          <w:rFonts w:ascii="Arial" w:hAnsi="Arial" w:cs="Arial"/>
+          <w:b w:val="0"/>
+          <w:sz w:val="18"/>
           <w:szCs w:val="20"/>
         </w:rPr>
         <w:t>OAuth2</w:t>
@@ -1493,7 +1744,7 @@
       <w:r>
         <w:rPr>
           <w:rFonts w:ascii="Arial" w:hAnsi="Arial" w:cs="Arial"/>
-          <w:sz w:val="20"/>
+          <w:sz w:val="18"/>
           <w:szCs w:val="20"/>
         </w:rPr>
         <w:t xml:space="preserve">, </w:t>
@@ -1503,7 +1754,8 @@
         <w:rPr>
           <w:rStyle w:val="Strong"/>
           <w:rFonts w:ascii="Arial" w:hAnsi="Arial" w:cs="Arial"/>
-          <w:sz w:val="20"/>
+          <w:b w:val="0"/>
+          <w:sz w:val="18"/>
           <w:szCs w:val="20"/>
         </w:rPr>
         <w:t>OpenID</w:t>
@@ -1513,15 +1765,25 @@
         <w:rPr>
           <w:rStyle w:val="Strong"/>
           <w:rFonts w:ascii="Arial" w:hAnsi="Arial" w:cs="Arial"/>
-          <w:sz w:val="20"/>
-          <w:szCs w:val="20"/>
-        </w:rPr>
-        <w:t xml:space="preserve"> Connect</w:t>
-      </w:r>
-      <w:r>
-        <w:rPr>
-          <w:rFonts w:ascii="Arial" w:hAnsi="Arial" w:cs="Arial"/>
-          <w:sz w:val="20"/>
+          <w:sz w:val="18"/>
+          <w:szCs w:val="20"/>
+        </w:rPr>
+        <w:t xml:space="preserve"> </w:t>
+      </w:r>
+      <w:r>
+        <w:rPr>
+          <w:rStyle w:val="Strong"/>
+          <w:rFonts w:ascii="Arial" w:hAnsi="Arial" w:cs="Arial"/>
+          <w:b w:val="0"/>
+          <w:sz w:val="18"/>
+          <w:szCs w:val="20"/>
+        </w:rPr>
+        <w:t>Connect</w:t>
+      </w:r>
+      <w:r>
+        <w:rPr>
+          <w:rFonts w:ascii="Arial" w:hAnsi="Arial" w:cs="Arial"/>
+          <w:sz w:val="18"/>
           <w:szCs w:val="20"/>
         </w:rPr>
         <w:t xml:space="preserve">, </w:t>
@@ -1530,7 +1792,8 @@
         <w:rPr>
           <w:rStyle w:val="Strong"/>
           <w:rFonts w:ascii="Arial" w:hAnsi="Arial" w:cs="Arial"/>
-          <w:sz w:val="20"/>
+          <w:b w:val="0"/>
+          <w:sz w:val="18"/>
           <w:szCs w:val="20"/>
         </w:rPr>
         <w:t>JWT</w:t>
@@ -1538,7 +1801,7 @@
       <w:r>
         <w:rPr>
           <w:rFonts w:ascii="Arial" w:hAnsi="Arial" w:cs="Arial"/>
-          <w:sz w:val="20"/>
+          <w:sz w:val="18"/>
           <w:szCs w:val="20"/>
         </w:rPr>
         <w:t xml:space="preserve">, </w:t>
@@ -1547,7 +1810,7 @@
       <w:r>
         <w:rPr>
           <w:rFonts w:ascii="Arial" w:hAnsi="Arial" w:cs="Arial"/>
-          <w:sz w:val="20"/>
+          <w:sz w:val="18"/>
           <w:szCs w:val="20"/>
         </w:rPr>
         <w:t>Okta</w:t>
@@ -1556,7 +1819,7 @@
       <w:r>
         <w:rPr>
           <w:rFonts w:ascii="Arial" w:hAnsi="Arial" w:cs="Arial"/>
-          <w:sz w:val="20"/>
+          <w:sz w:val="18"/>
           <w:szCs w:val="20"/>
         </w:rPr>
         <w:t xml:space="preserve">, Auth0, AWS </w:t>
@@ -1565,7 +1828,7 @@
       <w:r>
         <w:rPr>
           <w:rFonts w:ascii="Arial" w:hAnsi="Arial" w:cs="Arial"/>
-          <w:sz w:val="20"/>
+          <w:sz w:val="18"/>
           <w:szCs w:val="20"/>
         </w:rPr>
         <w:t>Cognito</w:t>
@@ -1574,7 +1837,7 @@
       <w:r>
         <w:rPr>
           <w:rFonts w:ascii="Arial" w:hAnsi="Arial" w:cs="Arial"/>
-          <w:sz w:val="20"/>
+          <w:sz w:val="18"/>
           <w:szCs w:val="20"/>
         </w:rPr>
         <w:t>, RBAC/ABAC, audit logging</w:t>
@@ -1654,13 +1917,13 @@
         <w:jc w:val="both"/>
         <w:rPr>
           <w:rFonts w:ascii="Arial" w:hAnsi="Arial" w:cs="Arial"/>
-          <w:sz w:val="20"/>
-        </w:rPr>
-      </w:pPr>
-      <w:r>
-        <w:rPr>
-          <w:rFonts w:ascii="Arial" w:hAnsi="Arial" w:cs="Arial"/>
-          <w:sz w:val="20"/>
+          <w:sz w:val="18"/>
+        </w:rPr>
+      </w:pPr>
+      <w:r>
+        <w:rPr>
+          <w:rFonts w:ascii="Arial" w:hAnsi="Arial" w:cs="Arial"/>
+          <w:sz w:val="18"/>
         </w:rPr>
         <w:t xml:space="preserve">Led delivery of customer-facing releases by breaking ambiguous product goals into measurable milestones, aligning on success metrics, and shipping with </w:t>
       </w:r>
@@ -1668,14 +1931,14 @@
         <w:rPr>
           <w:rStyle w:val="Strong"/>
           <w:rFonts w:ascii="Arial" w:hAnsi="Arial" w:cs="Arial"/>
-          <w:sz w:val="20"/>
+          <w:sz w:val="18"/>
         </w:rPr>
         <w:t>incremental rollouts</w:t>
       </w:r>
       <w:r>
         <w:rPr>
           <w:rFonts w:ascii="Arial" w:hAnsi="Arial" w:cs="Arial"/>
-          <w:sz w:val="20"/>
+          <w:sz w:val="18"/>
         </w:rPr>
         <w:t xml:space="preserve"> and clear ownership.</w:t>
       </w:r>
@@ -1690,13 +1953,13 @@
         <w:jc w:val="both"/>
         <w:rPr>
           <w:rFonts w:ascii="Arial" w:hAnsi="Arial" w:cs="Arial"/>
-          <w:sz w:val="20"/>
-        </w:rPr>
-      </w:pPr>
-      <w:r>
-        <w:rPr>
-          <w:rFonts w:ascii="Arial" w:hAnsi="Arial" w:cs="Arial"/>
-          <w:sz w:val="20"/>
+          <w:sz w:val="18"/>
+        </w:rPr>
+      </w:pPr>
+      <w:r>
+        <w:rPr>
+          <w:rFonts w:ascii="Arial" w:hAnsi="Arial" w:cs="Arial"/>
+          <w:sz w:val="18"/>
         </w:rPr>
         <w:t xml:space="preserve">Designed latency-sensitive services in </w:t>
       </w:r>
@@ -1704,14 +1967,14 @@
         <w:rPr>
           <w:rStyle w:val="Strong"/>
           <w:rFonts w:ascii="Arial" w:hAnsi="Arial" w:cs="Arial"/>
-          <w:sz w:val="20"/>
+          <w:sz w:val="18"/>
         </w:rPr>
         <w:t>Go</w:t>
       </w:r>
       <w:r>
         <w:rPr>
           <w:rFonts w:ascii="Arial" w:hAnsi="Arial" w:cs="Arial"/>
-          <w:sz w:val="20"/>
+          <w:sz w:val="18"/>
         </w:rPr>
         <w:t>, applying concurrency patterns, context propagation, request timeouts, and defensive validation for predictable production behavior.</w:t>
       </w:r>
@@ -1726,13 +1989,13 @@
         <w:jc w:val="both"/>
         <w:rPr>
           <w:rFonts w:ascii="Arial" w:hAnsi="Arial" w:cs="Arial"/>
-          <w:sz w:val="20"/>
-        </w:rPr>
-      </w:pPr>
-      <w:r>
-        <w:rPr>
-          <w:rFonts w:ascii="Arial" w:hAnsi="Arial" w:cs="Arial"/>
-          <w:sz w:val="20"/>
+          <w:sz w:val="18"/>
+        </w:rPr>
+      </w:pPr>
+      <w:r>
+        <w:rPr>
+          <w:rFonts w:ascii="Arial" w:hAnsi="Arial" w:cs="Arial"/>
+          <w:sz w:val="18"/>
         </w:rPr>
         <w:t xml:space="preserve">Built scalable </w:t>
       </w:r>
@@ -1740,14 +2003,14 @@
         <w:rPr>
           <w:rStyle w:val="Strong"/>
           <w:rFonts w:ascii="Arial" w:hAnsi="Arial" w:cs="Arial"/>
-          <w:sz w:val="20"/>
+          <w:sz w:val="18"/>
         </w:rPr>
         <w:t>REST APIs</w:t>
       </w:r>
       <w:r>
         <w:rPr>
           <w:rFonts w:ascii="Arial" w:hAnsi="Arial" w:cs="Arial"/>
-          <w:sz w:val="20"/>
+          <w:sz w:val="18"/>
         </w:rPr>
         <w:t xml:space="preserve"> with consistent error contracts, pagination, filtering, and versioning so downstream clients could adopt changes safely.</w:t>
       </w:r>
@@ -1762,13 +2025,13 @@
         <w:jc w:val="both"/>
         <w:rPr>
           <w:rFonts w:ascii="Arial" w:hAnsi="Arial" w:cs="Arial"/>
-          <w:sz w:val="20"/>
-        </w:rPr>
-      </w:pPr>
-      <w:r>
-        <w:rPr>
-          <w:rFonts w:ascii="Arial" w:hAnsi="Arial" w:cs="Arial"/>
-          <w:sz w:val="20"/>
+          <w:sz w:val="18"/>
+        </w:rPr>
+      </w:pPr>
+      <w:r>
+        <w:rPr>
+          <w:rFonts w:ascii="Arial" w:hAnsi="Arial" w:cs="Arial"/>
+          <w:sz w:val="18"/>
         </w:rPr>
         <w:t xml:space="preserve">Implemented event-driven workflows using </w:t>
       </w:r>
@@ -1776,14 +2039,14 @@
         <w:rPr>
           <w:rStyle w:val="Strong"/>
           <w:rFonts w:ascii="Arial" w:hAnsi="Arial" w:cs="Arial"/>
-          <w:sz w:val="20"/>
+          <w:sz w:val="18"/>
         </w:rPr>
         <w:t>AWS SQS/SNS</w:t>
       </w:r>
       <w:r>
         <w:rPr>
           <w:rFonts w:ascii="Arial" w:hAnsi="Arial" w:cs="Arial"/>
-          <w:sz w:val="20"/>
+          <w:sz w:val="18"/>
         </w:rPr>
         <w:t xml:space="preserve">, </w:t>
       </w:r>
@@ -1791,14 +2054,14 @@
         <w:rPr>
           <w:rStyle w:val="Strong"/>
           <w:rFonts w:ascii="Arial" w:hAnsi="Arial" w:cs="Arial"/>
-          <w:sz w:val="20"/>
+          <w:sz w:val="18"/>
         </w:rPr>
         <w:t>Kafka</w:t>
       </w:r>
       <w:r>
         <w:rPr>
           <w:rFonts w:ascii="Arial" w:hAnsi="Arial" w:cs="Arial"/>
-          <w:sz w:val="20"/>
+          <w:sz w:val="18"/>
         </w:rPr>
         <w:t xml:space="preserve">, and </w:t>
       </w:r>
@@ -1807,7 +2070,7 @@
         <w:rPr>
           <w:rStyle w:val="Strong"/>
           <w:rFonts w:ascii="Arial" w:hAnsi="Arial" w:cs="Arial"/>
-          <w:sz w:val="20"/>
+          <w:sz w:val="18"/>
         </w:rPr>
         <w:t>RabbitMQ</w:t>
       </w:r>
@@ -1815,7 +2078,7 @@
       <w:r>
         <w:rPr>
           <w:rFonts w:ascii="Arial" w:hAnsi="Arial" w:cs="Arial"/>
-          <w:sz w:val="20"/>
+          <w:sz w:val="18"/>
         </w:rPr>
         <w:t xml:space="preserve">, including DLQs, retries, </w:t>
       </w:r>
@@ -1823,7 +2086,7 @@
       <w:r>
         <w:rPr>
           <w:rFonts w:ascii="Arial" w:hAnsi="Arial" w:cs="Arial"/>
-          <w:sz w:val="20"/>
+          <w:sz w:val="18"/>
         </w:rPr>
         <w:t>idempotency</w:t>
       </w:r>
@@ -1831,7 +2094,7 @@
       <w:r>
         <w:rPr>
           <w:rFonts w:ascii="Arial" w:hAnsi="Arial" w:cs="Arial"/>
-          <w:sz w:val="20"/>
+          <w:sz w:val="18"/>
         </w:rPr>
         <w:t xml:space="preserve"> keys, and backpressure controls to prevent cascade failures.</w:t>
       </w:r>
@@ -1846,13 +2109,13 @@
         <w:jc w:val="both"/>
         <w:rPr>
           <w:rFonts w:ascii="Arial" w:hAnsi="Arial" w:cs="Arial"/>
-          <w:sz w:val="20"/>
-        </w:rPr>
-      </w:pPr>
-      <w:r>
-        <w:rPr>
-          <w:rFonts w:ascii="Arial" w:hAnsi="Arial" w:cs="Arial"/>
-          <w:sz w:val="20"/>
+          <w:sz w:val="18"/>
+        </w:rPr>
+      </w:pPr>
+      <w:r>
+        <w:rPr>
+          <w:rFonts w:ascii="Arial" w:hAnsi="Arial" w:cs="Arial"/>
+          <w:sz w:val="18"/>
         </w:rPr>
         <w:t xml:space="preserve">Improved p95 performance by profiling with </w:t>
       </w:r>
@@ -1860,7 +2123,7 @@
       <w:r>
         <w:rPr>
           <w:rFonts w:ascii="Arial" w:hAnsi="Arial" w:cs="Arial"/>
-          <w:sz w:val="20"/>
+          <w:sz w:val="18"/>
         </w:rPr>
         <w:t>pprof</w:t>
       </w:r>
@@ -1868,7 +2131,7 @@
       <w:r>
         <w:rPr>
           <w:rFonts w:ascii="Arial" w:hAnsi="Arial" w:cs="Arial"/>
-          <w:sz w:val="20"/>
+          <w:sz w:val="18"/>
         </w:rPr>
         <w:t xml:space="preserve">-style techniques, reducing allocation churn, and introducing targeted caching with </w:t>
       </w:r>
@@ -1877,7 +2140,7 @@
         <w:rPr>
           <w:rStyle w:val="Strong"/>
           <w:rFonts w:ascii="Arial" w:hAnsi="Arial" w:cs="Arial"/>
-          <w:sz w:val="20"/>
+          <w:sz w:val="18"/>
         </w:rPr>
         <w:t>Redis</w:t>
       </w:r>
@@ -1886,7 +2149,7 @@
         <w:rPr>
           <w:rStyle w:val="Strong"/>
           <w:rFonts w:ascii="Arial" w:hAnsi="Arial" w:cs="Arial"/>
-          <w:sz w:val="20"/>
+          <w:sz w:val="18"/>
         </w:rPr>
         <w:t>/</w:t>
       </w:r>
@@ -1895,7 +2158,7 @@
         <w:rPr>
           <w:rStyle w:val="Strong"/>
           <w:rFonts w:ascii="Arial" w:hAnsi="Arial" w:cs="Arial"/>
-          <w:sz w:val="20"/>
+          <w:sz w:val="18"/>
         </w:rPr>
         <w:t>ElastiCache</w:t>
       </w:r>
@@ -1903,7 +2166,7 @@
       <w:r>
         <w:rPr>
           <w:rFonts w:ascii="Arial" w:hAnsi="Arial" w:cs="Arial"/>
-          <w:sz w:val="20"/>
+          <w:sz w:val="18"/>
         </w:rPr>
         <w:t xml:space="preserve"> to prevent stampedes.</w:t>
       </w:r>
@@ -1918,13 +2181,13 @@
         <w:jc w:val="both"/>
         <w:rPr>
           <w:rFonts w:ascii="Arial" w:hAnsi="Arial" w:cs="Arial"/>
-          <w:sz w:val="20"/>
-        </w:rPr>
-      </w:pPr>
-      <w:r>
-        <w:rPr>
-          <w:rFonts w:ascii="Arial" w:hAnsi="Arial" w:cs="Arial"/>
-          <w:sz w:val="20"/>
+          <w:sz w:val="18"/>
+        </w:rPr>
+      </w:pPr>
+      <w:r>
+        <w:rPr>
+          <w:rFonts w:ascii="Arial" w:hAnsi="Arial" w:cs="Arial"/>
+          <w:sz w:val="18"/>
         </w:rPr>
         <w:t xml:space="preserve">Strengthened data reliability by designing schemas and indexes in </w:t>
       </w:r>
@@ -1933,7 +2196,7 @@
         <w:rPr>
           <w:rStyle w:val="Strong"/>
           <w:rFonts w:ascii="Arial" w:hAnsi="Arial" w:cs="Arial"/>
-          <w:sz w:val="20"/>
+          <w:sz w:val="18"/>
         </w:rPr>
         <w:t>PostgreSQL</w:t>
       </w:r>
@@ -1942,14 +2205,14 @@
         <w:rPr>
           <w:rStyle w:val="Strong"/>
           <w:rFonts w:ascii="Arial" w:hAnsi="Arial" w:cs="Arial"/>
-          <w:sz w:val="20"/>
+          <w:sz w:val="18"/>
         </w:rPr>
         <w:t>/MySQL</w:t>
       </w:r>
       <w:r>
         <w:rPr>
           <w:rFonts w:ascii="Arial" w:hAnsi="Arial" w:cs="Arial"/>
-          <w:sz w:val="20"/>
+          <w:sz w:val="18"/>
         </w:rPr>
         <w:t>, validating changes with explain plans, and running low-risk migrations with rollback paths.</w:t>
       </w:r>
@@ -1964,13 +2227,13 @@
         <w:jc w:val="both"/>
         <w:rPr>
           <w:rFonts w:ascii="Arial" w:hAnsi="Arial" w:cs="Arial"/>
-          <w:sz w:val="20"/>
-        </w:rPr>
-      </w:pPr>
-      <w:r>
-        <w:rPr>
-          <w:rFonts w:ascii="Arial" w:hAnsi="Arial" w:cs="Arial"/>
-          <w:sz w:val="20"/>
+          <w:sz w:val="18"/>
+        </w:rPr>
+      </w:pPr>
+      <w:r>
+        <w:rPr>
+          <w:rFonts w:ascii="Arial" w:hAnsi="Arial" w:cs="Arial"/>
+          <w:sz w:val="18"/>
         </w:rPr>
         <w:t xml:space="preserve">Integrated search-driven capabilities with </w:t>
       </w:r>
@@ -1979,7 +2242,7 @@
         <w:rPr>
           <w:rStyle w:val="Strong"/>
           <w:rFonts w:ascii="Arial" w:hAnsi="Arial" w:cs="Arial"/>
-          <w:sz w:val="20"/>
+          <w:sz w:val="18"/>
         </w:rPr>
         <w:t>Elasticsearch</w:t>
       </w:r>
@@ -1988,14 +2251,14 @@
         <w:rPr>
           <w:rStyle w:val="Strong"/>
           <w:rFonts w:ascii="Arial" w:hAnsi="Arial" w:cs="Arial"/>
-          <w:sz w:val="20"/>
+          <w:sz w:val="18"/>
         </w:rPr>
         <w:t>/OpenSearch</w:t>
       </w:r>
       <w:r>
         <w:rPr>
           <w:rFonts w:ascii="Arial" w:hAnsi="Arial" w:cs="Arial"/>
-          <w:sz w:val="20"/>
+          <w:sz w:val="18"/>
         </w:rPr>
         <w:t>, tightening mappings, query patterns, and indexing pipelines to improve relevancy and throughput.</w:t>
       </w:r>
@@ -2010,13 +2273,13 @@
         <w:jc w:val="both"/>
         <w:rPr>
           <w:rFonts w:ascii="Arial" w:hAnsi="Arial" w:cs="Arial"/>
-          <w:sz w:val="20"/>
-        </w:rPr>
-      </w:pPr>
-      <w:r>
-        <w:rPr>
-          <w:rFonts w:ascii="Arial" w:hAnsi="Arial" w:cs="Arial"/>
-          <w:sz w:val="20"/>
+          <w:sz w:val="18"/>
+        </w:rPr>
+      </w:pPr>
+      <w:r>
+        <w:rPr>
+          <w:rFonts w:ascii="Arial" w:hAnsi="Arial" w:cs="Arial"/>
+          <w:sz w:val="18"/>
         </w:rPr>
         <w:t xml:space="preserve">Built secure service boundaries using </w:t>
       </w:r>
@@ -2024,14 +2287,14 @@
         <w:rPr>
           <w:rStyle w:val="Strong"/>
           <w:rFonts w:ascii="Arial" w:hAnsi="Arial" w:cs="Arial"/>
-          <w:sz w:val="20"/>
+          <w:sz w:val="18"/>
         </w:rPr>
         <w:t>OAuth2/OIDC</w:t>
       </w:r>
       <w:r>
         <w:rPr>
           <w:rFonts w:ascii="Arial" w:hAnsi="Arial" w:cs="Arial"/>
-          <w:sz w:val="20"/>
+          <w:sz w:val="18"/>
         </w:rPr>
         <w:t xml:space="preserve">, </w:t>
       </w:r>
@@ -2039,14 +2302,14 @@
         <w:rPr>
           <w:rStyle w:val="Strong"/>
           <w:rFonts w:ascii="Arial" w:hAnsi="Arial" w:cs="Arial"/>
-          <w:sz w:val="20"/>
+          <w:sz w:val="18"/>
         </w:rPr>
         <w:t>JWT</w:t>
       </w:r>
       <w:r>
         <w:rPr>
           <w:rFonts w:ascii="Arial" w:hAnsi="Arial" w:cs="Arial"/>
-          <w:sz w:val="20"/>
+          <w:sz w:val="18"/>
         </w:rPr>
         <w:t xml:space="preserve">, and RBAC/ABAC enforcement, and added </w:t>
       </w:r>
@@ -2054,14 +2317,14 @@
         <w:rPr>
           <w:rStyle w:val="Strong"/>
           <w:rFonts w:ascii="Arial" w:hAnsi="Arial" w:cs="Arial"/>
-          <w:sz w:val="20"/>
+          <w:sz w:val="18"/>
         </w:rPr>
         <w:t>audit logging</w:t>
       </w:r>
       <w:r>
         <w:rPr>
           <w:rFonts w:ascii="Arial" w:hAnsi="Arial" w:cs="Arial"/>
-          <w:sz w:val="20"/>
+          <w:sz w:val="18"/>
         </w:rPr>
         <w:t xml:space="preserve"> to support investigations and compliance needs.</w:t>
       </w:r>
@@ -2076,13 +2339,13 @@
         <w:jc w:val="both"/>
         <w:rPr>
           <w:rFonts w:ascii="Arial" w:hAnsi="Arial" w:cs="Arial"/>
-          <w:sz w:val="20"/>
-        </w:rPr>
-      </w:pPr>
-      <w:r>
-        <w:rPr>
-          <w:rFonts w:ascii="Arial" w:hAnsi="Arial" w:cs="Arial"/>
-          <w:sz w:val="20"/>
+          <w:sz w:val="18"/>
+        </w:rPr>
+      </w:pPr>
+      <w:r>
+        <w:rPr>
+          <w:rFonts w:ascii="Arial" w:hAnsi="Arial" w:cs="Arial"/>
+          <w:sz w:val="18"/>
         </w:rPr>
         <w:t xml:space="preserve">Modernized a </w:t>
       </w:r>
@@ -2090,7 +2353,7 @@
         <w:rPr>
           <w:rStyle w:val="Strong"/>
           <w:rFonts w:ascii="Arial" w:hAnsi="Arial" w:cs="Arial"/>
-          <w:sz w:val="20"/>
+          <w:sz w:val="18"/>
         </w:rPr>
         <w:t xml:space="preserve">React + </w:t>
       </w:r>
@@ -2099,7 +2362,7 @@
         <w:rPr>
           <w:rStyle w:val="Strong"/>
           <w:rFonts w:ascii="Arial" w:hAnsi="Arial" w:cs="Arial"/>
-          <w:sz w:val="20"/>
+          <w:sz w:val="18"/>
         </w:rPr>
         <w:t>TypeScript</w:t>
       </w:r>
@@ -2107,7 +2370,7 @@
       <w:r>
         <w:rPr>
           <w:rFonts w:ascii="Arial" w:hAnsi="Arial" w:cs="Arial"/>
-          <w:sz w:val="20"/>
+          <w:sz w:val="18"/>
         </w:rPr>
         <w:t xml:space="preserve"> frontend with clearer component boundaries, predictable state patterns, resilient error handling, and performance tuning based on Web Vitals.</w:t>
       </w:r>
@@ -2122,29 +2385,28 @@
         <w:jc w:val="both"/>
         <w:rPr>
           <w:rFonts w:ascii="Arial" w:hAnsi="Arial" w:cs="Arial"/>
-          <w:sz w:val="20"/>
-        </w:rPr>
-      </w:pPr>
-      <w:r>
-        <w:rPr>
-          <w:rFonts w:ascii="Arial" w:hAnsi="Arial" w:cs="Arial"/>
-          <w:sz w:val="20"/>
-        </w:rPr>
-        <w:lastRenderedPageBreak/>
+          <w:sz w:val="18"/>
+        </w:rPr>
+      </w:pPr>
+      <w:r>
+        <w:rPr>
+          <w:rFonts w:ascii="Arial" w:hAnsi="Arial" w:cs="Arial"/>
+          <w:sz w:val="18"/>
+        </w:rPr>
         <w:t xml:space="preserve">Delivered multi-cloud integration points by abstracting provider adapters across </w:t>
       </w:r>
       <w:r>
         <w:rPr>
           <w:rStyle w:val="Strong"/>
           <w:rFonts w:ascii="Arial" w:hAnsi="Arial" w:cs="Arial"/>
-          <w:sz w:val="20"/>
+          <w:sz w:val="18"/>
         </w:rPr>
         <w:t>AWS</w:t>
       </w:r>
       <w:r>
         <w:rPr>
           <w:rFonts w:ascii="Arial" w:hAnsi="Arial" w:cs="Arial"/>
-          <w:sz w:val="20"/>
+          <w:sz w:val="18"/>
         </w:rPr>
         <w:t xml:space="preserve">, </w:t>
       </w:r>
@@ -2152,14 +2414,14 @@
         <w:rPr>
           <w:rStyle w:val="Strong"/>
           <w:rFonts w:ascii="Arial" w:hAnsi="Arial" w:cs="Arial"/>
-          <w:sz w:val="20"/>
+          <w:sz w:val="18"/>
         </w:rPr>
         <w:t>Azure</w:t>
       </w:r>
       <w:r>
         <w:rPr>
           <w:rFonts w:ascii="Arial" w:hAnsi="Arial" w:cs="Arial"/>
-          <w:sz w:val="20"/>
+          <w:sz w:val="18"/>
         </w:rPr>
         <w:t xml:space="preserve">, and </w:t>
       </w:r>
@@ -2167,14 +2429,14 @@
         <w:rPr>
           <w:rStyle w:val="Strong"/>
           <w:rFonts w:ascii="Arial" w:hAnsi="Arial" w:cs="Arial"/>
-          <w:sz w:val="20"/>
+          <w:sz w:val="18"/>
         </w:rPr>
         <w:t>GCP</w:t>
       </w:r>
       <w:r>
         <w:rPr>
           <w:rFonts w:ascii="Arial" w:hAnsi="Arial" w:cs="Arial"/>
-          <w:sz w:val="20"/>
+          <w:sz w:val="18"/>
         </w:rPr>
         <w:t xml:space="preserve">, including export pipelines that fed analytics consumers like </w:t>
       </w:r>
@@ -2182,7 +2444,7 @@
         <w:rPr>
           <w:rStyle w:val="Strong"/>
           <w:rFonts w:ascii="Arial" w:hAnsi="Arial" w:cs="Arial"/>
-          <w:sz w:val="20"/>
+          <w:sz w:val="18"/>
         </w:rPr>
         <w:t>Redshift/</w:t>
       </w:r>
@@ -2191,7 +2453,7 @@
         <w:rPr>
           <w:rStyle w:val="Strong"/>
           <w:rFonts w:ascii="Arial" w:hAnsi="Arial" w:cs="Arial"/>
-          <w:sz w:val="20"/>
+          <w:sz w:val="18"/>
         </w:rPr>
         <w:t>BigQuery</w:t>
       </w:r>
@@ -2199,7 +2461,7 @@
       <w:r>
         <w:rPr>
           <w:rFonts w:ascii="Arial" w:hAnsi="Arial" w:cs="Arial"/>
-          <w:sz w:val="20"/>
+          <w:sz w:val="18"/>
         </w:rPr>
         <w:t>.</w:t>
       </w:r>
@@ -2214,13 +2476,13 @@
         <w:jc w:val="both"/>
         <w:rPr>
           <w:rFonts w:ascii="Arial" w:hAnsi="Arial" w:cs="Arial"/>
-          <w:sz w:val="20"/>
-        </w:rPr>
-      </w:pPr>
-      <w:r>
-        <w:rPr>
-          <w:rFonts w:ascii="Arial" w:hAnsi="Arial" w:cs="Arial"/>
-          <w:sz w:val="20"/>
+          <w:sz w:val="18"/>
+        </w:rPr>
+      </w:pPr>
+      <w:r>
+        <w:rPr>
+          <w:rFonts w:ascii="Arial" w:hAnsi="Arial" w:cs="Arial"/>
+          <w:sz w:val="18"/>
         </w:rPr>
         <w:t xml:space="preserve">Implemented infrastructure changes using </w:t>
       </w:r>
@@ -2229,7 +2491,7 @@
         <w:rPr>
           <w:rStyle w:val="Strong"/>
           <w:rFonts w:ascii="Arial" w:hAnsi="Arial" w:cs="Arial"/>
-          <w:sz w:val="20"/>
+          <w:sz w:val="18"/>
         </w:rPr>
         <w:t>Terraform</w:t>
       </w:r>
@@ -2238,7 +2500,7 @@
         <w:rPr>
           <w:rStyle w:val="Strong"/>
           <w:rFonts w:ascii="Arial" w:hAnsi="Arial" w:cs="Arial"/>
-          <w:sz w:val="20"/>
+          <w:sz w:val="18"/>
         </w:rPr>
         <w:t>/</w:t>
       </w:r>
@@ -2247,7 +2509,7 @@
         <w:rPr>
           <w:rStyle w:val="Strong"/>
           <w:rFonts w:ascii="Arial" w:hAnsi="Arial" w:cs="Arial"/>
-          <w:sz w:val="20"/>
+          <w:sz w:val="18"/>
         </w:rPr>
         <w:t>CloudFormation</w:t>
       </w:r>
@@ -2255,7 +2517,7 @@
       <w:r>
         <w:rPr>
           <w:rFonts w:ascii="Arial" w:hAnsi="Arial" w:cs="Arial"/>
-          <w:sz w:val="20"/>
+          <w:sz w:val="18"/>
         </w:rPr>
         <w:t xml:space="preserve">, deploying containerized services on </w:t>
       </w:r>
@@ -2264,7 +2526,7 @@
         <w:rPr>
           <w:rStyle w:val="Strong"/>
           <w:rFonts w:ascii="Arial" w:hAnsi="Arial" w:cs="Arial"/>
-          <w:sz w:val="20"/>
+          <w:sz w:val="18"/>
         </w:rPr>
         <w:t>Kubernetes</w:t>
       </w:r>
@@ -2273,14 +2535,14 @@
         <w:rPr>
           <w:rStyle w:val="Strong"/>
           <w:rFonts w:ascii="Arial" w:hAnsi="Arial" w:cs="Arial"/>
-          <w:sz w:val="20"/>
+          <w:sz w:val="18"/>
         </w:rPr>
         <w:t>/EKS</w:t>
       </w:r>
       <w:r>
         <w:rPr>
           <w:rFonts w:ascii="Arial" w:hAnsi="Arial" w:cs="Arial"/>
-          <w:sz w:val="20"/>
+          <w:sz w:val="18"/>
         </w:rPr>
         <w:t xml:space="preserve"> with Helm and </w:t>
       </w:r>
@@ -2288,7 +2550,7 @@
       <w:r>
         <w:rPr>
           <w:rFonts w:ascii="Arial" w:hAnsi="Arial" w:cs="Arial"/>
-          <w:sz w:val="20"/>
+          <w:sz w:val="18"/>
         </w:rPr>
         <w:t>GitOps</w:t>
       </w:r>
@@ -2296,7 +2558,7 @@
       <w:r>
         <w:rPr>
           <w:rFonts w:ascii="Arial" w:hAnsi="Arial" w:cs="Arial"/>
-          <w:sz w:val="20"/>
+          <w:sz w:val="18"/>
         </w:rPr>
         <w:t xml:space="preserve"> workflows via </w:t>
       </w:r>
@@ -2304,14 +2566,14 @@
         <w:rPr>
           <w:rStyle w:val="Strong"/>
           <w:rFonts w:ascii="Arial" w:hAnsi="Arial" w:cs="Arial"/>
-          <w:sz w:val="20"/>
+          <w:sz w:val="18"/>
         </w:rPr>
         <w:t>Argo CD</w:t>
       </w:r>
       <w:r>
         <w:rPr>
           <w:rFonts w:ascii="Arial" w:hAnsi="Arial" w:cs="Arial"/>
-          <w:sz w:val="20"/>
+          <w:sz w:val="18"/>
         </w:rPr>
         <w:t>.</w:t>
       </w:r>
@@ -2326,13 +2588,13 @@
         <w:jc w:val="both"/>
         <w:rPr>
           <w:rFonts w:ascii="Arial" w:hAnsi="Arial" w:cs="Arial"/>
-          <w:sz w:val="20"/>
-        </w:rPr>
-      </w:pPr>
-      <w:r>
-        <w:rPr>
-          <w:rFonts w:ascii="Arial" w:hAnsi="Arial" w:cs="Arial"/>
-          <w:sz w:val="20"/>
+          <w:sz w:val="18"/>
+        </w:rPr>
+      </w:pPr>
+      <w:r>
+        <w:rPr>
+          <w:rFonts w:ascii="Arial" w:hAnsi="Arial" w:cs="Arial"/>
+          <w:sz w:val="18"/>
         </w:rPr>
         <w:t xml:space="preserve">Established CI/CD guardrails in </w:t>
       </w:r>
@@ -2341,7 +2603,7 @@
         <w:rPr>
           <w:rStyle w:val="Strong"/>
           <w:rFonts w:ascii="Arial" w:hAnsi="Arial" w:cs="Arial"/>
-          <w:sz w:val="20"/>
+          <w:sz w:val="18"/>
         </w:rPr>
         <w:t>GitHub</w:t>
       </w:r>
@@ -2350,7 +2612,7 @@
         <w:rPr>
           <w:rStyle w:val="Strong"/>
           <w:rFonts w:ascii="Arial" w:hAnsi="Arial" w:cs="Arial"/>
-          <w:sz w:val="20"/>
+          <w:sz w:val="18"/>
         </w:rPr>
         <w:t xml:space="preserve"> Actions/Jenkins/</w:t>
       </w:r>
@@ -2359,7 +2621,7 @@
         <w:rPr>
           <w:rStyle w:val="Strong"/>
           <w:rFonts w:ascii="Arial" w:hAnsi="Arial" w:cs="Arial"/>
-          <w:sz w:val="20"/>
+          <w:sz w:val="18"/>
         </w:rPr>
         <w:t>GitLab</w:t>
       </w:r>
@@ -2368,14 +2630,14 @@
         <w:rPr>
           <w:rStyle w:val="Strong"/>
           <w:rFonts w:ascii="Arial" w:hAnsi="Arial" w:cs="Arial"/>
-          <w:sz w:val="20"/>
+          <w:sz w:val="18"/>
         </w:rPr>
         <w:t xml:space="preserve"> CI</w:t>
       </w:r>
       <w:r>
         <w:rPr>
           <w:rFonts w:ascii="Arial" w:hAnsi="Arial" w:cs="Arial"/>
-          <w:sz w:val="20"/>
+          <w:sz w:val="18"/>
         </w:rPr>
         <w:t>, adding build promotion, contract checks, and automated smoke verification for safer releases.</w:t>
       </w:r>
@@ -2390,21 +2652,22 @@
         <w:jc w:val="both"/>
         <w:rPr>
           <w:rFonts w:ascii="Arial" w:hAnsi="Arial" w:cs="Arial"/>
-          <w:sz w:val="20"/>
-        </w:rPr>
-      </w:pPr>
-      <w:r>
-        <w:rPr>
-          <w:rFonts w:ascii="Arial" w:hAnsi="Arial" w:cs="Arial"/>
-          <w:sz w:val="20"/>
-        </w:rPr>
+          <w:sz w:val="18"/>
+        </w:rPr>
+      </w:pPr>
+      <w:r>
+        <w:rPr>
+          <w:rFonts w:ascii="Arial" w:hAnsi="Arial" w:cs="Arial"/>
+          <w:sz w:val="18"/>
+        </w:rPr>
+        <w:lastRenderedPageBreak/>
         <w:t xml:space="preserve">Improved </w:t>
       </w:r>
       <w:proofErr w:type="spellStart"/>
       <w:r>
         <w:rPr>
           <w:rFonts w:ascii="Arial" w:hAnsi="Arial" w:cs="Arial"/>
-          <w:sz w:val="20"/>
+          <w:sz w:val="18"/>
         </w:rPr>
         <w:t>observability</w:t>
       </w:r>
@@ -2412,7 +2675,7 @@
       <w:r>
         <w:rPr>
           <w:rFonts w:ascii="Arial" w:hAnsi="Arial" w:cs="Arial"/>
-          <w:sz w:val="20"/>
+          <w:sz w:val="18"/>
         </w:rPr>
         <w:t xml:space="preserve"> using </w:t>
       </w:r>
@@ -2421,7 +2684,7 @@
         <w:rPr>
           <w:rStyle w:val="Strong"/>
           <w:rFonts w:ascii="Arial" w:hAnsi="Arial" w:cs="Arial"/>
-          <w:sz w:val="20"/>
+          <w:sz w:val="18"/>
         </w:rPr>
         <w:t>OpenTelemetry</w:t>
       </w:r>
@@ -2429,7 +2692,7 @@
       <w:r>
         <w:rPr>
           <w:rFonts w:ascii="Arial" w:hAnsi="Arial" w:cs="Arial"/>
-          <w:sz w:val="20"/>
+          <w:sz w:val="18"/>
         </w:rPr>
         <w:t xml:space="preserve"> with exports to </w:t>
       </w:r>
@@ -2438,7 +2701,7 @@
         <w:rPr>
           <w:rStyle w:val="Strong"/>
           <w:rFonts w:ascii="Arial" w:hAnsi="Arial" w:cs="Arial"/>
-          <w:sz w:val="20"/>
+          <w:sz w:val="18"/>
         </w:rPr>
         <w:t>Datadog</w:t>
       </w:r>
@@ -2446,7 +2709,7 @@
       <w:r>
         <w:rPr>
           <w:rFonts w:ascii="Arial" w:hAnsi="Arial" w:cs="Arial"/>
-          <w:sz w:val="20"/>
+          <w:sz w:val="18"/>
         </w:rPr>
         <w:t>, plus Prometheus/</w:t>
       </w:r>
@@ -2454,7 +2717,7 @@
       <w:r>
         <w:rPr>
           <w:rFonts w:ascii="Arial" w:hAnsi="Arial" w:cs="Arial"/>
-          <w:sz w:val="20"/>
+          <w:sz w:val="18"/>
         </w:rPr>
         <w:t>Grafana</w:t>
       </w:r>
@@ -2462,7 +2725,7 @@
       <w:r>
         <w:rPr>
           <w:rFonts w:ascii="Arial" w:hAnsi="Arial" w:cs="Arial"/>
-          <w:sz w:val="20"/>
+          <w:sz w:val="18"/>
         </w:rPr>
         <w:t xml:space="preserve"> dashboards and structured logs with correlation IDs end-to-end.</w:t>
       </w:r>
@@ -2477,13 +2740,13 @@
         <w:jc w:val="both"/>
         <w:rPr>
           <w:rFonts w:ascii="Arial" w:hAnsi="Arial" w:cs="Arial"/>
-          <w:sz w:val="20"/>
-        </w:rPr>
-      </w:pPr>
-      <w:r>
-        <w:rPr>
-          <w:rFonts w:ascii="Arial" w:hAnsi="Arial" w:cs="Arial"/>
-          <w:sz w:val="20"/>
+          <w:sz w:val="18"/>
+        </w:rPr>
+      </w:pPr>
+      <w:r>
+        <w:rPr>
+          <w:rFonts w:ascii="Arial" w:hAnsi="Arial" w:cs="Arial"/>
+          <w:sz w:val="18"/>
         </w:rPr>
         <w:t xml:space="preserve">Reduced incident time-to-mitigate by creating </w:t>
       </w:r>
@@ -2491,7 +2754,7 @@
       <w:r>
         <w:rPr>
           <w:rFonts w:ascii="Arial" w:hAnsi="Arial" w:cs="Arial"/>
-          <w:sz w:val="20"/>
+          <w:sz w:val="18"/>
         </w:rPr>
         <w:t>runbooks</w:t>
       </w:r>
@@ -2499,7 +2762,7 @@
       <w:r>
         <w:rPr>
           <w:rFonts w:ascii="Arial" w:hAnsi="Arial" w:cs="Arial"/>
-          <w:sz w:val="20"/>
+          <w:sz w:val="18"/>
         </w:rPr>
         <w:t xml:space="preserve">, alert tuning in </w:t>
       </w:r>
@@ -2508,7 +2771,7 @@
         <w:rPr>
           <w:rStyle w:val="Strong"/>
           <w:rFonts w:ascii="Arial" w:hAnsi="Arial" w:cs="Arial"/>
-          <w:sz w:val="20"/>
+          <w:sz w:val="18"/>
         </w:rPr>
         <w:t>CloudWatch</w:t>
       </w:r>
@@ -2516,7 +2779,7 @@
       <w:r>
         <w:rPr>
           <w:rFonts w:ascii="Arial" w:hAnsi="Arial" w:cs="Arial"/>
-          <w:sz w:val="20"/>
+          <w:sz w:val="18"/>
         </w:rPr>
         <w:t>, and post-incident follow-ups that eliminated recurring failure patterns.</w:t>
       </w:r>
@@ -2531,13 +2794,13 @@
         <w:jc w:val="both"/>
         <w:rPr>
           <w:rFonts w:ascii="Arial" w:hAnsi="Arial" w:cs="Arial"/>
-          <w:sz w:val="20"/>
-        </w:rPr>
-      </w:pPr>
-      <w:r>
-        <w:rPr>
-          <w:rFonts w:ascii="Arial" w:hAnsi="Arial" w:cs="Arial"/>
-          <w:sz w:val="20"/>
+          <w:sz w:val="18"/>
+        </w:rPr>
+      </w:pPr>
+      <w:r>
+        <w:rPr>
+          <w:rFonts w:ascii="Arial" w:hAnsi="Arial" w:cs="Arial"/>
+          <w:sz w:val="18"/>
         </w:rPr>
         <w:t>Mentored engineers through design reviews and debugging sessions, emphasizing testable interfaces, operational readiness, and measurable reliability improvements.</w:t>
       </w:r>
@@ -2596,13 +2859,13 @@
         <w:jc w:val="both"/>
         <w:rPr>
           <w:rFonts w:ascii="Arial" w:hAnsi="Arial" w:cs="Arial"/>
-          <w:sz w:val="20"/>
-        </w:rPr>
-      </w:pPr>
-      <w:r>
-        <w:rPr>
-          <w:rFonts w:ascii="Arial" w:hAnsi="Arial" w:cs="Arial"/>
-          <w:sz w:val="20"/>
+          <w:sz w:val="18"/>
+        </w:rPr>
+      </w:pPr>
+      <w:r>
+        <w:rPr>
+          <w:rFonts w:ascii="Arial" w:hAnsi="Arial" w:cs="Arial"/>
+          <w:sz w:val="18"/>
         </w:rPr>
         <w:t>Owned a complex operations SPA, standardizing data-fetching patterns, error states, and form validation to reduce workflow breakages and support escalations.</w:t>
       </w:r>
@@ -2617,13 +2880,13 @@
         <w:jc w:val="both"/>
         <w:rPr>
           <w:rFonts w:ascii="Arial" w:hAnsi="Arial" w:cs="Arial"/>
-          <w:sz w:val="20"/>
-        </w:rPr>
-      </w:pPr>
-      <w:r>
-        <w:rPr>
-          <w:rFonts w:ascii="Arial" w:hAnsi="Arial" w:cs="Arial"/>
-          <w:sz w:val="20"/>
+          <w:sz w:val="18"/>
+        </w:rPr>
+      </w:pPr>
+      <w:r>
+        <w:rPr>
+          <w:rFonts w:ascii="Arial" w:hAnsi="Arial" w:cs="Arial"/>
+          <w:sz w:val="18"/>
         </w:rPr>
         <w:t xml:space="preserve">Built backend APIs in </w:t>
       </w:r>
@@ -2631,29 +2894,14 @@
         <w:rPr>
           <w:rStyle w:val="Strong"/>
           <w:rFonts w:ascii="Arial" w:hAnsi="Arial" w:cs="Arial"/>
-          <w:sz w:val="20"/>
+          <w:sz w:val="18"/>
         </w:rPr>
         <w:t>Go</w:t>
       </w:r>
       <w:r>
         <w:rPr>
           <w:rFonts w:ascii="Arial" w:hAnsi="Arial" w:cs="Arial"/>
-          <w:sz w:val="20"/>
-        </w:rPr>
-        <w:t xml:space="preserve"> and </w:t>
-      </w:r>
-      <w:r>
-        <w:rPr>
-          <w:rStyle w:val="Strong"/>
-          <w:rFonts w:ascii="Arial" w:hAnsi="Arial" w:cs="Arial"/>
-          <w:sz w:val="20"/>
-        </w:rPr>
-        <w:t>Node.js</w:t>
-      </w:r>
-      <w:r>
-        <w:rPr>
-          <w:rFonts w:ascii="Arial" w:hAnsi="Arial" w:cs="Arial"/>
-          <w:sz w:val="20"/>
+          <w:sz w:val="18"/>
         </w:rPr>
         <w:t xml:space="preserve"> with consistent pagination/filter semantics and stable contracts to reduce client churn during feature expansion.</w:t>
       </w:r>
@@ -2668,13 +2916,13 @@
         <w:jc w:val="both"/>
         <w:rPr>
           <w:rFonts w:ascii="Arial" w:hAnsi="Arial" w:cs="Arial"/>
-          <w:sz w:val="20"/>
-        </w:rPr>
-      </w:pPr>
-      <w:r>
-        <w:rPr>
-          <w:rFonts w:ascii="Arial" w:hAnsi="Arial" w:cs="Arial"/>
-          <w:sz w:val="20"/>
+          <w:sz w:val="18"/>
+        </w:rPr>
+      </w:pPr>
+      <w:r>
+        <w:rPr>
+          <w:rFonts w:ascii="Arial" w:hAnsi="Arial" w:cs="Arial"/>
+          <w:sz w:val="18"/>
         </w:rPr>
         <w:t>Implemented high-volume job processing with worker pools and backpressure controls, preventing peak traffic from cascading into database overload and timeout storms.</w:t>
       </w:r>
@@ -2689,13 +2937,13 @@
         <w:jc w:val="both"/>
         <w:rPr>
           <w:rFonts w:ascii="Arial" w:hAnsi="Arial" w:cs="Arial"/>
-          <w:sz w:val="20"/>
-        </w:rPr>
-      </w:pPr>
-      <w:r>
-        <w:rPr>
-          <w:rFonts w:ascii="Arial" w:hAnsi="Arial" w:cs="Arial"/>
-          <w:sz w:val="20"/>
+          <w:sz w:val="18"/>
+        </w:rPr>
+      </w:pPr>
+      <w:r>
+        <w:rPr>
+          <w:rFonts w:ascii="Arial" w:hAnsi="Arial" w:cs="Arial"/>
+          <w:sz w:val="18"/>
         </w:rPr>
         <w:t xml:space="preserve">Optimized server-side aggregation by trimming redundant queries, using caching with </w:t>
       </w:r>
@@ -2704,7 +2952,7 @@
         <w:rPr>
           <w:rStyle w:val="Strong"/>
           <w:rFonts w:ascii="Arial" w:hAnsi="Arial" w:cs="Arial"/>
-          <w:sz w:val="20"/>
+          <w:sz w:val="18"/>
         </w:rPr>
         <w:t>Redis</w:t>
       </w:r>
@@ -2712,7 +2960,7 @@
       <w:r>
         <w:rPr>
           <w:rFonts w:ascii="Arial" w:hAnsi="Arial" w:cs="Arial"/>
-          <w:sz w:val="20"/>
+          <w:sz w:val="18"/>
         </w:rPr>
         <w:t>, and validating improvements via production traffic sampling.</w:t>
       </w:r>
@@ -2727,13 +2975,13 @@
         <w:jc w:val="both"/>
         <w:rPr>
           <w:rFonts w:ascii="Arial" w:hAnsi="Arial" w:cs="Arial"/>
-          <w:sz w:val="20"/>
-        </w:rPr>
-      </w:pPr>
-      <w:r>
-        <w:rPr>
-          <w:rFonts w:ascii="Arial" w:hAnsi="Arial" w:cs="Arial"/>
-          <w:sz w:val="20"/>
+          <w:sz w:val="18"/>
+        </w:rPr>
+      </w:pPr>
+      <w:r>
+        <w:rPr>
+          <w:rFonts w:ascii="Arial" w:hAnsi="Arial" w:cs="Arial"/>
+          <w:sz w:val="18"/>
         </w:rPr>
         <w:t xml:space="preserve">Hardened </w:t>
       </w:r>
@@ -2741,7 +2989,7 @@
       <w:r>
         <w:rPr>
           <w:rFonts w:ascii="Arial" w:hAnsi="Arial" w:cs="Arial"/>
-          <w:sz w:val="20"/>
+          <w:sz w:val="18"/>
         </w:rPr>
         <w:t>auth</w:t>
       </w:r>
@@ -2749,7 +2997,7 @@
       <w:r>
         <w:rPr>
           <w:rFonts w:ascii="Arial" w:hAnsi="Arial" w:cs="Arial"/>
-          <w:sz w:val="20"/>
+          <w:sz w:val="18"/>
         </w:rPr>
         <w:t xml:space="preserve"> flows by tightening token validation with </w:t>
       </w:r>
@@ -2757,14 +3005,14 @@
         <w:rPr>
           <w:rStyle w:val="Strong"/>
           <w:rFonts w:ascii="Arial" w:hAnsi="Arial" w:cs="Arial"/>
-          <w:sz w:val="20"/>
+          <w:sz w:val="18"/>
         </w:rPr>
         <w:t>OAuth2/JWT</w:t>
       </w:r>
       <w:r>
         <w:rPr>
           <w:rFonts w:ascii="Arial" w:hAnsi="Arial" w:cs="Arial"/>
-          <w:sz w:val="20"/>
+          <w:sz w:val="18"/>
         </w:rPr>
         <w:t xml:space="preserve"> patterns and introducing audit-friendly logs for investigations and compliance reviews.</w:t>
       </w:r>
@@ -2779,13 +3027,13 @@
         <w:jc w:val="both"/>
         <w:rPr>
           <w:rFonts w:ascii="Arial" w:hAnsi="Arial" w:cs="Arial"/>
-          <w:sz w:val="20"/>
-        </w:rPr>
-      </w:pPr>
-      <w:r>
-        <w:rPr>
-          <w:rFonts w:ascii="Arial" w:hAnsi="Arial" w:cs="Arial"/>
-          <w:sz w:val="20"/>
+          <w:sz w:val="18"/>
+        </w:rPr>
+      </w:pPr>
+      <w:r>
+        <w:rPr>
+          <w:rFonts w:ascii="Arial" w:hAnsi="Arial" w:cs="Arial"/>
+          <w:sz w:val="18"/>
         </w:rPr>
         <w:t xml:space="preserve">Integrated asynchronous processing with </w:t>
       </w:r>
@@ -2793,14 +3041,14 @@
         <w:rPr>
           <w:rStyle w:val="Strong"/>
           <w:rFonts w:ascii="Arial" w:hAnsi="Arial" w:cs="Arial"/>
-          <w:sz w:val="20"/>
+          <w:sz w:val="18"/>
         </w:rPr>
         <w:t>Kafka</w:t>
       </w:r>
       <w:r>
         <w:rPr>
           <w:rFonts w:ascii="Arial" w:hAnsi="Arial" w:cs="Arial"/>
-          <w:sz w:val="20"/>
+          <w:sz w:val="18"/>
         </w:rPr>
         <w:t xml:space="preserve">, </w:t>
       </w:r>
@@ -2809,7 +3057,7 @@
         <w:rPr>
           <w:rStyle w:val="Strong"/>
           <w:rFonts w:ascii="Arial" w:hAnsi="Arial" w:cs="Arial"/>
-          <w:sz w:val="20"/>
+          <w:sz w:val="18"/>
         </w:rPr>
         <w:t>RabbitMQ</w:t>
       </w:r>
@@ -2817,7 +3065,7 @@
       <w:r>
         <w:rPr>
           <w:rFonts w:ascii="Arial" w:hAnsi="Arial" w:cs="Arial"/>
-          <w:sz w:val="20"/>
+          <w:sz w:val="18"/>
         </w:rPr>
         <w:t xml:space="preserve">, and </w:t>
       </w:r>
@@ -2825,14 +3073,14 @@
         <w:rPr>
           <w:rStyle w:val="Strong"/>
           <w:rFonts w:ascii="Arial" w:hAnsi="Arial" w:cs="Arial"/>
-          <w:sz w:val="20"/>
+          <w:sz w:val="18"/>
         </w:rPr>
         <w:t>AWS SQS/SNS</w:t>
       </w:r>
       <w:r>
         <w:rPr>
           <w:rFonts w:ascii="Arial" w:hAnsi="Arial" w:cs="Arial"/>
-          <w:sz w:val="20"/>
+          <w:sz w:val="18"/>
         </w:rPr>
         <w:t>, using retries with jitter and DLQs to prevent poison-message loops.</w:t>
       </w:r>
@@ -2847,13 +3095,13 @@
         <w:jc w:val="both"/>
         <w:rPr>
           <w:rFonts w:ascii="Arial" w:hAnsi="Arial" w:cs="Arial"/>
-          <w:sz w:val="20"/>
-        </w:rPr>
-      </w:pPr>
-      <w:r>
-        <w:rPr>
-          <w:rFonts w:ascii="Arial" w:hAnsi="Arial" w:cs="Arial"/>
-          <w:sz w:val="20"/>
+          <w:sz w:val="18"/>
+        </w:rPr>
+      </w:pPr>
+      <w:r>
+        <w:rPr>
+          <w:rFonts w:ascii="Arial" w:hAnsi="Arial" w:cs="Arial"/>
+          <w:sz w:val="18"/>
         </w:rPr>
         <w:t>Improved CI reliability by reducing flaky tests, splitting slow integration suites, and enforcing deterministic test data builders in pipeline execution.</w:t>
       </w:r>
@@ -2868,13 +3116,13 @@
         <w:jc w:val="both"/>
         <w:rPr>
           <w:rFonts w:ascii="Arial" w:hAnsi="Arial" w:cs="Arial"/>
-          <w:sz w:val="20"/>
-        </w:rPr>
-      </w:pPr>
-      <w:r>
-        <w:rPr>
-          <w:rFonts w:ascii="Arial" w:hAnsi="Arial" w:cs="Arial"/>
-          <w:sz w:val="20"/>
+          <w:sz w:val="18"/>
+        </w:rPr>
+      </w:pPr>
+      <w:r>
+        <w:rPr>
+          <w:rFonts w:ascii="Arial" w:hAnsi="Arial" w:cs="Arial"/>
+          <w:sz w:val="18"/>
         </w:rPr>
         <w:t>Introduced structured logging fields for tenant/workflow/request lineage, improving triage speed and isolating noisy customers more effectively.</w:t>
       </w:r>
@@ -2889,13 +3137,13 @@
         <w:jc w:val="both"/>
         <w:rPr>
           <w:rFonts w:ascii="Arial" w:hAnsi="Arial" w:cs="Arial"/>
-          <w:sz w:val="20"/>
-        </w:rPr>
-      </w:pPr>
-      <w:r>
-        <w:rPr>
-          <w:rFonts w:ascii="Arial" w:hAnsi="Arial" w:cs="Arial"/>
-          <w:sz w:val="20"/>
+          <w:sz w:val="18"/>
+        </w:rPr>
+      </w:pPr>
+      <w:r>
+        <w:rPr>
+          <w:rFonts w:ascii="Arial" w:hAnsi="Arial" w:cs="Arial"/>
+          <w:sz w:val="18"/>
         </w:rPr>
         <w:t xml:space="preserve">Strengthened data performance by adding targeted indexes in </w:t>
       </w:r>
@@ -2904,7 +3152,7 @@
         <w:rPr>
           <w:rStyle w:val="Strong"/>
           <w:rFonts w:ascii="Arial" w:hAnsi="Arial" w:cs="Arial"/>
-          <w:sz w:val="20"/>
+          <w:sz w:val="18"/>
         </w:rPr>
         <w:t>PostgreSQL</w:t>
       </w:r>
@@ -2913,14 +3161,14 @@
         <w:rPr>
           <w:rStyle w:val="Strong"/>
           <w:rFonts w:ascii="Arial" w:hAnsi="Arial" w:cs="Arial"/>
-          <w:sz w:val="20"/>
+          <w:sz w:val="18"/>
         </w:rPr>
         <w:t>/MySQL/SQL Server</w:t>
       </w:r>
       <w:r>
         <w:rPr>
           <w:rFonts w:ascii="Arial" w:hAnsi="Arial" w:cs="Arial"/>
-          <w:sz w:val="20"/>
+          <w:sz w:val="18"/>
         </w:rPr>
         <w:t>, validating changes with explain plans instead of assumptions.</w:t>
       </w:r>
@@ -2935,13 +3183,13 @@
         <w:jc w:val="both"/>
         <w:rPr>
           <w:rFonts w:ascii="Arial" w:hAnsi="Arial" w:cs="Arial"/>
-          <w:sz w:val="20"/>
-        </w:rPr>
-      </w:pPr>
-      <w:r>
-        <w:rPr>
-          <w:rFonts w:ascii="Arial" w:hAnsi="Arial" w:cs="Arial"/>
-          <w:sz w:val="20"/>
+          <w:sz w:val="18"/>
+        </w:rPr>
+      </w:pPr>
+      <w:r>
+        <w:rPr>
+          <w:rFonts w:ascii="Arial" w:hAnsi="Arial" w:cs="Arial"/>
+          <w:sz w:val="18"/>
         </w:rPr>
         <w:t xml:space="preserve">Implemented search and reporting improvements by shaping document structures for </w:t>
       </w:r>
@@ -2950,7 +3198,7 @@
         <w:rPr>
           <w:rStyle w:val="Strong"/>
           <w:rFonts w:ascii="Arial" w:hAnsi="Arial" w:cs="Arial"/>
-          <w:sz w:val="20"/>
+          <w:sz w:val="18"/>
         </w:rPr>
         <w:t>Elasticsearch</w:t>
       </w:r>
@@ -2959,14 +3207,14 @@
         <w:rPr>
           <w:rStyle w:val="Strong"/>
           <w:rFonts w:ascii="Arial" w:hAnsi="Arial" w:cs="Arial"/>
-          <w:sz w:val="20"/>
+          <w:sz w:val="18"/>
         </w:rPr>
         <w:t>/OpenSearch</w:t>
       </w:r>
       <w:r>
         <w:rPr>
           <w:rFonts w:ascii="Arial" w:hAnsi="Arial" w:cs="Arial"/>
-          <w:sz w:val="20"/>
+          <w:sz w:val="18"/>
         </w:rPr>
         <w:t xml:space="preserve"> and tightening query patterns for relevancy.</w:t>
       </w:r>
@@ -2981,13 +3229,13 @@
         <w:jc w:val="both"/>
         <w:rPr>
           <w:rFonts w:ascii="Arial" w:hAnsi="Arial" w:cs="Arial"/>
-          <w:sz w:val="20"/>
-        </w:rPr>
-      </w:pPr>
-      <w:r>
-        <w:rPr>
-          <w:rFonts w:ascii="Arial" w:hAnsi="Arial" w:cs="Arial"/>
-          <w:sz w:val="20"/>
+          <w:sz w:val="18"/>
+        </w:rPr>
+      </w:pPr>
+      <w:r>
+        <w:rPr>
+          <w:rFonts w:ascii="Arial" w:hAnsi="Arial" w:cs="Arial"/>
+          <w:sz w:val="18"/>
         </w:rPr>
         <w:t xml:space="preserve">Supported cloud execution and delivery practices using </w:t>
       </w:r>
@@ -2996,7 +3244,7 @@
         <w:rPr>
           <w:rStyle w:val="Strong"/>
           <w:rFonts w:ascii="Arial" w:hAnsi="Arial" w:cs="Arial"/>
-          <w:sz w:val="20"/>
+          <w:sz w:val="18"/>
         </w:rPr>
         <w:t>Docker</w:t>
       </w:r>
@@ -3004,7 +3252,7 @@
       <w:r>
         <w:rPr>
           <w:rFonts w:ascii="Arial" w:hAnsi="Arial" w:cs="Arial"/>
-          <w:sz w:val="20"/>
+          <w:sz w:val="18"/>
         </w:rPr>
         <w:t xml:space="preserve">, </w:t>
       </w:r>
@@ -3013,7 +3261,7 @@
         <w:rPr>
           <w:rStyle w:val="Strong"/>
           <w:rFonts w:ascii="Arial" w:hAnsi="Arial" w:cs="Arial"/>
-          <w:sz w:val="20"/>
+          <w:sz w:val="18"/>
         </w:rPr>
         <w:t>Kubernetes</w:t>
       </w:r>
@@ -3021,7 +3269,7 @@
       <w:r>
         <w:rPr>
           <w:rFonts w:ascii="Arial" w:hAnsi="Arial" w:cs="Arial"/>
-          <w:sz w:val="20"/>
+          <w:sz w:val="18"/>
         </w:rPr>
         <w:t>, and automated deployments, improving repeatability across environments.</w:t>
       </w:r>
@@ -3036,13 +3284,13 @@
         <w:jc w:val="both"/>
         <w:rPr>
           <w:rFonts w:ascii="Arial" w:hAnsi="Arial" w:cs="Arial"/>
-          <w:sz w:val="20"/>
-        </w:rPr>
-      </w:pPr>
-      <w:r>
-        <w:rPr>
-          <w:rFonts w:ascii="Arial" w:hAnsi="Arial" w:cs="Arial"/>
-          <w:sz w:val="20"/>
+          <w:sz w:val="18"/>
+        </w:rPr>
+      </w:pPr>
+      <w:r>
+        <w:rPr>
+          <w:rFonts w:ascii="Arial" w:hAnsi="Arial" w:cs="Arial"/>
+          <w:sz w:val="18"/>
         </w:rPr>
         <w:t>Coordinated delivery with product/support by converting repeated issues into acceptance-criteria-driven backlog items and verifying fixes through monitoring signals.</w:t>
       </w:r>
@@ -3057,13 +3305,13 @@
         <w:jc w:val="both"/>
         <w:rPr>
           <w:rFonts w:ascii="Arial" w:hAnsi="Arial" w:cs="Arial"/>
-          <w:sz w:val="20"/>
-        </w:rPr>
-      </w:pPr>
-      <w:r>
-        <w:rPr>
-          <w:rFonts w:ascii="Arial" w:hAnsi="Arial" w:cs="Arial"/>
-          <w:sz w:val="20"/>
+          <w:sz w:val="18"/>
+        </w:rPr>
+      </w:pPr>
+      <w:r>
+        <w:rPr>
+          <w:rFonts w:ascii="Arial" w:hAnsi="Arial" w:cs="Arial"/>
+          <w:sz w:val="18"/>
         </w:rPr>
         <w:t>Mentored mid-level engineers via design reviews and pairing, focusing on clear interfaces, test boundaries, and operational thinking in production systems.</w:t>
       </w:r>
@@ -3133,34 +3381,17 @@
         <w:jc w:val="both"/>
         <w:rPr>
           <w:rFonts w:ascii="Arial" w:hAnsi="Arial" w:cs="Arial"/>
-          <w:sz w:val="20"/>
-          <w:szCs w:val="20"/>
-        </w:rPr>
-      </w:pPr>
-      <w:r>
-        <w:rPr>
-          <w:rFonts w:ascii="Arial" w:hAnsi="Arial" w:cs="Arial"/>
-          <w:sz w:val="20"/>
-          <w:szCs w:val="20"/>
-        </w:rPr>
-        <w:t xml:space="preserve">Developed new product UI workflows in </w:t>
-      </w:r>
-      <w:r>
-        <w:rPr>
-          <w:rStyle w:val="Strong"/>
-          <w:rFonts w:ascii="Arial" w:hAnsi="Arial" w:cs="Arial"/>
-          <w:sz w:val="20"/>
-          <w:szCs w:val="20"/>
-        </w:rPr>
-        <w:t>React</w:t>
-      </w:r>
-      <w:r>
-        <w:rPr>
-          <w:rFonts w:ascii="Arial" w:hAnsi="Arial" w:cs="Arial"/>
-          <w:sz w:val="20"/>
-          <w:szCs w:val="20"/>
-        </w:rPr>
-        <w:t xml:space="preserve"> and JavaScript, incrementally replacing server-rendered pages while preserving behavior parity.</w:t>
+          <w:sz w:val="18"/>
+          <w:szCs w:val="20"/>
+        </w:rPr>
+      </w:pPr>
+      <w:r>
+        <w:rPr>
+          <w:rFonts w:ascii="Arial" w:hAnsi="Arial" w:cs="Arial"/>
+          <w:sz w:val="18"/>
+          <w:szCs w:val="20"/>
+        </w:rPr>
+        <w:t>Developed new product UI workflows in JavaScript, incrementally replacing server-rendered pages while preserving behavior parity.</w:t>
       </w:r>
     </w:p>
     <w:p>
@@ -3173,14 +3404,14 @@
         <w:jc w:val="both"/>
         <w:rPr>
           <w:rFonts w:ascii="Arial" w:hAnsi="Arial" w:cs="Arial"/>
-          <w:sz w:val="20"/>
-          <w:szCs w:val="20"/>
-        </w:rPr>
-      </w:pPr>
-      <w:r>
-        <w:rPr>
-          <w:rFonts w:ascii="Arial" w:hAnsi="Arial" w:cs="Arial"/>
-          <w:sz w:val="20"/>
+          <w:sz w:val="18"/>
+          <w:szCs w:val="20"/>
+        </w:rPr>
+      </w:pPr>
+      <w:r>
+        <w:rPr>
+          <w:rFonts w:ascii="Arial" w:hAnsi="Arial" w:cs="Arial"/>
+          <w:sz w:val="18"/>
           <w:szCs w:val="20"/>
         </w:rPr>
         <w:t xml:space="preserve">Built internal and customer-facing services in </w:t>
@@ -3189,7 +3420,7 @@
         <w:rPr>
           <w:rStyle w:val="Strong"/>
           <w:rFonts w:ascii="Arial" w:hAnsi="Arial" w:cs="Arial"/>
-          <w:sz w:val="20"/>
+          <w:sz w:val="18"/>
           <w:szCs w:val="20"/>
         </w:rPr>
         <w:t>Node.js</w:t>
@@ -3197,7 +3428,7 @@
       <w:r>
         <w:rPr>
           <w:rFonts w:ascii="Arial" w:hAnsi="Arial" w:cs="Arial"/>
-          <w:sz w:val="20"/>
+          <w:sz w:val="18"/>
           <w:szCs w:val="20"/>
         </w:rPr>
         <w:t>, standardizing request validation and error handling to reduce ambiguous failure cases.</w:t>
@@ -3213,34 +3444,17 @@
         <w:jc w:val="both"/>
         <w:rPr>
           <w:rFonts w:ascii="Arial" w:hAnsi="Arial" w:cs="Arial"/>
-          <w:sz w:val="20"/>
-          <w:szCs w:val="20"/>
-        </w:rPr>
-      </w:pPr>
-      <w:r>
-        <w:rPr>
-          <w:rFonts w:ascii="Arial" w:hAnsi="Arial" w:cs="Arial"/>
-          <w:sz w:val="20"/>
-          <w:szCs w:val="20"/>
-        </w:rPr>
-        <w:t xml:space="preserve">Implemented </w:t>
-      </w:r>
-      <w:r>
-        <w:rPr>
-          <w:rStyle w:val="Strong"/>
-          <w:rFonts w:ascii="Arial" w:hAnsi="Arial" w:cs="Arial"/>
-          <w:sz w:val="20"/>
-          <w:szCs w:val="20"/>
-        </w:rPr>
-        <w:t>Go</w:t>
-      </w:r>
-      <w:r>
-        <w:rPr>
-          <w:rFonts w:ascii="Arial" w:hAnsi="Arial" w:cs="Arial"/>
-          <w:sz w:val="20"/>
-          <w:szCs w:val="20"/>
-        </w:rPr>
-        <w:t xml:space="preserve"> utilities that streamlined build/release workflows, reducing manual setup errors and improving developer productivity.</w:t>
+          <w:sz w:val="18"/>
+          <w:szCs w:val="20"/>
+        </w:rPr>
+      </w:pPr>
+      <w:r>
+        <w:rPr>
+          <w:rFonts w:ascii="Arial" w:hAnsi="Arial" w:cs="Arial"/>
+          <w:sz w:val="18"/>
+          <w:szCs w:val="20"/>
+        </w:rPr>
+        <w:t>Designed REST endpoints with predictable pagination/filter semantics, enabling scalable lists and reports without client-side brittleness.</w:t>
       </w:r>
     </w:p>
     <w:p>
@@ -3253,17 +3467,17 @@
         <w:jc w:val="both"/>
         <w:rPr>
           <w:rFonts w:ascii="Arial" w:hAnsi="Arial" w:cs="Arial"/>
-          <w:sz w:val="20"/>
-          <w:szCs w:val="20"/>
-        </w:rPr>
-      </w:pPr>
-      <w:r>
-        <w:rPr>
-          <w:rFonts w:ascii="Arial" w:hAnsi="Arial" w:cs="Arial"/>
-          <w:sz w:val="20"/>
-          <w:szCs w:val="20"/>
-        </w:rPr>
-        <w:t>Designed REST endpoints with predictable pagination/filter semantics, enabling scalable lists and reports without client-side brittleness.</w:t>
+          <w:sz w:val="18"/>
+          <w:szCs w:val="20"/>
+        </w:rPr>
+      </w:pPr>
+      <w:r>
+        <w:rPr>
+          <w:rFonts w:ascii="Arial" w:hAnsi="Arial" w:cs="Arial"/>
+          <w:sz w:val="18"/>
+          <w:szCs w:val="20"/>
+        </w:rPr>
+        <w:t>Improved application performance by reducing redundant network calls, introducing server-side aggregation, and validating gains using staging and production timing signals.</w:t>
       </w:r>
     </w:p>
     <w:p>
@@ -3276,17 +3490,17 @@
         <w:jc w:val="both"/>
         <w:rPr>
           <w:rFonts w:ascii="Arial" w:hAnsi="Arial" w:cs="Arial"/>
-          <w:sz w:val="20"/>
-          <w:szCs w:val="20"/>
-        </w:rPr>
-      </w:pPr>
-      <w:r>
-        <w:rPr>
-          <w:rFonts w:ascii="Arial" w:hAnsi="Arial" w:cs="Arial"/>
-          <w:sz w:val="20"/>
-          <w:szCs w:val="20"/>
-        </w:rPr>
-        <w:t>Improved application performance by reducing redundant network calls, introducing server-side aggregation, and validating gains using staging and production timing signals.</w:t>
+          <w:sz w:val="18"/>
+          <w:szCs w:val="20"/>
+        </w:rPr>
+      </w:pPr>
+      <w:r>
+        <w:rPr>
+          <w:rFonts w:ascii="Arial" w:hAnsi="Arial" w:cs="Arial"/>
+          <w:sz w:val="18"/>
+          <w:szCs w:val="20"/>
+        </w:rPr>
+        <w:t>Strengthened data integrity by evolving schemas and migrations with rollback plans and by adding indexes aligned to primary access patterns.</w:t>
       </w:r>
     </w:p>
     <w:p>
@@ -3299,17 +3513,34 @@
         <w:jc w:val="both"/>
         <w:rPr>
           <w:rFonts w:ascii="Arial" w:hAnsi="Arial" w:cs="Arial"/>
-          <w:sz w:val="20"/>
-          <w:szCs w:val="20"/>
-        </w:rPr>
-      </w:pPr>
-      <w:r>
-        <w:rPr>
-          <w:rFonts w:ascii="Arial" w:hAnsi="Arial" w:cs="Arial"/>
-          <w:sz w:val="20"/>
-          <w:szCs w:val="20"/>
-        </w:rPr>
-        <w:t>Strengthened data integrity by evolving schemas and migrations with rollback plans and by adding indexes aligned to primary access patterns.</w:t>
+          <w:sz w:val="18"/>
+          <w:szCs w:val="20"/>
+        </w:rPr>
+      </w:pPr>
+      <w:r>
+        <w:rPr>
+          <w:rFonts w:ascii="Arial" w:hAnsi="Arial" w:cs="Arial"/>
+          <w:sz w:val="18"/>
+          <w:szCs w:val="20"/>
+        </w:rPr>
+        <w:t xml:space="preserve">Added automated tests around critical business rules using </w:t>
+      </w:r>
+      <w:r>
+        <w:rPr>
+          <w:rStyle w:val="Strong"/>
+          <w:rFonts w:ascii="Arial" w:hAnsi="Arial" w:cs="Arial"/>
+          <w:sz w:val="18"/>
+          <w:szCs w:val="20"/>
+        </w:rPr>
+        <w:t>Jest/Mocha/Chai</w:t>
+      </w:r>
+      <w:r>
+        <w:rPr>
+          <w:rFonts w:ascii="Arial" w:hAnsi="Arial" w:cs="Arial"/>
+          <w:sz w:val="18"/>
+          <w:szCs w:val="20"/>
+        </w:rPr>
+        <w:t xml:space="preserve"> patterns where appropriate, prioritizing high-signal coverage over brittle tests.</w:t>
       </w:r>
     </w:p>
     <w:p>
@@ -3322,35 +3553,71 @@
         <w:jc w:val="both"/>
         <w:rPr>
           <w:rFonts w:ascii="Arial" w:hAnsi="Arial" w:cs="Arial"/>
-          <w:sz w:val="20"/>
-          <w:szCs w:val="20"/>
-        </w:rPr>
-      </w:pPr>
-      <w:r>
-        <w:rPr>
-          <w:rFonts w:ascii="Arial" w:hAnsi="Arial" w:cs="Arial"/>
-          <w:sz w:val="20"/>
-          <w:szCs w:val="20"/>
-        </w:rPr>
-        <w:lastRenderedPageBreak/>
-        <w:t xml:space="preserve">Added automated tests around critical business rules using </w:t>
-      </w:r>
-      <w:r>
-        <w:rPr>
-          <w:rStyle w:val="Strong"/>
-          <w:rFonts w:ascii="Arial" w:hAnsi="Arial" w:cs="Arial"/>
-          <w:sz w:val="20"/>
-          <w:szCs w:val="20"/>
-        </w:rPr>
-        <w:t>Jest/Mocha/Chai</w:t>
-      </w:r>
-      <w:r>
-        <w:rPr>
-          <w:rFonts w:ascii="Arial" w:hAnsi="Arial" w:cs="Arial"/>
-          <w:sz w:val="20"/>
-          <w:szCs w:val="20"/>
-        </w:rPr>
-        <w:t xml:space="preserve"> patterns where appropriate, prioritizing high-signal coverage over brittle tests.</w:t>
+          <w:sz w:val="18"/>
+          <w:szCs w:val="20"/>
+        </w:rPr>
+      </w:pPr>
+      <w:r>
+        <w:rPr>
+          <w:rFonts w:ascii="Arial" w:hAnsi="Arial" w:cs="Arial"/>
+          <w:sz w:val="18"/>
+          <w:szCs w:val="20"/>
+        </w:rPr>
+        <w:t xml:space="preserve">Implemented background processing with queue-based workflows using </w:t>
+      </w:r>
+      <w:proofErr w:type="spellStart"/>
+      <w:r>
+        <w:rPr>
+          <w:rStyle w:val="Strong"/>
+          <w:rFonts w:ascii="Arial" w:hAnsi="Arial" w:cs="Arial"/>
+          <w:sz w:val="18"/>
+          <w:szCs w:val="20"/>
+        </w:rPr>
+        <w:t>RabbitMQ</w:t>
+      </w:r>
+      <w:proofErr w:type="spellEnd"/>
+      <w:r>
+        <w:rPr>
+          <w:rFonts w:ascii="Arial" w:hAnsi="Arial" w:cs="Arial"/>
+          <w:sz w:val="18"/>
+          <w:szCs w:val="20"/>
+        </w:rPr>
+        <w:t xml:space="preserve"> and </w:t>
+      </w:r>
+      <w:r>
+        <w:rPr>
+          <w:rStyle w:val="Strong"/>
+          <w:rFonts w:ascii="Arial" w:hAnsi="Arial" w:cs="Arial"/>
+          <w:sz w:val="18"/>
+          <w:szCs w:val="20"/>
+        </w:rPr>
+        <w:t>AWS SQS</w:t>
+      </w:r>
+      <w:r>
+        <w:rPr>
+          <w:rFonts w:ascii="Arial" w:hAnsi="Arial" w:cs="Arial"/>
+          <w:sz w:val="18"/>
+          <w:szCs w:val="20"/>
+        </w:rPr>
+        <w:t xml:space="preserve">, ensuring visibility timeouts and </w:t>
+      </w:r>
+      <w:proofErr w:type="spellStart"/>
+      <w:r>
+        <w:rPr>
+          <w:rFonts w:ascii="Arial" w:hAnsi="Arial" w:cs="Arial"/>
+          <w:sz w:val="18"/>
+          <w:szCs w:val="20"/>
+        </w:rPr>
+        <w:t>deduplication</w:t>
+      </w:r>
+      <w:proofErr w:type="spellEnd"/>
+      <w:r>
+        <w:rPr>
+          <w:rFonts w:ascii="Arial" w:hAnsi="Arial" w:cs="Arial"/>
+          <w:sz w:val="18"/>
+          <w:szCs w:val="20"/>
+        </w:rPr>
+        <w:t xml:space="preserve"> for correctness.</w:t>
       </w:r>
     </w:p>
     <w:p>
@@ -3363,71 +3630,36 @@
         <w:jc w:val="both"/>
         <w:rPr>
           <w:rFonts w:ascii="Arial" w:hAnsi="Arial" w:cs="Arial"/>
-          <w:sz w:val="20"/>
-          <w:szCs w:val="20"/>
-        </w:rPr>
-      </w:pPr>
-      <w:r>
-        <w:rPr>
-          <w:rFonts w:ascii="Arial" w:hAnsi="Arial" w:cs="Arial"/>
-          <w:sz w:val="20"/>
-          <w:szCs w:val="20"/>
-        </w:rPr>
-        <w:t xml:space="preserve">Implemented background processing with queue-based workflows using </w:t>
-      </w:r>
-      <w:proofErr w:type="spellStart"/>
-      <w:r>
-        <w:rPr>
-          <w:rStyle w:val="Strong"/>
-          <w:rFonts w:ascii="Arial" w:hAnsi="Arial" w:cs="Arial"/>
-          <w:sz w:val="20"/>
-          <w:szCs w:val="20"/>
-        </w:rPr>
-        <w:t>RabbitMQ</w:t>
-      </w:r>
-      <w:proofErr w:type="spellEnd"/>
-      <w:r>
-        <w:rPr>
-          <w:rFonts w:ascii="Arial" w:hAnsi="Arial" w:cs="Arial"/>
-          <w:sz w:val="20"/>
-          <w:szCs w:val="20"/>
-        </w:rPr>
-        <w:t xml:space="preserve"> and </w:t>
-      </w:r>
-      <w:r>
-        <w:rPr>
-          <w:rStyle w:val="Strong"/>
-          <w:rFonts w:ascii="Arial" w:hAnsi="Arial" w:cs="Arial"/>
-          <w:sz w:val="20"/>
-          <w:szCs w:val="20"/>
-        </w:rPr>
-        <w:t>AWS SQS</w:t>
-      </w:r>
-      <w:r>
-        <w:rPr>
-          <w:rFonts w:ascii="Arial" w:hAnsi="Arial" w:cs="Arial"/>
-          <w:sz w:val="20"/>
-          <w:szCs w:val="20"/>
-        </w:rPr>
-        <w:t xml:space="preserve">, ensuring visibility timeouts and </w:t>
-      </w:r>
-      <w:proofErr w:type="spellStart"/>
-      <w:r>
-        <w:rPr>
-          <w:rFonts w:ascii="Arial" w:hAnsi="Arial" w:cs="Arial"/>
-          <w:sz w:val="20"/>
-          <w:szCs w:val="20"/>
-        </w:rPr>
-        <w:t>deduplication</w:t>
-      </w:r>
-      <w:proofErr w:type="spellEnd"/>
-      <w:r>
-        <w:rPr>
-          <w:rFonts w:ascii="Arial" w:hAnsi="Arial" w:cs="Arial"/>
-          <w:sz w:val="20"/>
-          <w:szCs w:val="20"/>
-        </w:rPr>
-        <w:t xml:space="preserve"> for correctness.</w:t>
+          <w:sz w:val="18"/>
+          <w:szCs w:val="20"/>
+        </w:rPr>
+      </w:pPr>
+      <w:r>
+        <w:rPr>
+          <w:rFonts w:ascii="Arial" w:hAnsi="Arial" w:cs="Arial"/>
+          <w:sz w:val="18"/>
+          <w:szCs w:val="20"/>
+        </w:rPr>
+        <w:t xml:space="preserve">Integrated caching strategies with </w:t>
+      </w:r>
+      <w:proofErr w:type="spellStart"/>
+      <w:r>
+        <w:rPr>
+          <w:rStyle w:val="Strong"/>
+          <w:rFonts w:ascii="Arial" w:hAnsi="Arial" w:cs="Arial"/>
+          <w:sz w:val="18"/>
+          <w:szCs w:val="20"/>
+        </w:rPr>
+        <w:t>Redis</w:t>
+      </w:r>
+      <w:proofErr w:type="spellEnd"/>
+      <w:r>
+        <w:rPr>
+          <w:rFonts w:ascii="Arial" w:hAnsi="Arial" w:cs="Arial"/>
+          <w:sz w:val="18"/>
+          <w:szCs w:val="20"/>
+        </w:rPr>
+        <w:t>, controlling TTLs and avoiding cache stampedes under load.</w:t>
       </w:r>
     </w:p>
     <w:p>
@@ -3440,36 +3672,36 @@
         <w:jc w:val="both"/>
         <w:rPr>
           <w:rFonts w:ascii="Arial" w:hAnsi="Arial" w:cs="Arial"/>
-          <w:sz w:val="20"/>
-          <w:szCs w:val="20"/>
-        </w:rPr>
-      </w:pPr>
-      <w:r>
-        <w:rPr>
-          <w:rFonts w:ascii="Arial" w:hAnsi="Arial" w:cs="Arial"/>
-          <w:sz w:val="20"/>
-          <w:szCs w:val="20"/>
-        </w:rPr>
-        <w:t xml:space="preserve">Integrated caching strategies with </w:t>
-      </w:r>
-      <w:proofErr w:type="spellStart"/>
-      <w:r>
-        <w:rPr>
-          <w:rStyle w:val="Strong"/>
-          <w:rFonts w:ascii="Arial" w:hAnsi="Arial" w:cs="Arial"/>
-          <w:sz w:val="20"/>
-          <w:szCs w:val="20"/>
-        </w:rPr>
-        <w:t>Redis</w:t>
-      </w:r>
-      <w:proofErr w:type="spellEnd"/>
-      <w:r>
-        <w:rPr>
-          <w:rFonts w:ascii="Arial" w:hAnsi="Arial" w:cs="Arial"/>
-          <w:sz w:val="20"/>
-          <w:szCs w:val="20"/>
-        </w:rPr>
-        <w:t>, controlling TTLs and avoiding cache stampedes under load.</w:t>
+          <w:sz w:val="18"/>
+          <w:szCs w:val="20"/>
+        </w:rPr>
+      </w:pPr>
+      <w:r>
+        <w:rPr>
+          <w:rFonts w:ascii="Arial" w:hAnsi="Arial" w:cs="Arial"/>
+          <w:sz w:val="18"/>
+          <w:szCs w:val="20"/>
+        </w:rPr>
+        <w:t xml:space="preserve">Improved search-driven experiences by indexing content into </w:t>
+      </w:r>
+      <w:proofErr w:type="spellStart"/>
+      <w:r>
+        <w:rPr>
+          <w:rStyle w:val="Strong"/>
+          <w:rFonts w:ascii="Arial" w:hAnsi="Arial" w:cs="Arial"/>
+          <w:sz w:val="18"/>
+          <w:szCs w:val="20"/>
+        </w:rPr>
+        <w:t>Elasticsearch</w:t>
+      </w:r>
+      <w:proofErr w:type="spellEnd"/>
+      <w:r>
+        <w:rPr>
+          <w:rFonts w:ascii="Arial" w:hAnsi="Arial" w:cs="Arial"/>
+          <w:sz w:val="18"/>
+          <w:szCs w:val="20"/>
+        </w:rPr>
+        <w:t>, tuning analyzers, and refining queries for real user behavior.</w:t>
       </w:r>
     </w:p>
     <w:p>
@@ -3482,78 +3714,58 @@
         <w:jc w:val="both"/>
         <w:rPr>
           <w:rFonts w:ascii="Arial" w:hAnsi="Arial" w:cs="Arial"/>
-          <w:sz w:val="20"/>
-          <w:szCs w:val="20"/>
-        </w:rPr>
-      </w:pPr>
-      <w:r>
-        <w:rPr>
-          <w:rFonts w:ascii="Arial" w:hAnsi="Arial" w:cs="Arial"/>
-          <w:sz w:val="20"/>
-          <w:szCs w:val="20"/>
-        </w:rPr>
-        <w:t xml:space="preserve">Improved search-driven experiences by indexing content into </w:t>
-      </w:r>
-      <w:proofErr w:type="spellStart"/>
-      <w:r>
-        <w:rPr>
-          <w:rStyle w:val="Strong"/>
-          <w:rFonts w:ascii="Arial" w:hAnsi="Arial" w:cs="Arial"/>
-          <w:sz w:val="20"/>
-          <w:szCs w:val="20"/>
-        </w:rPr>
-        <w:t>Elasticsearch</w:t>
-      </w:r>
-      <w:proofErr w:type="spellEnd"/>
-      <w:r>
-        <w:rPr>
-          <w:rFonts w:ascii="Arial" w:hAnsi="Arial" w:cs="Arial"/>
-          <w:sz w:val="20"/>
-          <w:szCs w:val="20"/>
-        </w:rPr>
-        <w:t>, tuning analyzers, and refining queries for real user behavior.</w:t>
+          <w:sz w:val="18"/>
+          <w:szCs w:val="20"/>
+        </w:rPr>
+      </w:pPr>
+      <w:r>
+        <w:rPr>
+          <w:rFonts w:ascii="Arial" w:hAnsi="Arial" w:cs="Arial"/>
+          <w:sz w:val="18"/>
+          <w:szCs w:val="20"/>
+        </w:rPr>
+        <w:t xml:space="preserve">Supported deployment automation and release hygiene through CI pipelines and lightweight </w:t>
+      </w:r>
+      <w:proofErr w:type="spellStart"/>
+      <w:r>
+        <w:rPr>
+          <w:rFonts w:ascii="Arial" w:hAnsi="Arial" w:cs="Arial"/>
+          <w:sz w:val="18"/>
+          <w:szCs w:val="20"/>
+        </w:rPr>
+        <w:t>runbooks</w:t>
+      </w:r>
+      <w:proofErr w:type="spellEnd"/>
+      <w:r>
+        <w:rPr>
+          <w:rFonts w:ascii="Arial" w:hAnsi="Arial" w:cs="Arial"/>
+          <w:sz w:val="18"/>
+          <w:szCs w:val="20"/>
+        </w:rPr>
+        <w:t>, improving recovery speed during production incidents.</w:t>
       </w:r>
     </w:p>
     <w:p>
       <w:pPr>
         <w:pStyle w:val="NormalWeb"/>
-        <w:numPr>
-          <w:ilvl w:val="0"/>
-          <w:numId w:val="7"/>
-        </w:numPr>
         <w:jc w:val="both"/>
         <w:rPr>
           <w:rFonts w:ascii="Arial" w:hAnsi="Arial" w:cs="Arial"/>
-          <w:sz w:val="20"/>
-          <w:szCs w:val="20"/>
-        </w:rPr>
-      </w:pPr>
-      <w:r>
-        <w:rPr>
-          <w:rFonts w:ascii="Arial" w:hAnsi="Arial" w:cs="Arial"/>
-          <w:sz w:val="20"/>
-          <w:szCs w:val="20"/>
-        </w:rPr>
-        <w:t xml:space="preserve">Supported deployment automation and release hygiene through CI pipelines and lightweight </w:t>
-      </w:r>
-      <w:proofErr w:type="spellStart"/>
-      <w:r>
-        <w:rPr>
-          <w:rFonts w:ascii="Arial" w:hAnsi="Arial" w:cs="Arial"/>
-          <w:sz w:val="20"/>
-          <w:szCs w:val="20"/>
-        </w:rPr>
-        <w:t>runbooks</w:t>
-      </w:r>
-      <w:proofErr w:type="spellEnd"/>
-      <w:r>
-        <w:rPr>
-          <w:rFonts w:ascii="Arial" w:hAnsi="Arial" w:cs="Arial"/>
-          <w:sz w:val="20"/>
-          <w:szCs w:val="20"/>
-        </w:rPr>
-        <w:t>, improving recovery speed during production incidents.</w:t>
-      </w:r>
+          <w:sz w:val="18"/>
+          <w:szCs w:val="20"/>
+        </w:rPr>
+      </w:pPr>
+    </w:p>
+    <w:p>
+      <w:pPr>
+        <w:pStyle w:val="NormalWeb"/>
+        <w:jc w:val="both"/>
+        <w:rPr>
+          <w:rFonts w:ascii="Arial" w:hAnsi="Arial" w:cs="Arial"/>
+          <w:sz w:val="18"/>
+          <w:szCs w:val="20"/>
+        </w:rPr>
+      </w:pPr>
     </w:p>
     <w:p>
       <w:r>
@@ -3565,6 +3777,7 @@
           <w:sz w:val="25"/>
           <w:szCs w:val="25"/>
         </w:rPr>
+        <w:lastRenderedPageBreak/>
         <w:t>Software Engineer Intern</w:t>
       </w:r>
     </w:p>
@@ -3600,13 +3813,13 @@
         <w:jc w:val="both"/>
         <w:rPr>
           <w:rFonts w:ascii="Arial" w:hAnsi="Arial" w:cs="Arial"/>
-          <w:sz w:val="20"/>
-        </w:rPr>
-      </w:pPr>
-      <w:r>
-        <w:rPr>
-          <w:rFonts w:ascii="Arial" w:hAnsi="Arial" w:cs="Arial"/>
-          <w:sz w:val="20"/>
+          <w:sz w:val="18"/>
+        </w:rPr>
+      </w:pPr>
+      <w:r>
+        <w:rPr>
+          <w:rFonts w:ascii="Arial" w:hAnsi="Arial" w:cs="Arial"/>
+          <w:sz w:val="18"/>
         </w:rPr>
         <w:t>Delivered UI enhancements and reliability fixes behind review gates, meeting production quality standards and team conventions.</w:t>
       </w:r>
@@ -3621,13 +3834,13 @@
         <w:jc w:val="both"/>
         <w:rPr>
           <w:rFonts w:ascii="Arial" w:hAnsi="Arial" w:cs="Arial"/>
-          <w:sz w:val="20"/>
-        </w:rPr>
-      </w:pPr>
-      <w:r>
-        <w:rPr>
-          <w:rFonts w:ascii="Arial" w:hAnsi="Arial" w:cs="Arial"/>
-          <w:sz w:val="20"/>
+          <w:sz w:val="18"/>
+        </w:rPr>
+      </w:pPr>
+      <w:r>
+        <w:rPr>
+          <w:rFonts w:ascii="Arial" w:hAnsi="Arial" w:cs="Arial"/>
+          <w:sz w:val="18"/>
         </w:rPr>
         <w:t>Built small backend utilities with predictable inputs/outputs, enabling internal teams to reuse tooling safely across shared environments.</w:t>
       </w:r>
@@ -3642,13 +3855,13 @@
         <w:jc w:val="both"/>
         <w:rPr>
           <w:rFonts w:ascii="Arial" w:hAnsi="Arial" w:cs="Arial"/>
-          <w:sz w:val="20"/>
-        </w:rPr>
-      </w:pPr>
-      <w:r>
-        <w:rPr>
-          <w:rFonts w:ascii="Arial" w:hAnsi="Arial" w:cs="Arial"/>
-          <w:sz w:val="20"/>
+          <w:sz w:val="18"/>
+        </w:rPr>
+      </w:pPr>
+      <w:r>
+        <w:rPr>
+          <w:rFonts w:ascii="Arial" w:hAnsi="Arial" w:cs="Arial"/>
+          <w:sz w:val="18"/>
         </w:rPr>
         <w:t>Improved debugging workflows by adding clearer logging and reproducible steps for common failure modes during triage.</w:t>
       </w:r>
@@ -3663,13 +3876,13 @@
         <w:jc w:val="both"/>
         <w:rPr>
           <w:rFonts w:ascii="Arial" w:hAnsi="Arial" w:cs="Arial"/>
-          <w:sz w:val="20"/>
-        </w:rPr>
-      </w:pPr>
-      <w:r>
-        <w:rPr>
-          <w:rFonts w:ascii="Arial" w:hAnsi="Arial" w:cs="Arial"/>
-          <w:sz w:val="20"/>
+          <w:sz w:val="18"/>
+        </w:rPr>
+      </w:pPr>
+      <w:r>
+        <w:rPr>
+          <w:rFonts w:ascii="Arial" w:hAnsi="Arial" w:cs="Arial"/>
+          <w:sz w:val="18"/>
         </w:rPr>
         <w:t>Partnered with senior engineers to break tasks into testable increments and document decisions for future maintainers.</w:t>
       </w:r>
@@ -3684,13 +3897,13 @@
         <w:jc w:val="both"/>
         <w:rPr>
           <w:rFonts w:ascii="Arial" w:hAnsi="Arial" w:cs="Arial"/>
-          <w:sz w:val="20"/>
-        </w:rPr>
-      </w:pPr>
-      <w:r>
-        <w:rPr>
-          <w:rFonts w:ascii="Arial" w:hAnsi="Arial" w:cs="Arial"/>
-          <w:sz w:val="20"/>
+          <w:sz w:val="18"/>
+        </w:rPr>
+      </w:pPr>
+      <w:r>
+        <w:rPr>
+          <w:rFonts w:ascii="Arial" w:hAnsi="Arial" w:cs="Arial"/>
+          <w:sz w:val="18"/>
         </w:rPr>
         <w:t>Implemented performance-minded improvements in hot paths, validating results with measurements and documenting tradeoffs for reviewers.</w:t>
       </w:r>
@@ -3705,13 +3918,13 @@
         <w:jc w:val="both"/>
         <w:rPr>
           <w:rFonts w:ascii="Arial" w:hAnsi="Arial" w:cs="Arial"/>
-          <w:sz w:val="20"/>
-        </w:rPr>
-      </w:pPr>
-      <w:r>
-        <w:rPr>
-          <w:rFonts w:ascii="Arial" w:hAnsi="Arial" w:cs="Arial"/>
-          <w:sz w:val="20"/>
+          <w:sz w:val="18"/>
+        </w:rPr>
+      </w:pPr>
+      <w:r>
+        <w:rPr>
+          <w:rFonts w:ascii="Arial" w:hAnsi="Arial" w:cs="Arial"/>
+          <w:sz w:val="18"/>
         </w:rPr>
         <w:t>Supported releases by verifying changes in pre-production environments using checklists that reduced last-minute deployment surprises.</w:t>
       </w:r>
@@ -3768,11 +3981,6 @@
         </w:rPr>
         <w:t>2010 - 2014</w:t>
       </w:r>
-    </w:p>
-    <w:p>
-      <w:pPr>
-        <w:spacing w:after="60"/>
-      </w:pPr>
     </w:p>
     <w:p>
       <w:pPr>
@@ -3785,11 +3993,13 @@
         <w:jc w:val="both"/>
         <w:rPr>
           <w:rFonts w:ascii="Arial" w:hAnsi="Arial" w:cs="Arial"/>
-        </w:rPr>
-      </w:pPr>
-      <w:r>
-        <w:rPr>
-          <w:rFonts w:ascii="Arial" w:hAnsi="Arial" w:cs="Arial"/>
+          <w:sz w:val="18"/>
+        </w:rPr>
+      </w:pPr>
+      <w:r>
+        <w:rPr>
+          <w:rFonts w:ascii="Arial" w:hAnsi="Arial" w:cs="Arial"/>
+          <w:sz w:val="18"/>
         </w:rPr>
         <w:t xml:space="preserve">Completed a rigorous computer science curriculum emphasizing </w:t>
       </w:r>
@@ -3797,12 +4007,14 @@
         <w:rPr>
           <w:rStyle w:val="Strong"/>
           <w:rFonts w:ascii="Arial" w:hAnsi="Arial" w:cs="Arial"/>
+          <w:sz w:val="18"/>
         </w:rPr>
         <w:t>systems</w:t>
       </w:r>
       <w:r>
         <w:rPr>
           <w:rFonts w:ascii="Arial" w:hAnsi="Arial" w:cs="Arial"/>
+          <w:sz w:val="18"/>
         </w:rPr>
         <w:t xml:space="preserve">, </w:t>
       </w:r>
@@ -3810,12 +4022,14 @@
         <w:rPr>
           <w:rStyle w:val="Strong"/>
           <w:rFonts w:ascii="Arial" w:hAnsi="Arial" w:cs="Arial"/>
+          <w:sz w:val="18"/>
         </w:rPr>
         <w:t>data structures</w:t>
       </w:r>
       <w:r>
         <w:rPr>
           <w:rFonts w:ascii="Arial" w:hAnsi="Arial" w:cs="Arial"/>
+          <w:sz w:val="18"/>
         </w:rPr>
         <w:t xml:space="preserve">, and </w:t>
       </w:r>
@@ -3823,12 +4037,14 @@
         <w:rPr>
           <w:rStyle w:val="Strong"/>
           <w:rFonts w:ascii="Arial" w:hAnsi="Arial" w:cs="Arial"/>
+          <w:sz w:val="18"/>
         </w:rPr>
         <w:t>software engineering</w:t>
       </w:r>
       <w:r>
         <w:rPr>
           <w:rFonts w:ascii="Arial" w:hAnsi="Arial" w:cs="Arial"/>
+          <w:sz w:val="18"/>
         </w:rPr>
         <w:t>, with project work that strengthened practical implementation and collaboration skills.</w:t>
       </w:r>
@@ -3858,7 +4074,7 @@
         <w:rPr>
           <w:rFonts w:ascii="Arial" w:hAnsi="Arial" w:cs="Arial"/>
           <w:color w:val="auto"/>
-          <w:sz w:val="20"/>
+          <w:sz w:val="18"/>
         </w:rPr>
       </w:pPr>
       <w:r>
@@ -3867,7 +4083,7 @@
           <w:rFonts w:ascii="Arial" w:hAnsi="Arial" w:cs="Arial"/>
           <w:bCs w:val="0"/>
           <w:color w:val="auto"/>
-          <w:sz w:val="20"/>
+          <w:sz w:val="18"/>
         </w:rPr>
         <w:t>Event-Driven Execution Pipeline &amp; Reliability Controls</w:t>
       </w:r>
@@ -3882,13 +4098,13 @@
         <w:jc w:val="both"/>
         <w:rPr>
           <w:rFonts w:ascii="Arial" w:hAnsi="Arial" w:cs="Arial"/>
-          <w:sz w:val="20"/>
-        </w:rPr>
-      </w:pPr>
-      <w:r>
-        <w:rPr>
-          <w:rFonts w:ascii="Arial" w:hAnsi="Arial" w:cs="Arial"/>
-          <w:sz w:val="20"/>
+          <w:sz w:val="18"/>
+        </w:rPr>
+      </w:pPr>
+      <w:r>
+        <w:rPr>
+          <w:rFonts w:ascii="Arial" w:hAnsi="Arial" w:cs="Arial"/>
+          <w:sz w:val="18"/>
         </w:rPr>
         <w:t xml:space="preserve">Built an event-driven orchestration layer using </w:t>
       </w:r>
@@ -3896,14 +4112,14 @@
         <w:rPr>
           <w:rStyle w:val="Strong"/>
           <w:rFonts w:ascii="Arial" w:hAnsi="Arial" w:cs="Arial"/>
-          <w:sz w:val="20"/>
+          <w:sz w:val="18"/>
         </w:rPr>
         <w:t>AWS SNS/SQS</w:t>
       </w:r>
       <w:r>
         <w:rPr>
           <w:rFonts w:ascii="Arial" w:hAnsi="Arial" w:cs="Arial"/>
-          <w:sz w:val="20"/>
+          <w:sz w:val="18"/>
         </w:rPr>
         <w:t xml:space="preserve">, </w:t>
       </w:r>
@@ -3911,14 +4127,14 @@
         <w:rPr>
           <w:rStyle w:val="Strong"/>
           <w:rFonts w:ascii="Arial" w:hAnsi="Arial" w:cs="Arial"/>
-          <w:sz w:val="20"/>
+          <w:sz w:val="18"/>
         </w:rPr>
         <w:t>Kafka</w:t>
       </w:r>
       <w:r>
         <w:rPr>
           <w:rFonts w:ascii="Arial" w:hAnsi="Arial" w:cs="Arial"/>
-          <w:sz w:val="20"/>
+          <w:sz w:val="18"/>
         </w:rPr>
         <w:t xml:space="preserve">, and </w:t>
       </w:r>
@@ -3927,7 +4143,7 @@
         <w:rPr>
           <w:rStyle w:val="Strong"/>
           <w:rFonts w:ascii="Arial" w:hAnsi="Arial" w:cs="Arial"/>
-          <w:sz w:val="20"/>
+          <w:sz w:val="18"/>
         </w:rPr>
         <w:t>RabbitMQ</w:t>
       </w:r>
@@ -3935,15 +4151,24 @@
       <w:r>
         <w:rPr>
           <w:rFonts w:ascii="Arial" w:hAnsi="Arial" w:cs="Arial"/>
-          <w:sz w:val="20"/>
-        </w:rPr>
-        <w:t xml:space="preserve"> to coordinate long-running workflows with retries, DLQs, and </w:t>
-      </w:r>
-      <w:proofErr w:type="spellStart"/>
-      <w:r>
-        <w:rPr>
-          <w:rFonts w:ascii="Arial" w:hAnsi="Arial" w:cs="Arial"/>
-          <w:sz w:val="20"/>
+          <w:sz w:val="18"/>
+        </w:rPr>
+        <w:t xml:space="preserve"> to coordinate long-running workflows with retr</w:t>
+      </w:r>
+      <w:bookmarkStart w:id="0" w:name="_GoBack"/>
+      <w:bookmarkEnd w:id="0"/>
+      <w:r>
+        <w:rPr>
+          <w:rFonts w:ascii="Arial" w:hAnsi="Arial" w:cs="Arial"/>
+          <w:sz w:val="18"/>
+        </w:rPr>
+        <w:t xml:space="preserve">ies, DLQs, and </w:t>
+      </w:r>
+      <w:proofErr w:type="spellStart"/>
+      <w:r>
+        <w:rPr>
+          <w:rFonts w:ascii="Arial" w:hAnsi="Arial" w:cs="Arial"/>
+          <w:sz w:val="18"/>
         </w:rPr>
         <w:t>idempotency</w:t>
       </w:r>
@@ -3951,7 +4176,7 @@
       <w:r>
         <w:rPr>
           <w:rFonts w:ascii="Arial" w:hAnsi="Arial" w:cs="Arial"/>
-          <w:sz w:val="20"/>
+          <w:sz w:val="18"/>
         </w:rPr>
         <w:t xml:space="preserve"> guarantees.</w:t>
       </w:r>
@@ -3966,13 +4191,13 @@
         <w:jc w:val="both"/>
         <w:rPr>
           <w:rFonts w:ascii="Arial" w:hAnsi="Arial" w:cs="Arial"/>
-          <w:sz w:val="20"/>
-        </w:rPr>
-      </w:pPr>
-      <w:r>
-        <w:rPr>
-          <w:rFonts w:ascii="Arial" w:hAnsi="Arial" w:cs="Arial"/>
-          <w:sz w:val="20"/>
+          <w:sz w:val="18"/>
+        </w:rPr>
+      </w:pPr>
+      <w:r>
+        <w:rPr>
+          <w:rFonts w:ascii="Arial" w:hAnsi="Arial" w:cs="Arial"/>
+          <w:sz w:val="18"/>
         </w:rPr>
         <w:t xml:space="preserve">Added </w:t>
       </w:r>
@@ -3981,7 +4206,7 @@
         <w:rPr>
           <w:rStyle w:val="Strong"/>
           <w:rFonts w:ascii="Arial" w:hAnsi="Arial" w:cs="Arial"/>
-          <w:sz w:val="20"/>
+          <w:sz w:val="18"/>
         </w:rPr>
         <w:t>OpenTelemetry</w:t>
       </w:r>
@@ -3989,7 +4214,7 @@
       <w:r>
         <w:rPr>
           <w:rFonts w:ascii="Arial" w:hAnsi="Arial" w:cs="Arial"/>
-          <w:sz w:val="20"/>
+          <w:sz w:val="18"/>
         </w:rPr>
         <w:t xml:space="preserve"> tracing and structured logging with correlation IDs across services, exporting to </w:t>
       </w:r>
@@ -3998,7 +4223,7 @@
         <w:rPr>
           <w:rStyle w:val="Strong"/>
           <w:rFonts w:ascii="Arial" w:hAnsi="Arial" w:cs="Arial"/>
-          <w:sz w:val="20"/>
+          <w:sz w:val="18"/>
         </w:rPr>
         <w:t>Datadog</w:t>
       </w:r>
@@ -4006,25 +4231,16 @@
       <w:r>
         <w:rPr>
           <w:rFonts w:ascii="Arial" w:hAnsi="Arial" w:cs="Arial"/>
-          <w:sz w:val="20"/>
-        </w:rPr>
-        <w:t xml:space="preserve"> and das</w:t>
-      </w:r>
-      <w:bookmarkStart w:id="0" w:name="_GoBack"/>
-      <w:bookmarkEnd w:id="0"/>
-      <w:r>
-        <w:rPr>
-          <w:rFonts w:ascii="Arial" w:hAnsi="Arial" w:cs="Arial"/>
-          <w:sz w:val="20"/>
-        </w:rPr>
-        <w:t xml:space="preserve">hboards in </w:t>
-      </w:r>
-      <w:proofErr w:type="spellStart"/>
-      <w:r>
-        <w:rPr>
-          <w:rStyle w:val="Strong"/>
-          <w:rFonts w:ascii="Arial" w:hAnsi="Arial" w:cs="Arial"/>
-          <w:sz w:val="20"/>
+          <w:sz w:val="18"/>
+        </w:rPr>
+        <w:t xml:space="preserve"> and dashboards in </w:t>
+      </w:r>
+      <w:proofErr w:type="spellStart"/>
+      <w:r>
+        <w:rPr>
+          <w:rStyle w:val="Strong"/>
+          <w:rFonts w:ascii="Arial" w:hAnsi="Arial" w:cs="Arial"/>
+          <w:sz w:val="18"/>
         </w:rPr>
         <w:t>Grafana</w:t>
       </w:r>
@@ -4033,14 +4249,14 @@
         <w:rPr>
           <w:rStyle w:val="Strong"/>
           <w:rFonts w:ascii="Arial" w:hAnsi="Arial" w:cs="Arial"/>
-          <w:sz w:val="20"/>
+          <w:sz w:val="18"/>
         </w:rPr>
         <w:t>/Prometheus</w:t>
       </w:r>
       <w:r>
         <w:rPr>
           <w:rFonts w:ascii="Arial" w:hAnsi="Arial" w:cs="Arial"/>
-          <w:sz w:val="20"/>
+          <w:sz w:val="18"/>
         </w:rPr>
         <w:t xml:space="preserve"> to make failures traceable end-to-end.</w:t>
       </w:r>
@@ -4055,13 +4271,13 @@
         <w:jc w:val="both"/>
         <w:rPr>
           <w:rFonts w:ascii="Arial" w:hAnsi="Arial" w:cs="Arial"/>
-          <w:sz w:val="20"/>
-        </w:rPr>
-      </w:pPr>
-      <w:r>
-        <w:rPr>
-          <w:rFonts w:ascii="Arial" w:hAnsi="Arial" w:cs="Arial"/>
-          <w:sz w:val="20"/>
+          <w:sz w:val="18"/>
+        </w:rPr>
+      </w:pPr>
+      <w:r>
+        <w:rPr>
+          <w:rFonts w:ascii="Arial" w:hAnsi="Arial" w:cs="Arial"/>
+          <w:sz w:val="18"/>
         </w:rPr>
         <w:t xml:space="preserve">Implemented safe rollout patterns using CI/CD gates in </w:t>
       </w:r>
@@ -4070,7 +4286,7 @@
         <w:rPr>
           <w:rStyle w:val="Strong"/>
           <w:rFonts w:ascii="Arial" w:hAnsi="Arial" w:cs="Arial"/>
-          <w:sz w:val="20"/>
+          <w:sz w:val="18"/>
         </w:rPr>
         <w:t>GitHub</w:t>
       </w:r>
@@ -4079,14 +4295,14 @@
         <w:rPr>
           <w:rStyle w:val="Strong"/>
           <w:rFonts w:ascii="Arial" w:hAnsi="Arial" w:cs="Arial"/>
-          <w:sz w:val="20"/>
+          <w:sz w:val="18"/>
         </w:rPr>
         <w:t xml:space="preserve"> Actions/Jenkins</w:t>
       </w:r>
       <w:r>
         <w:rPr>
           <w:rFonts w:ascii="Arial" w:hAnsi="Arial" w:cs="Arial"/>
-          <w:sz w:val="20"/>
+          <w:sz w:val="18"/>
         </w:rPr>
         <w:t>, plus automated verification checks that reduced rollback frequency and improved on-call confidence.</w:t>
       </w:r>
@@ -4098,7 +4314,7 @@
         <w:rPr>
           <w:rFonts w:ascii="Arial" w:hAnsi="Arial" w:cs="Arial"/>
           <w:color w:val="auto"/>
-          <w:sz w:val="20"/>
+          <w:sz w:val="18"/>
         </w:rPr>
       </w:pPr>
       <w:r>
@@ -4107,7 +4323,7 @@
           <w:rFonts w:ascii="Arial" w:hAnsi="Arial" w:cs="Arial"/>
           <w:bCs w:val="0"/>
           <w:color w:val="auto"/>
-          <w:sz w:val="20"/>
+          <w:sz w:val="18"/>
         </w:rPr>
         <w:t>Search + Analytics Export Platform</w:t>
       </w:r>
@@ -4122,13 +4338,13 @@
         <w:jc w:val="both"/>
         <w:rPr>
           <w:rFonts w:ascii="Arial" w:hAnsi="Arial" w:cs="Arial"/>
-          <w:sz w:val="20"/>
-        </w:rPr>
-      </w:pPr>
-      <w:r>
-        <w:rPr>
-          <w:rFonts w:ascii="Arial" w:hAnsi="Arial" w:cs="Arial"/>
-          <w:sz w:val="20"/>
+          <w:sz w:val="18"/>
+        </w:rPr>
+      </w:pPr>
+      <w:r>
+        <w:rPr>
+          <w:rFonts w:ascii="Arial" w:hAnsi="Arial" w:cs="Arial"/>
+          <w:sz w:val="18"/>
         </w:rPr>
         <w:t xml:space="preserve">Designed a search-backed experience using </w:t>
       </w:r>
@@ -4137,7 +4353,7 @@
         <w:rPr>
           <w:rStyle w:val="Strong"/>
           <w:rFonts w:ascii="Arial" w:hAnsi="Arial" w:cs="Arial"/>
-          <w:sz w:val="20"/>
+          <w:sz w:val="18"/>
         </w:rPr>
         <w:t>Elasticsearch</w:t>
       </w:r>
@@ -4146,14 +4362,14 @@
         <w:rPr>
           <w:rStyle w:val="Strong"/>
           <w:rFonts w:ascii="Arial" w:hAnsi="Arial" w:cs="Arial"/>
-          <w:sz w:val="20"/>
+          <w:sz w:val="18"/>
         </w:rPr>
         <w:t>/OpenSearch</w:t>
       </w:r>
       <w:r>
         <w:rPr>
           <w:rFonts w:ascii="Arial" w:hAnsi="Arial" w:cs="Arial"/>
-          <w:sz w:val="20"/>
+          <w:sz w:val="18"/>
         </w:rPr>
         <w:t xml:space="preserve"> with tuned mappings and query patterns to improve relevancy and throughput at scale.</w:t>
       </w:r>
@@ -4168,13 +4384,13 @@
         <w:jc w:val="both"/>
         <w:rPr>
           <w:rFonts w:ascii="Arial" w:hAnsi="Arial" w:cs="Arial"/>
-          <w:sz w:val="20"/>
-        </w:rPr>
-      </w:pPr>
-      <w:r>
-        <w:rPr>
-          <w:rFonts w:ascii="Arial" w:hAnsi="Arial" w:cs="Arial"/>
-          <w:sz w:val="20"/>
+          <w:sz w:val="18"/>
+        </w:rPr>
+      </w:pPr>
+      <w:r>
+        <w:rPr>
+          <w:rFonts w:ascii="Arial" w:hAnsi="Arial" w:cs="Arial"/>
+          <w:sz w:val="18"/>
         </w:rPr>
         <w:t xml:space="preserve">Built export pipelines that moved curated datasets into analytics consumers like </w:t>
       </w:r>
@@ -4182,14 +4398,14 @@
         <w:rPr>
           <w:rStyle w:val="Strong"/>
           <w:rFonts w:ascii="Arial" w:hAnsi="Arial" w:cs="Arial"/>
-          <w:sz w:val="20"/>
+          <w:sz w:val="18"/>
         </w:rPr>
         <w:t>Redshift</w:t>
       </w:r>
       <w:r>
         <w:rPr>
           <w:rFonts w:ascii="Arial" w:hAnsi="Arial" w:cs="Arial"/>
-          <w:sz w:val="20"/>
+          <w:sz w:val="18"/>
         </w:rPr>
         <w:t xml:space="preserve"> and </w:t>
       </w:r>
@@ -4198,7 +4414,7 @@
         <w:rPr>
           <w:rStyle w:val="Strong"/>
           <w:rFonts w:ascii="Arial" w:hAnsi="Arial" w:cs="Arial"/>
-          <w:sz w:val="20"/>
+          <w:sz w:val="18"/>
         </w:rPr>
         <w:t>BigQuery</w:t>
       </w:r>
@@ -4206,7 +4422,7 @@
       <w:r>
         <w:rPr>
           <w:rFonts w:ascii="Arial" w:hAnsi="Arial" w:cs="Arial"/>
-          <w:sz w:val="20"/>
+          <w:sz w:val="18"/>
         </w:rPr>
         <w:t xml:space="preserve">, with cloud storage integration across </w:t>
       </w:r>
@@ -4214,14 +4430,14 @@
         <w:rPr>
           <w:rStyle w:val="Strong"/>
           <w:rFonts w:ascii="Arial" w:hAnsi="Arial" w:cs="Arial"/>
-          <w:sz w:val="20"/>
+          <w:sz w:val="18"/>
         </w:rPr>
         <w:t>S3</w:t>
       </w:r>
       <w:r>
         <w:rPr>
           <w:rFonts w:ascii="Arial" w:hAnsi="Arial" w:cs="Arial"/>
-          <w:sz w:val="20"/>
+          <w:sz w:val="18"/>
         </w:rPr>
         <w:t xml:space="preserve">, </w:t>
       </w:r>
@@ -4229,14 +4445,14 @@
         <w:rPr>
           <w:rStyle w:val="Strong"/>
           <w:rFonts w:ascii="Arial" w:hAnsi="Arial" w:cs="Arial"/>
-          <w:sz w:val="20"/>
+          <w:sz w:val="18"/>
         </w:rPr>
         <w:t>Cloud Storage</w:t>
       </w:r>
       <w:r>
         <w:rPr>
           <w:rFonts w:ascii="Arial" w:hAnsi="Arial" w:cs="Arial"/>
-          <w:sz w:val="20"/>
+          <w:sz w:val="18"/>
         </w:rPr>
         <w:t>, and Azure equivalents.</w:t>
       </w:r>
@@ -4251,13 +4467,13 @@
         <w:jc w:val="both"/>
         <w:rPr>
           <w:rFonts w:ascii="Arial" w:hAnsi="Arial" w:cs="Arial"/>
-          <w:sz w:val="20"/>
-        </w:rPr>
-      </w:pPr>
-      <w:r>
-        <w:rPr>
-          <w:rFonts w:ascii="Arial" w:hAnsi="Arial" w:cs="Arial"/>
-          <w:sz w:val="20"/>
+          <w:sz w:val="18"/>
+        </w:rPr>
+      </w:pPr>
+      <w:r>
+        <w:rPr>
+          <w:rFonts w:ascii="Arial" w:hAnsi="Arial" w:cs="Arial"/>
+          <w:sz w:val="18"/>
         </w:rPr>
         <w:t xml:space="preserve">Hardened data paths using </w:t>
       </w:r>
@@ -4266,7 +4482,7 @@
         <w:rPr>
           <w:rStyle w:val="Strong"/>
           <w:rFonts w:ascii="Arial" w:hAnsi="Arial" w:cs="Arial"/>
-          <w:sz w:val="20"/>
+          <w:sz w:val="18"/>
         </w:rPr>
         <w:t>PostgreSQL</w:t>
       </w:r>
@@ -4274,7 +4490,7 @@
       <w:r>
         <w:rPr>
           <w:rFonts w:ascii="Arial" w:hAnsi="Arial" w:cs="Arial"/>
-          <w:sz w:val="20"/>
+          <w:sz w:val="18"/>
         </w:rPr>
         <w:t xml:space="preserve"> indexing strategies, migration guardrails, and queue-driven backfills for predictable </w:t>
       </w:r>
@@ -4282,7 +4498,7 @@
       <w:r>
         <w:rPr>
           <w:rFonts w:ascii="Arial" w:hAnsi="Arial" w:cs="Arial"/>
-          <w:sz w:val="20"/>
+          <w:sz w:val="18"/>
         </w:rPr>
         <w:t>recomputation</w:t>
       </w:r>
@@ -4290,7 +4506,7 @@
       <w:r>
         <w:rPr>
           <w:rFonts w:ascii="Arial" w:hAnsi="Arial" w:cs="Arial"/>
-          <w:sz w:val="20"/>
+          <w:sz w:val="18"/>
         </w:rPr>
         <w:t xml:space="preserve"> and recovery.</w:t>
       </w:r>

--- a/idris/Go/Idris_Sadiq.docx
+++ b/idris/Go/Idris_Sadiq.docx
@@ -47,7 +47,6 @@
               <w:spacing w:after="40"/>
               <w:jc w:val="center"/>
             </w:pPr>
-            <w:proofErr w:type="spellStart"/>
             <w:r>
               <w:rPr>
                 <w:rFonts w:ascii="Arial" w:eastAsia="Arial" w:hAnsi="Arial" w:cs="Arial"/>
@@ -57,33 +56,8 @@
                 <w:sz w:val="48"/>
                 <w:szCs w:val="48"/>
               </w:rPr>
-              <w:t>Idris</w:t>
+              <w:t>Idris Sadiq</w:t>
             </w:r>
-            <w:proofErr w:type="spellEnd"/>
-            <w:r>
-              <w:rPr>
-                <w:rFonts w:ascii="Arial" w:eastAsia="Arial" w:hAnsi="Arial" w:cs="Arial"/>
-                <w:b/>
-                <w:bCs/>
-                <w:color w:val="FFFFFF"/>
-                <w:sz w:val="48"/>
-                <w:szCs w:val="48"/>
-              </w:rPr>
-              <w:t xml:space="preserve"> </w:t>
-            </w:r>
-            <w:proofErr w:type="spellStart"/>
-            <w:r>
-              <w:rPr>
-                <w:rFonts w:ascii="Arial" w:eastAsia="Arial" w:hAnsi="Arial" w:cs="Arial"/>
-                <w:b/>
-                <w:bCs/>
-                <w:color w:val="FFFFFF"/>
-                <w:sz w:val="48"/>
-                <w:szCs w:val="48"/>
-              </w:rPr>
-              <w:t>Sadiq</w:t>
-            </w:r>
-            <w:proofErr w:type="spellEnd"/>
           </w:p>
           <w:p>
             <w:pPr>
@@ -104,41 +78,27 @@
             <w:pPr>
               <w:spacing w:after="40"/>
               <w:jc w:val="center"/>
+              <w:rPr>
+                <w:rFonts w:ascii="Arial" w:eastAsia="Arial" w:hAnsi="Arial" w:cs="Arial"/>
+                <w:color w:val="BBBBBB"/>
+              </w:rPr>
             </w:pPr>
             <w:r>
               <w:rPr>
                 <w:rFonts w:ascii="Arial" w:eastAsia="Arial" w:hAnsi="Arial" w:cs="Arial"/>
                 <w:color w:val="BBBBBB"/>
               </w:rPr>
-              <w:t xml:space="preserve">Idrissadiq.pro@outlook.com  </w:t>
+              <w:t>Idrissdev@outlook.com | +1 (424) 458-6548 | Spring Valley, California, United States</w:t>
+            </w:r>
+            <w:r>
+              <w:t xml:space="preserve"> </w:t>
             </w:r>
             <w:r>
               <w:rPr>
                 <w:rFonts w:ascii="Arial" w:eastAsia="Arial" w:hAnsi="Arial" w:cs="Arial"/>
                 <w:color w:val="BBBBBB"/>
               </w:rPr>
-              <w:t>+1 (424) 458-6548</w:t>
-            </w:r>
-            <w:r>
-              <w:rPr>
-                <w:rFonts w:ascii="Arial" w:eastAsia="Arial" w:hAnsi="Arial" w:cs="Arial"/>
-                <w:color w:val="BBBBBB"/>
-              </w:rPr>
-              <w:t xml:space="preserve">|  </w:t>
-            </w:r>
-            <w:r>
-              <w:rPr>
-                <w:rFonts w:ascii="Arial" w:eastAsia="Arial" w:hAnsi="Arial" w:cs="Arial"/>
-                <w:color w:val="BBBBBB"/>
-              </w:rPr>
-              <w:t>Spring Valley</w:t>
-            </w:r>
-            <w:r>
-              <w:rPr>
-                <w:rFonts w:ascii="Arial" w:eastAsia="Arial" w:hAnsi="Arial" w:cs="Arial"/>
-                <w:color w:val="BBBBBB"/>
-              </w:rPr>
-              <w:t>, California, United States</w:t>
+              <w:t xml:space="preserve">https://www.linkedin.com/in/idris-sadiq-1b824b3b4 </w:t>
             </w:r>
           </w:p>
           <w:p>
@@ -150,15 +110,10 @@
                 <w:rFonts w:ascii="Arial" w:eastAsia="Arial" w:hAnsi="Arial" w:cs="Arial"/>
                 <w:color w:val="BBBBBB"/>
               </w:rPr>
-              <w:t xml:space="preserve">LinkedIn: </w:t>
+              <w:t>US citizen | White | English (Native)</w:t>
             </w:r>
-            <w:r>
-              <w:rPr>
-                <w:rFonts w:ascii="Arial" w:eastAsia="Arial" w:hAnsi="Arial" w:cs="Arial"/>
-                <w:color w:val="BBBBBB"/>
-              </w:rPr>
-              <w:t>https://www.linkedin.com/in/idris-sadiq-0640ab3b4/</w:t>
-            </w:r>
+            <w:bookmarkStart w:id="0" w:name="_GoBack"/>
+            <w:bookmarkEnd w:id="0"/>
           </w:p>
         </w:tc>
       </w:tr>
@@ -220,7 +175,6 @@
         </w:rPr>
         <w:t xml:space="preserve"> end-to-end, delivering high-throughput backend services in </w:t>
       </w:r>
-      <w:proofErr w:type="gramStart"/>
       <w:r>
         <w:rPr>
           <w:rStyle w:val="Strong"/>
@@ -228,7 +182,6 @@
         </w:rPr>
         <w:t>Go</w:t>
       </w:r>
-      <w:proofErr w:type="gramEnd"/>
       <w:r>
         <w:rPr>
           <w:rFonts w:ascii="Arial" w:hAnsi="Arial" w:cs="Arial"/>
@@ -240,17 +193,8 @@
           <w:rStyle w:val="Strong"/>
           <w:rFonts w:ascii="Arial" w:hAnsi="Arial" w:cs="Arial"/>
         </w:rPr>
-        <w:t>React/</w:t>
-      </w:r>
-      <w:proofErr w:type="spellStart"/>
-      <w:r>
-        <w:rPr>
-          <w:rStyle w:val="Strong"/>
-          <w:rFonts w:ascii="Arial" w:hAnsi="Arial" w:cs="Arial"/>
-        </w:rPr>
-        <w:t>TypeScript</w:t>
-      </w:r>
-      <w:proofErr w:type="spellEnd"/>
+        <w:t>React/TypeScript</w:t>
+      </w:r>
       <w:r>
         <w:rPr>
           <w:rFonts w:ascii="Arial" w:hAnsi="Arial" w:cs="Arial"/>
@@ -268,14 +212,7 @@
         <w:rPr>
           <w:rFonts w:ascii="Arial" w:hAnsi="Arial" w:cs="Arial"/>
         </w:rPr>
-        <w:t xml:space="preserve">. </w:t>
-      </w:r>
-      <w:proofErr w:type="gramStart"/>
-      <w:r>
-        <w:rPr>
-          <w:rFonts w:ascii="Arial" w:hAnsi="Arial" w:cs="Arial"/>
-        </w:rPr>
-        <w:t xml:space="preserve">Strong focus on </w:t>
+        <w:t xml:space="preserve">. Strong focus on </w:t>
       </w:r>
       <w:r>
         <w:rPr>
@@ -316,7 +253,6 @@
         </w:rPr>
         <w:t xml:space="preserve">, </w:t>
       </w:r>
-      <w:proofErr w:type="spellStart"/>
       <w:r>
         <w:rPr>
           <w:rStyle w:val="Strong"/>
@@ -324,7 +260,6 @@
         </w:rPr>
         <w:t>observability</w:t>
       </w:r>
-      <w:proofErr w:type="spellEnd"/>
       <w:r>
         <w:rPr>
           <w:rFonts w:ascii="Arial" w:hAnsi="Arial" w:cs="Arial"/>
@@ -355,21 +290,7 @@
         <w:rPr>
           <w:rFonts w:ascii="Arial" w:hAnsi="Arial" w:cs="Arial"/>
         </w:rPr>
-        <w:t>, automated testing, and incremental rollout strategies.</w:t>
-      </w:r>
-      <w:proofErr w:type="gramEnd"/>
-      <w:r>
-        <w:rPr>
-          <w:rFonts w:ascii="Arial" w:hAnsi="Arial" w:cs="Arial"/>
-        </w:rPr>
-        <w:t xml:space="preserve"> </w:t>
-      </w:r>
-      <w:proofErr w:type="gramStart"/>
-      <w:r>
-        <w:rPr>
-          <w:rFonts w:ascii="Arial" w:hAnsi="Arial" w:cs="Arial"/>
-        </w:rPr>
-        <w:t xml:space="preserve">Known for turning ambiguous requirements into </w:t>
+        <w:t xml:space="preserve">, automated testing, and incremental rollout strategies. Known for turning ambiguous requirements into </w:t>
       </w:r>
       <w:r>
         <w:rPr>
@@ -397,7 +318,6 @@
         </w:rPr>
         <w:t>, and partnering closely with product and non-engineering stakeholders.</w:t>
       </w:r>
-      <w:proofErr w:type="gramEnd"/>
     </w:p>
     <w:p>
       <w:pPr>
@@ -484,7 +404,6 @@
         </w:rPr>
         <w:t xml:space="preserve">, </w:t>
       </w:r>
-      <w:proofErr w:type="spellStart"/>
       <w:r>
         <w:rPr>
           <w:rStyle w:val="Strong"/>
@@ -495,79 +414,14 @@
         </w:rPr>
         <w:t>TypeScript</w:t>
       </w:r>
-      <w:proofErr w:type="spellEnd"/>
-      <w:r>
-        <w:rPr>
-          <w:rFonts w:ascii="Arial" w:hAnsi="Arial" w:cs="Arial"/>
-          <w:sz w:val="18"/>
-          <w:szCs w:val="20"/>
-        </w:rPr>
-        <w:t xml:space="preserve">, JavaScript, </w:t>
-      </w:r>
-      <w:proofErr w:type="spellStart"/>
-      <w:r>
-        <w:rPr>
-          <w:rFonts w:ascii="Arial" w:hAnsi="Arial" w:cs="Arial"/>
-          <w:sz w:val="18"/>
-          <w:szCs w:val="20"/>
-        </w:rPr>
-        <w:t>Redux</w:t>
-      </w:r>
-      <w:proofErr w:type="spellEnd"/>
-      <w:r>
-        <w:rPr>
-          <w:rFonts w:ascii="Arial" w:hAnsi="Arial" w:cs="Arial"/>
-          <w:sz w:val="18"/>
-          <w:szCs w:val="20"/>
-        </w:rPr>
-        <w:t xml:space="preserve">, React Query, </w:t>
-      </w:r>
-      <w:proofErr w:type="spellStart"/>
-      <w:r>
-        <w:rPr>
-          <w:rFonts w:ascii="Arial" w:hAnsi="Arial" w:cs="Arial"/>
-          <w:sz w:val="18"/>
-          <w:szCs w:val="20"/>
-        </w:rPr>
-        <w:t>Vite</w:t>
-      </w:r>
-      <w:proofErr w:type="spellEnd"/>
-      <w:r>
-        <w:rPr>
-          <w:rFonts w:ascii="Arial" w:hAnsi="Arial" w:cs="Arial"/>
-          <w:sz w:val="18"/>
-          <w:szCs w:val="20"/>
-        </w:rPr>
-        <w:t xml:space="preserve">, </w:t>
-      </w:r>
-      <w:proofErr w:type="spellStart"/>
-      <w:r>
-        <w:rPr>
-          <w:rFonts w:ascii="Arial" w:hAnsi="Arial" w:cs="Arial"/>
-          <w:sz w:val="18"/>
-          <w:szCs w:val="20"/>
-        </w:rPr>
-        <w:t>Webpack</w:t>
-      </w:r>
-      <w:proofErr w:type="spellEnd"/>
-      <w:r>
-        <w:rPr>
-          <w:rFonts w:ascii="Arial" w:hAnsi="Arial" w:cs="Arial"/>
-          <w:sz w:val="18"/>
-          <w:szCs w:val="20"/>
-        </w:rPr>
-        <w:t xml:space="preserve">, Tailwind CSS, Material UI, Bootstrap, Storybook, Micro-frontend patterns, Accessibility (WCAG-minded UI), Web Vitals/Lighthouse profiling, SSR/SSG patterns, component libraries, client-side caching &amp; request </w:t>
-      </w:r>
-      <w:proofErr w:type="spellStart"/>
-      <w:r>
-        <w:rPr>
-          <w:rFonts w:ascii="Arial" w:hAnsi="Arial" w:cs="Arial"/>
-          <w:sz w:val="18"/>
-          <w:szCs w:val="20"/>
-        </w:rPr>
-        <w:t>deduplication</w:t>
-      </w:r>
-      <w:proofErr w:type="spellEnd"/>
+      <w:r>
+        <w:rPr>
+          <w:rFonts w:ascii="Arial" w:hAnsi="Arial" w:cs="Arial"/>
+          <w:sz w:val="18"/>
+          <w:szCs w:val="20"/>
+        </w:rPr>
+        <w:t>, JavaScript, Redux, React Query, Vite, Webpack, Tailwind CSS, Material UI, Bootstrap, Storybook, Micro-frontend patterns, Accessibility (WCAG-minded UI), Web Vitals/Lighthouse profiling, SSR/SSG patterns, component libraries, client-side caching &amp; request deduplication</w:t>
+      </w:r>
     </w:p>
     <w:p>
       <w:pPr>
@@ -634,115 +488,7 @@
           <w:sz w:val="18"/>
           <w:szCs w:val="20"/>
         </w:rPr>
-        <w:t xml:space="preserve">, Express, </w:t>
-      </w:r>
-      <w:proofErr w:type="spellStart"/>
-      <w:r>
-        <w:rPr>
-          <w:rFonts w:ascii="Arial" w:hAnsi="Arial" w:cs="Arial"/>
-          <w:sz w:val="18"/>
-          <w:szCs w:val="20"/>
-        </w:rPr>
-        <w:t>NestJS</w:t>
-      </w:r>
-      <w:proofErr w:type="spellEnd"/>
-      <w:r>
-        <w:rPr>
-          <w:rFonts w:ascii="Arial" w:hAnsi="Arial" w:cs="Arial"/>
-          <w:sz w:val="18"/>
-          <w:szCs w:val="20"/>
-        </w:rPr>
-        <w:t xml:space="preserve">, REST, </w:t>
-      </w:r>
-      <w:proofErr w:type="spellStart"/>
-      <w:r>
-        <w:rPr>
-          <w:rFonts w:ascii="Arial" w:hAnsi="Arial" w:cs="Arial"/>
-          <w:sz w:val="18"/>
-          <w:szCs w:val="20"/>
-        </w:rPr>
-        <w:t>GraphQL</w:t>
-      </w:r>
-      <w:proofErr w:type="spellEnd"/>
-      <w:r>
-        <w:rPr>
-          <w:rFonts w:ascii="Arial" w:hAnsi="Arial" w:cs="Arial"/>
-          <w:sz w:val="18"/>
-          <w:szCs w:val="20"/>
-        </w:rPr>
-        <w:t xml:space="preserve">, </w:t>
-      </w:r>
-      <w:proofErr w:type="spellStart"/>
-      <w:r>
-        <w:rPr>
-          <w:rFonts w:ascii="Arial" w:hAnsi="Arial" w:cs="Arial"/>
-          <w:sz w:val="18"/>
-          <w:szCs w:val="20"/>
-        </w:rPr>
-        <w:t>WebSockets</w:t>
-      </w:r>
-      <w:proofErr w:type="spellEnd"/>
-      <w:r>
-        <w:rPr>
-          <w:rFonts w:ascii="Arial" w:hAnsi="Arial" w:cs="Arial"/>
-          <w:sz w:val="18"/>
-          <w:szCs w:val="20"/>
-        </w:rPr>
-        <w:t>, background jobs, event-driven patterns, retries/</w:t>
-      </w:r>
-      <w:proofErr w:type="spellStart"/>
-      <w:r>
-        <w:rPr>
-          <w:rFonts w:ascii="Arial" w:hAnsi="Arial" w:cs="Arial"/>
-          <w:sz w:val="18"/>
-          <w:szCs w:val="20"/>
-        </w:rPr>
-        <w:t>backoff</w:t>
-      </w:r>
-      <w:proofErr w:type="spellEnd"/>
-      <w:r>
-        <w:rPr>
-          <w:rFonts w:ascii="Arial" w:hAnsi="Arial" w:cs="Arial"/>
-          <w:sz w:val="18"/>
-          <w:szCs w:val="20"/>
-        </w:rPr>
-        <w:t xml:space="preserve">, circuit breakers, </w:t>
-      </w:r>
-      <w:proofErr w:type="spellStart"/>
-      <w:r>
-        <w:rPr>
-          <w:rFonts w:ascii="Arial" w:hAnsi="Arial" w:cs="Arial"/>
-          <w:sz w:val="18"/>
-          <w:szCs w:val="20"/>
-        </w:rPr>
-        <w:t>idempotency</w:t>
-      </w:r>
-      <w:proofErr w:type="spellEnd"/>
-      <w:r>
-        <w:rPr>
-          <w:rFonts w:ascii="Arial" w:hAnsi="Arial" w:cs="Arial"/>
-          <w:sz w:val="18"/>
-          <w:szCs w:val="20"/>
-        </w:rPr>
-        <w:t xml:space="preserve">, caching strategies, rate limiting, </w:t>
-      </w:r>
-      <w:proofErr w:type="spellStart"/>
-      <w:r>
-        <w:rPr>
-          <w:rFonts w:ascii="Arial" w:hAnsi="Arial" w:cs="Arial"/>
-          <w:sz w:val="18"/>
-          <w:szCs w:val="20"/>
-        </w:rPr>
-        <w:t>webhook</w:t>
-      </w:r>
-      <w:proofErr w:type="spellEnd"/>
-      <w:r>
-        <w:rPr>
-          <w:rFonts w:ascii="Arial" w:hAnsi="Arial" w:cs="Arial"/>
-          <w:sz w:val="18"/>
-          <w:szCs w:val="20"/>
-        </w:rPr>
-        <w:t xml:space="preserve"> signature verification, file/media workflows (S3-style), API contracts and error standards</w:t>
+        <w:t>, Express, NestJS, REST, GraphQL, WebSockets, background jobs, event-driven patterns, retries/backoff, circuit breakers, idempotency, caching strategies, rate limiting, webhook signature verification, file/media workflows (S3-style), API contracts and error standards</w:t>
       </w:r>
     </w:p>
     <w:p>
@@ -793,7 +539,6 @@
         </w:rPr>
         <w:t xml:space="preserve">: </w:t>
       </w:r>
-      <w:proofErr w:type="spellStart"/>
       <w:r>
         <w:rPr>
           <w:rStyle w:val="Strong"/>
@@ -804,7 +549,6 @@
         </w:rPr>
         <w:t>PostgreSQL</w:t>
       </w:r>
-      <w:proofErr w:type="spellEnd"/>
       <w:r>
         <w:rPr>
           <w:rFonts w:ascii="Arial" w:hAnsi="Arial" w:cs="Arial"/>
@@ -849,7 +593,6 @@
         </w:rPr>
         <w:t xml:space="preserve"> • </w:t>
       </w:r>
-      <w:proofErr w:type="spellStart"/>
       <w:r>
         <w:rPr>
           <w:rFonts w:ascii="Arial" w:hAnsi="Arial" w:cs="Arial"/>
@@ -859,7 +602,6 @@
         </w:rPr>
         <w:t>NoSQL</w:t>
       </w:r>
-      <w:proofErr w:type="spellEnd"/>
       <w:r>
         <w:rPr>
           <w:rFonts w:ascii="Arial" w:hAnsi="Arial" w:cs="Arial"/>
@@ -868,7 +610,6 @@
         </w:rPr>
         <w:t xml:space="preserve">: </w:t>
       </w:r>
-      <w:proofErr w:type="spellStart"/>
       <w:r>
         <w:rPr>
           <w:rStyle w:val="Strong"/>
@@ -879,7 +620,6 @@
         </w:rPr>
         <w:t>Redis</w:t>
       </w:r>
-      <w:proofErr w:type="spellEnd"/>
       <w:r>
         <w:rPr>
           <w:rFonts w:ascii="Arial" w:hAnsi="Arial" w:cs="Arial"/>
@@ -888,7 +628,6 @@
         </w:rPr>
         <w:t xml:space="preserve">, </w:t>
       </w:r>
-      <w:proofErr w:type="spellStart"/>
       <w:r>
         <w:rPr>
           <w:rStyle w:val="Strong"/>
@@ -899,7 +638,6 @@
         </w:rPr>
         <w:t>MongoDB</w:t>
       </w:r>
-      <w:proofErr w:type="spellEnd"/>
       <w:r>
         <w:rPr>
           <w:rFonts w:ascii="Arial" w:hAnsi="Arial" w:cs="Arial"/>
@@ -908,7 +646,6 @@
         </w:rPr>
         <w:t xml:space="preserve">, </w:t>
       </w:r>
-      <w:proofErr w:type="spellStart"/>
       <w:r>
         <w:rPr>
           <w:rStyle w:val="Strong"/>
@@ -919,7 +656,6 @@
         </w:rPr>
         <w:t>DynamoDB</w:t>
       </w:r>
-      <w:proofErr w:type="spellEnd"/>
       <w:r>
         <w:rPr>
           <w:rFonts w:ascii="Arial" w:hAnsi="Arial" w:cs="Arial"/>
@@ -981,7 +717,6 @@
         </w:rPr>
         <w:t xml:space="preserve">, </w:t>
       </w:r>
-      <w:proofErr w:type="spellStart"/>
       <w:r>
         <w:rPr>
           <w:rStyle w:val="Strong"/>
@@ -992,7 +727,6 @@
         </w:rPr>
         <w:t>RabbitMQ</w:t>
       </w:r>
-      <w:proofErr w:type="spellEnd"/>
       <w:r>
         <w:rPr>
           <w:rFonts w:ascii="Arial" w:hAnsi="Arial" w:cs="Arial"/>
@@ -1018,7 +752,6 @@
         </w:rPr>
         <w:t xml:space="preserve">: </w:t>
       </w:r>
-      <w:proofErr w:type="spellStart"/>
       <w:r>
         <w:rPr>
           <w:rStyle w:val="Strong"/>
@@ -1029,7 +762,6 @@
         </w:rPr>
         <w:t>Elasticsearch</w:t>
       </w:r>
-      <w:proofErr w:type="spellEnd"/>
       <w:r>
         <w:rPr>
           <w:rFonts w:ascii="Arial" w:hAnsi="Arial" w:cs="Arial"/>
@@ -1091,7 +823,6 @@
         </w:rPr>
         <w:t xml:space="preserve">, </w:t>
       </w:r>
-      <w:proofErr w:type="spellStart"/>
       <w:r>
         <w:rPr>
           <w:rStyle w:val="Strong"/>
@@ -1102,7 +833,6 @@
         </w:rPr>
         <w:t>BigQuery</w:t>
       </w:r>
-      <w:proofErr w:type="spellEnd"/>
     </w:p>
     <w:p>
       <w:pPr>
@@ -1125,19 +855,8 @@
           <w:sz w:val="18"/>
           <w:szCs w:val="20"/>
         </w:rPr>
-        <w:t xml:space="preserve">Cloud &amp; </w:t>
-      </w:r>
-      <w:proofErr w:type="spellStart"/>
-      <w:r>
-        <w:rPr>
-          <w:rStyle w:val="Strong"/>
-          <w:rFonts w:ascii="Arial" w:hAnsi="Arial" w:cs="Arial"/>
-          <w:sz w:val="18"/>
-          <w:szCs w:val="20"/>
-        </w:rPr>
-        <w:t>DevOps</w:t>
-      </w:r>
-      <w:proofErr w:type="spellEnd"/>
+        <w:t>Cloud &amp; DevOps</w:t>
+      </w:r>
       <w:r>
         <w:rPr>
           <w:rFonts w:ascii="Arial" w:hAnsi="Arial" w:cs="Arial"/>
@@ -1172,9 +891,33 @@
           <w:sz w:val="18"/>
           <w:szCs w:val="20"/>
         </w:rPr>
-        <w:t xml:space="preserve">EKS, ECS, EC2, Lambda, API Gateway, S3, </w:t>
-      </w:r>
-      <w:proofErr w:type="spellStart"/>
+        <w:t>EKS, ECS, EC2, Lambda, API Gateway, S3, CloudFront, RDS, DynamoDB, ElastiCache, EventBridge, Step Functions, IAM</w:t>
+      </w:r>
+      <w:r>
+        <w:rPr>
+          <w:rFonts w:ascii="Arial" w:hAnsi="Arial" w:cs="Arial"/>
+          <w:sz w:val="18"/>
+          <w:szCs w:val="20"/>
+        </w:rPr>
+        <w:t xml:space="preserve"> • </w:t>
+      </w:r>
+      <w:r>
+        <w:rPr>
+          <w:rFonts w:ascii="Arial" w:hAnsi="Arial" w:cs="Arial"/>
+          <w:b/>
+          <w:sz w:val="18"/>
+          <w:szCs w:val="20"/>
+        </w:rPr>
+        <w:t>Azure</w:t>
+      </w:r>
+      <w:r>
+        <w:rPr>
+          <w:rFonts w:ascii="Arial" w:hAnsi="Arial" w:cs="Arial"/>
+          <w:sz w:val="18"/>
+          <w:szCs w:val="20"/>
+        </w:rPr>
+        <w:t xml:space="preserve">: </w:t>
+      </w:r>
       <w:r>
         <w:rPr>
           <w:rStyle w:val="Strong"/>
@@ -1183,9 +926,33 @@
           <w:sz w:val="18"/>
           <w:szCs w:val="20"/>
         </w:rPr>
-        <w:t>CloudFront</w:t>
-      </w:r>
-      <w:proofErr w:type="spellEnd"/>
+        <w:t>AKS, App Service, Azure SQL, Service Bus, Key Vault, Application Insights</w:t>
+      </w:r>
+      <w:r>
+        <w:rPr>
+          <w:rFonts w:ascii="Arial" w:hAnsi="Arial" w:cs="Arial"/>
+          <w:sz w:val="18"/>
+          <w:szCs w:val="20"/>
+        </w:rPr>
+        <w:t xml:space="preserve"> • </w:t>
+      </w:r>
+      <w:r>
+        <w:rPr>
+          <w:rFonts w:ascii="Arial" w:hAnsi="Arial" w:cs="Arial"/>
+          <w:b/>
+          <w:sz w:val="18"/>
+          <w:szCs w:val="20"/>
+        </w:rPr>
+        <w:t>GCP</w:t>
+      </w:r>
+      <w:r>
+        <w:rPr>
+          <w:rFonts w:ascii="Arial" w:hAnsi="Arial" w:cs="Arial"/>
+          <w:sz w:val="18"/>
+          <w:szCs w:val="20"/>
+        </w:rPr>
+        <w:t xml:space="preserve">: </w:t>
+      </w:r>
       <w:r>
         <w:rPr>
           <w:rStyle w:val="Strong"/>
@@ -1194,9 +961,26 @@
           <w:sz w:val="18"/>
           <w:szCs w:val="20"/>
         </w:rPr>
-        <w:t xml:space="preserve">, RDS, </w:t>
-      </w:r>
-      <w:proofErr w:type="spellStart"/>
+        <w:t>GKE, Cloud Run, Pub/Sub, Cloud Storage, BigQuery</w:t>
+      </w:r>
+      <w:r>
+        <w:rPr>
+          <w:rFonts w:ascii="Arial" w:hAnsi="Arial" w:cs="Arial"/>
+          <w:b/>
+          <w:sz w:val="18"/>
+          <w:szCs w:val="20"/>
+        </w:rPr>
+        <w:t>,</w:t>
+      </w:r>
+      <w:r>
+        <w:rPr>
+          <w:rFonts w:ascii="Arial" w:hAnsi="Arial" w:cs="Arial"/>
+          <w:b/>
+          <w:sz w:val="18"/>
+          <w:szCs w:val="20"/>
+        </w:rPr>
+        <w:t xml:space="preserve"> </w:t>
+      </w:r>
       <w:r>
         <w:rPr>
           <w:rStyle w:val="Strong"/>
@@ -1205,9 +989,16 @@
           <w:sz w:val="18"/>
           <w:szCs w:val="20"/>
         </w:rPr>
-        <w:t>DynamoDB</w:t>
-      </w:r>
-      <w:proofErr w:type="spellEnd"/>
+        <w:t>Docker</w:t>
+      </w:r>
+      <w:r>
+        <w:rPr>
+          <w:rFonts w:ascii="Arial" w:hAnsi="Arial" w:cs="Arial"/>
+          <w:sz w:val="18"/>
+          <w:szCs w:val="20"/>
+        </w:rPr>
+        <w:t xml:space="preserve">, </w:t>
+      </w:r>
       <w:r>
         <w:rPr>
           <w:rStyle w:val="Strong"/>
@@ -1216,9 +1007,16 @@
           <w:sz w:val="18"/>
           <w:szCs w:val="20"/>
         </w:rPr>
-        <w:t xml:space="preserve">, </w:t>
-      </w:r>
-      <w:proofErr w:type="spellStart"/>
+        <w:t>Kubernetes</w:t>
+      </w:r>
+      <w:r>
+        <w:rPr>
+          <w:rFonts w:ascii="Arial" w:hAnsi="Arial" w:cs="Arial"/>
+          <w:sz w:val="18"/>
+          <w:szCs w:val="20"/>
+        </w:rPr>
+        <w:t xml:space="preserve">, Helm, Argo CD, GitOps, </w:t>
+      </w:r>
       <w:r>
         <w:rPr>
           <w:rStyle w:val="Strong"/>
@@ -1227,9 +1025,33 @@
           <w:sz w:val="18"/>
           <w:szCs w:val="20"/>
         </w:rPr>
-        <w:t>ElastiCache</w:t>
-      </w:r>
-      <w:proofErr w:type="spellEnd"/>
+        <w:t>Terraform</w:t>
+      </w:r>
+      <w:r>
+        <w:rPr>
+          <w:rFonts w:ascii="Arial" w:hAnsi="Arial" w:cs="Arial"/>
+          <w:sz w:val="18"/>
+          <w:szCs w:val="20"/>
+        </w:rPr>
+        <w:t xml:space="preserve">, CloudFormation • </w:t>
+      </w:r>
+      <w:r>
+        <w:rPr>
+          <w:rFonts w:ascii="Arial" w:hAnsi="Arial" w:cs="Arial"/>
+          <w:b/>
+          <w:sz w:val="18"/>
+          <w:szCs w:val="20"/>
+        </w:rPr>
+        <w:t>CI/CD</w:t>
+      </w:r>
+      <w:r>
+        <w:rPr>
+          <w:rFonts w:ascii="Arial" w:hAnsi="Arial" w:cs="Arial"/>
+          <w:sz w:val="18"/>
+          <w:szCs w:val="20"/>
+        </w:rPr>
+        <w:t xml:space="preserve">: </w:t>
+      </w:r>
       <w:r>
         <w:rPr>
           <w:rStyle w:val="Strong"/>
@@ -1238,9 +1060,17 @@
           <w:sz w:val="18"/>
           <w:szCs w:val="20"/>
         </w:rPr>
-        <w:t xml:space="preserve">, </w:t>
-      </w:r>
-      <w:proofErr w:type="spellStart"/>
+        <w:t>GitHub</w:t>
+      </w:r>
+      <w:r>
+        <w:rPr>
+          <w:rStyle w:val="Strong"/>
+          <w:rFonts w:ascii="Arial" w:hAnsi="Arial" w:cs="Arial"/>
+          <w:sz w:val="18"/>
+          <w:szCs w:val="20"/>
+        </w:rPr>
+        <w:t xml:space="preserve"> </w:t>
+      </w:r>
       <w:r>
         <w:rPr>
           <w:rStyle w:val="Strong"/>
@@ -1249,261 +1079,6 @@
           <w:sz w:val="18"/>
           <w:szCs w:val="20"/>
         </w:rPr>
-        <w:t>EventBridge</w:t>
-      </w:r>
-      <w:proofErr w:type="spellEnd"/>
-      <w:r>
-        <w:rPr>
-          <w:rStyle w:val="Strong"/>
-          <w:rFonts w:ascii="Arial" w:hAnsi="Arial" w:cs="Arial"/>
-          <w:b w:val="0"/>
-          <w:sz w:val="18"/>
-          <w:szCs w:val="20"/>
-        </w:rPr>
-        <w:t>, Step Functions, IAM</w:t>
-      </w:r>
-      <w:r>
-        <w:rPr>
-          <w:rFonts w:ascii="Arial" w:hAnsi="Arial" w:cs="Arial"/>
-          <w:sz w:val="18"/>
-          <w:szCs w:val="20"/>
-        </w:rPr>
-        <w:t xml:space="preserve"> • </w:t>
-      </w:r>
-      <w:r>
-        <w:rPr>
-          <w:rFonts w:ascii="Arial" w:hAnsi="Arial" w:cs="Arial"/>
-          <w:b/>
-          <w:sz w:val="18"/>
-          <w:szCs w:val="20"/>
-        </w:rPr>
-        <w:t>Azure</w:t>
-      </w:r>
-      <w:r>
-        <w:rPr>
-          <w:rFonts w:ascii="Arial" w:hAnsi="Arial" w:cs="Arial"/>
-          <w:sz w:val="18"/>
-          <w:szCs w:val="20"/>
-        </w:rPr>
-        <w:t xml:space="preserve">: </w:t>
-      </w:r>
-      <w:r>
-        <w:rPr>
-          <w:rStyle w:val="Strong"/>
-          <w:rFonts w:ascii="Arial" w:hAnsi="Arial" w:cs="Arial"/>
-          <w:b w:val="0"/>
-          <w:sz w:val="18"/>
-          <w:szCs w:val="20"/>
-        </w:rPr>
-        <w:t>AKS, App Service, Azure SQL, Service Bus, Key Vault, Application Insights</w:t>
-      </w:r>
-      <w:r>
-        <w:rPr>
-          <w:rFonts w:ascii="Arial" w:hAnsi="Arial" w:cs="Arial"/>
-          <w:sz w:val="18"/>
-          <w:szCs w:val="20"/>
-        </w:rPr>
-        <w:t xml:space="preserve"> • </w:t>
-      </w:r>
-      <w:r>
-        <w:rPr>
-          <w:rFonts w:ascii="Arial" w:hAnsi="Arial" w:cs="Arial"/>
-          <w:b/>
-          <w:sz w:val="18"/>
-          <w:szCs w:val="20"/>
-        </w:rPr>
-        <w:t>GCP</w:t>
-      </w:r>
-      <w:r>
-        <w:rPr>
-          <w:rFonts w:ascii="Arial" w:hAnsi="Arial" w:cs="Arial"/>
-          <w:sz w:val="18"/>
-          <w:szCs w:val="20"/>
-        </w:rPr>
-        <w:t xml:space="preserve">: </w:t>
-      </w:r>
-      <w:r>
-        <w:rPr>
-          <w:rStyle w:val="Strong"/>
-          <w:rFonts w:ascii="Arial" w:hAnsi="Arial" w:cs="Arial"/>
-          <w:b w:val="0"/>
-          <w:sz w:val="18"/>
-          <w:szCs w:val="20"/>
-        </w:rPr>
-        <w:t xml:space="preserve">GKE, Cloud Run, Pub/Sub, Cloud Storage, </w:t>
-      </w:r>
-      <w:proofErr w:type="spellStart"/>
-      <w:r>
-        <w:rPr>
-          <w:rStyle w:val="Strong"/>
-          <w:rFonts w:ascii="Arial" w:hAnsi="Arial" w:cs="Arial"/>
-          <w:b w:val="0"/>
-          <w:sz w:val="18"/>
-          <w:szCs w:val="20"/>
-        </w:rPr>
-        <w:t>BigQuery</w:t>
-      </w:r>
-      <w:proofErr w:type="spellEnd"/>
-      <w:r>
-        <w:rPr>
-          <w:rFonts w:ascii="Arial" w:hAnsi="Arial" w:cs="Arial"/>
-          <w:b/>
-          <w:sz w:val="18"/>
-          <w:szCs w:val="20"/>
-        </w:rPr>
-        <w:t>,</w:t>
-      </w:r>
-      <w:r>
-        <w:rPr>
-          <w:rFonts w:ascii="Arial" w:hAnsi="Arial" w:cs="Arial"/>
-          <w:b/>
-          <w:sz w:val="18"/>
-          <w:szCs w:val="20"/>
-        </w:rPr>
-        <w:t xml:space="preserve"> </w:t>
-      </w:r>
-      <w:proofErr w:type="spellStart"/>
-      <w:r>
-        <w:rPr>
-          <w:rStyle w:val="Strong"/>
-          <w:rFonts w:ascii="Arial" w:hAnsi="Arial" w:cs="Arial"/>
-          <w:b w:val="0"/>
-          <w:sz w:val="18"/>
-          <w:szCs w:val="20"/>
-        </w:rPr>
-        <w:t>Docker</w:t>
-      </w:r>
-      <w:proofErr w:type="spellEnd"/>
-      <w:r>
-        <w:rPr>
-          <w:rFonts w:ascii="Arial" w:hAnsi="Arial" w:cs="Arial"/>
-          <w:sz w:val="18"/>
-          <w:szCs w:val="20"/>
-        </w:rPr>
-        <w:t xml:space="preserve">, </w:t>
-      </w:r>
-      <w:proofErr w:type="spellStart"/>
-      <w:r>
-        <w:rPr>
-          <w:rStyle w:val="Strong"/>
-          <w:rFonts w:ascii="Arial" w:hAnsi="Arial" w:cs="Arial"/>
-          <w:b w:val="0"/>
-          <w:sz w:val="18"/>
-          <w:szCs w:val="20"/>
-        </w:rPr>
-        <w:t>Kubernetes</w:t>
-      </w:r>
-      <w:proofErr w:type="spellEnd"/>
-      <w:r>
-        <w:rPr>
-          <w:rFonts w:ascii="Arial" w:hAnsi="Arial" w:cs="Arial"/>
-          <w:sz w:val="18"/>
-          <w:szCs w:val="20"/>
-        </w:rPr>
-        <w:t xml:space="preserve">, Helm, Argo CD, </w:t>
-      </w:r>
-      <w:proofErr w:type="spellStart"/>
-      <w:r>
-        <w:rPr>
-          <w:rFonts w:ascii="Arial" w:hAnsi="Arial" w:cs="Arial"/>
-          <w:sz w:val="18"/>
-          <w:szCs w:val="20"/>
-        </w:rPr>
-        <w:t>GitOps</w:t>
-      </w:r>
-      <w:proofErr w:type="spellEnd"/>
-      <w:r>
-        <w:rPr>
-          <w:rFonts w:ascii="Arial" w:hAnsi="Arial" w:cs="Arial"/>
-          <w:sz w:val="18"/>
-          <w:szCs w:val="20"/>
-        </w:rPr>
-        <w:t xml:space="preserve">, </w:t>
-      </w:r>
-      <w:proofErr w:type="spellStart"/>
-      <w:r>
-        <w:rPr>
-          <w:rStyle w:val="Strong"/>
-          <w:rFonts w:ascii="Arial" w:hAnsi="Arial" w:cs="Arial"/>
-          <w:b w:val="0"/>
-          <w:sz w:val="18"/>
-          <w:szCs w:val="20"/>
-        </w:rPr>
-        <w:t>Terraform</w:t>
-      </w:r>
-      <w:proofErr w:type="spellEnd"/>
-      <w:r>
-        <w:rPr>
-          <w:rFonts w:ascii="Arial" w:hAnsi="Arial" w:cs="Arial"/>
-          <w:sz w:val="18"/>
-          <w:szCs w:val="20"/>
-        </w:rPr>
-        <w:t xml:space="preserve">, </w:t>
-      </w:r>
-      <w:proofErr w:type="spellStart"/>
-      <w:r>
-        <w:rPr>
-          <w:rFonts w:ascii="Arial" w:hAnsi="Arial" w:cs="Arial"/>
-          <w:sz w:val="18"/>
-          <w:szCs w:val="20"/>
-        </w:rPr>
-        <w:t>CloudFormation</w:t>
-      </w:r>
-      <w:proofErr w:type="spellEnd"/>
-      <w:r>
-        <w:rPr>
-          <w:rFonts w:ascii="Arial" w:hAnsi="Arial" w:cs="Arial"/>
-          <w:sz w:val="18"/>
-          <w:szCs w:val="20"/>
-        </w:rPr>
-        <w:t xml:space="preserve"> • </w:t>
-      </w:r>
-      <w:r>
-        <w:rPr>
-          <w:rFonts w:ascii="Arial" w:hAnsi="Arial" w:cs="Arial"/>
-          <w:b/>
-          <w:sz w:val="18"/>
-          <w:szCs w:val="20"/>
-        </w:rPr>
-        <w:t>CI/CD</w:t>
-      </w:r>
-      <w:r>
-        <w:rPr>
-          <w:rFonts w:ascii="Arial" w:hAnsi="Arial" w:cs="Arial"/>
-          <w:sz w:val="18"/>
-          <w:szCs w:val="20"/>
-        </w:rPr>
-        <w:t xml:space="preserve">: </w:t>
-      </w:r>
-      <w:proofErr w:type="spellStart"/>
-      <w:r>
-        <w:rPr>
-          <w:rStyle w:val="Strong"/>
-          <w:rFonts w:ascii="Arial" w:hAnsi="Arial" w:cs="Arial"/>
-          <w:b w:val="0"/>
-          <w:sz w:val="18"/>
-          <w:szCs w:val="20"/>
-        </w:rPr>
-        <w:t>GitHub</w:t>
-      </w:r>
-      <w:proofErr w:type="spellEnd"/>
-      <w:r>
-        <w:rPr>
-          <w:rStyle w:val="Strong"/>
-          <w:rFonts w:ascii="Arial" w:hAnsi="Arial" w:cs="Arial"/>
-          <w:sz w:val="18"/>
-          <w:szCs w:val="20"/>
-        </w:rPr>
-        <w:t xml:space="preserve"> </w:t>
-      </w:r>
-      <w:r>
-        <w:rPr>
-          <w:rStyle w:val="Strong"/>
-          <w:rFonts w:ascii="Arial" w:hAnsi="Arial" w:cs="Arial"/>
-          <w:b w:val="0"/>
-          <w:sz w:val="18"/>
-          <w:szCs w:val="20"/>
-        </w:rPr>
         <w:t>Actions</w:t>
       </w:r>
       <w:r>
@@ -1512,54 +1087,8 @@
           <w:sz w:val="18"/>
           <w:szCs w:val="20"/>
         </w:rPr>
-        <w:t xml:space="preserve">, </w:t>
-      </w:r>
-      <w:proofErr w:type="spellStart"/>
-      <w:r>
-        <w:rPr>
-          <w:rFonts w:ascii="Arial" w:hAnsi="Arial" w:cs="Arial"/>
-          <w:sz w:val="18"/>
-          <w:szCs w:val="20"/>
-        </w:rPr>
-        <w:t>GitLab</w:t>
-      </w:r>
-      <w:proofErr w:type="spellEnd"/>
-      <w:r>
-        <w:rPr>
-          <w:rFonts w:ascii="Arial" w:hAnsi="Arial" w:cs="Arial"/>
-          <w:sz w:val="18"/>
-          <w:szCs w:val="20"/>
-        </w:rPr>
-        <w:t xml:space="preserve"> CI, Jenkins, Azure </w:t>
-      </w:r>
-      <w:proofErr w:type="spellStart"/>
-      <w:r>
-        <w:rPr>
-          <w:rFonts w:ascii="Arial" w:hAnsi="Arial" w:cs="Arial"/>
-          <w:sz w:val="18"/>
-          <w:szCs w:val="20"/>
-        </w:rPr>
-        <w:t>DevOps</w:t>
-      </w:r>
-      <w:proofErr w:type="spellEnd"/>
-      <w:r>
-        <w:rPr>
-          <w:rFonts w:ascii="Arial" w:hAnsi="Arial" w:cs="Arial"/>
-          <w:sz w:val="18"/>
-          <w:szCs w:val="20"/>
-        </w:rPr>
-        <w:t xml:space="preserve">, </w:t>
-      </w:r>
-      <w:proofErr w:type="spellStart"/>
-      <w:r>
-        <w:rPr>
-          <w:rFonts w:ascii="Arial" w:hAnsi="Arial" w:cs="Arial"/>
-          <w:sz w:val="18"/>
-          <w:szCs w:val="20"/>
-        </w:rPr>
-        <w:t>CircleCI</w:t>
-      </w:r>
-      <w:proofErr w:type="spellEnd"/>
+        <w:t>, GitLab CI, Jenkins, Azure DevOps, CircleCI</w:t>
+      </w:r>
     </w:p>
     <w:p>
       <w:pPr>
@@ -1575,25 +1104,14 @@
           <w:szCs w:val="20"/>
         </w:rPr>
       </w:pPr>
-      <w:proofErr w:type="spellStart"/>
-      <w:r>
-        <w:rPr>
-          <w:rStyle w:val="Strong"/>
-          <w:rFonts w:ascii="Arial" w:hAnsi="Arial" w:cs="Arial"/>
-          <w:sz w:val="18"/>
-          <w:szCs w:val="20"/>
-        </w:rPr>
-        <w:t>Observability</w:t>
-      </w:r>
-      <w:proofErr w:type="spellEnd"/>
-      <w:r>
-        <w:rPr>
-          <w:rStyle w:val="Strong"/>
-          <w:rFonts w:ascii="Arial" w:hAnsi="Arial" w:cs="Arial"/>
-          <w:sz w:val="18"/>
-          <w:szCs w:val="20"/>
-        </w:rPr>
-        <w:t>, Quality &amp; Security</w:t>
+      <w:r>
+        <w:rPr>
+          <w:rStyle w:val="Strong"/>
+          <w:rFonts w:ascii="Arial" w:hAnsi="Arial" w:cs="Arial"/>
+          <w:sz w:val="18"/>
+          <w:szCs w:val="20"/>
+        </w:rPr>
+        <w:t>Observability, Quality &amp; Security</w:t>
       </w:r>
       <w:r>
         <w:rPr>
@@ -1603,7 +1121,6 @@
         </w:rPr>
         <w:t xml:space="preserve"> — </w:t>
       </w:r>
-      <w:proofErr w:type="spellStart"/>
       <w:r>
         <w:rPr>
           <w:rStyle w:val="Strong"/>
@@ -1614,7 +1131,6 @@
         </w:rPr>
         <w:t>OpenTelemetry</w:t>
       </w:r>
-      <w:proofErr w:type="spellEnd"/>
       <w:r>
         <w:rPr>
           <w:rFonts w:ascii="Arial" w:hAnsi="Arial" w:cs="Arial"/>
@@ -1623,7 +1139,6 @@
         </w:rPr>
         <w:t xml:space="preserve">, </w:t>
       </w:r>
-      <w:proofErr w:type="spellStart"/>
       <w:r>
         <w:rPr>
           <w:rStyle w:val="Strong"/>
@@ -1634,50 +1149,13 @@
         </w:rPr>
         <w:t>Datadog</w:t>
       </w:r>
-      <w:proofErr w:type="spellEnd"/>
-      <w:r>
-        <w:rPr>
-          <w:rFonts w:ascii="Arial" w:hAnsi="Arial" w:cs="Arial"/>
-          <w:sz w:val="18"/>
-          <w:szCs w:val="20"/>
-        </w:rPr>
-        <w:t xml:space="preserve">, Prometheus, </w:t>
-      </w:r>
-      <w:proofErr w:type="spellStart"/>
-      <w:r>
-        <w:rPr>
-          <w:rFonts w:ascii="Arial" w:hAnsi="Arial" w:cs="Arial"/>
-          <w:sz w:val="18"/>
-          <w:szCs w:val="20"/>
-        </w:rPr>
-        <w:t>Grafana</w:t>
-      </w:r>
-      <w:proofErr w:type="spellEnd"/>
-      <w:r>
-        <w:rPr>
-          <w:rFonts w:ascii="Arial" w:hAnsi="Arial" w:cs="Arial"/>
-          <w:sz w:val="18"/>
-          <w:szCs w:val="20"/>
-        </w:rPr>
-        <w:t xml:space="preserve">, ELK/EFK, </w:t>
-      </w:r>
-      <w:proofErr w:type="spellStart"/>
-      <w:r>
-        <w:rPr>
-          <w:rFonts w:ascii="Arial" w:hAnsi="Arial" w:cs="Arial"/>
-          <w:sz w:val="18"/>
-          <w:szCs w:val="20"/>
-        </w:rPr>
-        <w:t>CloudWatch</w:t>
-      </w:r>
-      <w:proofErr w:type="spellEnd"/>
-      <w:r>
-        <w:rPr>
-          <w:rFonts w:ascii="Arial" w:hAnsi="Arial" w:cs="Arial"/>
-          <w:sz w:val="18"/>
-          <w:szCs w:val="20"/>
-        </w:rPr>
-        <w:t xml:space="preserve">, structured logging, correlation IDs • </w:t>
+      <w:r>
+        <w:rPr>
+          <w:rFonts w:ascii="Arial" w:hAnsi="Arial" w:cs="Arial"/>
+          <w:sz w:val="18"/>
+          <w:szCs w:val="20"/>
+        </w:rPr>
+        <w:t xml:space="preserve">, Prometheus, Grafana, ELK/EFK, CloudWatch, structured logging, correlation IDs • </w:t>
       </w:r>
       <w:r>
         <w:rPr>
@@ -1749,7 +1227,6 @@
         </w:rPr>
         <w:t xml:space="preserve">, </w:t>
       </w:r>
-      <w:proofErr w:type="spellStart"/>
       <w:r>
         <w:rPr>
           <w:rStyle w:val="Strong"/>
@@ -1760,7 +1237,6 @@
         </w:rPr>
         <w:t>OpenID</w:t>
       </w:r>
-      <w:proofErr w:type="spellEnd"/>
       <w:r>
         <w:rPr>
           <w:rStyle w:val="Strong"/>
@@ -1804,43 +1280,7 @@
           <w:sz w:val="18"/>
           <w:szCs w:val="20"/>
         </w:rPr>
-        <w:t xml:space="preserve">, </w:t>
-      </w:r>
-      <w:proofErr w:type="spellStart"/>
-      <w:r>
-        <w:rPr>
-          <w:rFonts w:ascii="Arial" w:hAnsi="Arial" w:cs="Arial"/>
-          <w:sz w:val="18"/>
-          <w:szCs w:val="20"/>
-        </w:rPr>
-        <w:t>Okta</w:t>
-      </w:r>
-      <w:proofErr w:type="spellEnd"/>
-      <w:r>
-        <w:rPr>
-          <w:rFonts w:ascii="Arial" w:hAnsi="Arial" w:cs="Arial"/>
-          <w:sz w:val="18"/>
-          <w:szCs w:val="20"/>
-        </w:rPr>
-        <w:t xml:space="preserve">, Auth0, AWS </w:t>
-      </w:r>
-      <w:proofErr w:type="spellStart"/>
-      <w:r>
-        <w:rPr>
-          <w:rFonts w:ascii="Arial" w:hAnsi="Arial" w:cs="Arial"/>
-          <w:sz w:val="18"/>
-          <w:szCs w:val="20"/>
-        </w:rPr>
-        <w:t>Cognito</w:t>
-      </w:r>
-      <w:proofErr w:type="spellEnd"/>
-      <w:r>
-        <w:rPr>
-          <w:rFonts w:ascii="Arial" w:hAnsi="Arial" w:cs="Arial"/>
-          <w:sz w:val="18"/>
-          <w:szCs w:val="20"/>
-        </w:rPr>
-        <w:t>, RBAC/ABAC, audit logging</w:t>
+        <w:t>, Okta, Auth0, AWS Cognito, RBAC/ABAC, audit logging</w:t>
       </w:r>
     </w:p>
     <w:p>
@@ -1875,8 +1315,6 @@
       </w:r>
     </w:p>
     <w:p>
-      <w:proofErr w:type="spellStart"/>
-      <w:proofErr w:type="gramStart"/>
       <w:r>
         <w:rPr>
           <w:rFonts w:ascii="Arial" w:eastAsia="Arial" w:hAnsi="Arial" w:cs="Arial"/>
@@ -1884,27 +1322,7 @@
           <w:sz w:val="21"/>
           <w:szCs w:val="21"/>
         </w:rPr>
-        <w:t>SumatoSoft</w:t>
-      </w:r>
-      <w:proofErr w:type="spellEnd"/>
-      <w:r>
-        <w:rPr>
-          <w:rFonts w:ascii="Arial" w:eastAsia="Arial" w:hAnsi="Arial" w:cs="Arial"/>
-          <w:color w:val="555555"/>
-          <w:sz w:val="21"/>
-          <w:szCs w:val="21"/>
-        </w:rPr>
-        <w:t xml:space="preserve">  |</w:t>
-      </w:r>
-      <w:proofErr w:type="gramEnd"/>
-      <w:r>
-        <w:rPr>
-          <w:rFonts w:ascii="Arial" w:eastAsia="Arial" w:hAnsi="Arial" w:cs="Arial"/>
-          <w:color w:val="555555"/>
-          <w:sz w:val="21"/>
-          <w:szCs w:val="21"/>
-        </w:rPr>
-        <w:t xml:space="preserve">  January 2021 - December 2025</w:t>
+        <w:t>SumatoSoft  |  January 2021 - December 2025</w:t>
       </w:r>
     </w:p>
     <w:p>
@@ -2065,7 +1483,6 @@
         </w:rPr>
         <w:t xml:space="preserve">, and </w:t>
       </w:r>
-      <w:proofErr w:type="spellStart"/>
       <w:r>
         <w:rPr>
           <w:rStyle w:val="Strong"/>
@@ -2074,29 +1491,12 @@
         </w:rPr>
         <w:t>RabbitMQ</w:t>
       </w:r>
-      <w:proofErr w:type="spellEnd"/>
-      <w:r>
-        <w:rPr>
-          <w:rFonts w:ascii="Arial" w:hAnsi="Arial" w:cs="Arial"/>
-          <w:sz w:val="18"/>
-        </w:rPr>
-        <w:t xml:space="preserve">, including DLQs, retries, </w:t>
-      </w:r>
-      <w:proofErr w:type="spellStart"/>
-      <w:r>
-        <w:rPr>
-          <w:rFonts w:ascii="Arial" w:hAnsi="Arial" w:cs="Arial"/>
-          <w:sz w:val="18"/>
-        </w:rPr>
-        <w:t>idempotency</w:t>
-      </w:r>
-      <w:proofErr w:type="spellEnd"/>
-      <w:r>
-        <w:rPr>
-          <w:rFonts w:ascii="Arial" w:hAnsi="Arial" w:cs="Arial"/>
-          <w:sz w:val="18"/>
-        </w:rPr>
-        <w:t xml:space="preserve"> keys, and backpressure controls to prevent cascade failures.</w:t>
+      <w:r>
+        <w:rPr>
+          <w:rFonts w:ascii="Arial" w:hAnsi="Arial" w:cs="Arial"/>
+          <w:sz w:val="18"/>
+        </w:rPr>
+        <w:t>, including DLQs, retries, idempotency keys, and backpressure controls to prevent cascade failures.</w:t>
       </w:r>
     </w:p>
     <w:p>
@@ -2117,52 +1517,16 @@
           <w:rFonts w:ascii="Arial" w:hAnsi="Arial" w:cs="Arial"/>
           <w:sz w:val="18"/>
         </w:rPr>
-        <w:t xml:space="preserve">Improved p95 performance by profiling with </w:t>
-      </w:r>
-      <w:proofErr w:type="spellStart"/>
-      <w:r>
-        <w:rPr>
-          <w:rFonts w:ascii="Arial" w:hAnsi="Arial" w:cs="Arial"/>
-          <w:sz w:val="18"/>
-        </w:rPr>
-        <w:t>pprof</w:t>
-      </w:r>
-      <w:proofErr w:type="spellEnd"/>
-      <w:r>
-        <w:rPr>
-          <w:rFonts w:ascii="Arial" w:hAnsi="Arial" w:cs="Arial"/>
-          <w:sz w:val="18"/>
-        </w:rPr>
-        <w:t xml:space="preserve">-style techniques, reducing allocation churn, and introducing targeted caching with </w:t>
-      </w:r>
-      <w:proofErr w:type="spellStart"/>
-      <w:r>
-        <w:rPr>
-          <w:rStyle w:val="Strong"/>
-          <w:rFonts w:ascii="Arial" w:hAnsi="Arial" w:cs="Arial"/>
-          <w:sz w:val="18"/>
-        </w:rPr>
-        <w:t>Redis</w:t>
-      </w:r>
-      <w:proofErr w:type="spellEnd"/>
-      <w:r>
-        <w:rPr>
-          <w:rStyle w:val="Strong"/>
-          <w:rFonts w:ascii="Arial" w:hAnsi="Arial" w:cs="Arial"/>
-          <w:sz w:val="18"/>
-        </w:rPr>
-        <w:t>/</w:t>
-      </w:r>
-      <w:proofErr w:type="spellStart"/>
-      <w:r>
-        <w:rPr>
-          <w:rStyle w:val="Strong"/>
-          <w:rFonts w:ascii="Arial" w:hAnsi="Arial" w:cs="Arial"/>
-          <w:sz w:val="18"/>
-        </w:rPr>
-        <w:t>ElastiCache</w:t>
-      </w:r>
-      <w:proofErr w:type="spellEnd"/>
+        <w:t xml:space="preserve">Improved p95 performance by profiling with pprof-style techniques, reducing allocation churn, and introducing targeted caching with </w:t>
+      </w:r>
+      <w:r>
+        <w:rPr>
+          <w:rStyle w:val="Strong"/>
+          <w:rFonts w:ascii="Arial" w:hAnsi="Arial" w:cs="Arial"/>
+          <w:sz w:val="18"/>
+        </w:rPr>
+        <w:t>Redis/ElastiCache</w:t>
+      </w:r>
       <w:r>
         <w:rPr>
           <w:rFonts w:ascii="Arial" w:hAnsi="Arial" w:cs="Arial"/>
@@ -2191,23 +1555,13 @@
         </w:rPr>
         <w:t xml:space="preserve">Strengthened data reliability by designing schemas and indexes in </w:t>
       </w:r>
-      <w:proofErr w:type="spellStart"/>
-      <w:r>
-        <w:rPr>
-          <w:rStyle w:val="Strong"/>
-          <w:rFonts w:ascii="Arial" w:hAnsi="Arial" w:cs="Arial"/>
-          <w:sz w:val="18"/>
-        </w:rPr>
-        <w:t>PostgreSQL</w:t>
-      </w:r>
-      <w:proofErr w:type="spellEnd"/>
-      <w:r>
-        <w:rPr>
-          <w:rStyle w:val="Strong"/>
-          <w:rFonts w:ascii="Arial" w:hAnsi="Arial" w:cs="Arial"/>
-          <w:sz w:val="18"/>
-        </w:rPr>
-        <w:t>/MySQL</w:t>
+      <w:r>
+        <w:rPr>
+          <w:rStyle w:val="Strong"/>
+          <w:rFonts w:ascii="Arial" w:hAnsi="Arial" w:cs="Arial"/>
+          <w:sz w:val="18"/>
+        </w:rPr>
+        <w:t>PostgreSQL/MySQL</w:t>
       </w:r>
       <w:r>
         <w:rPr>
@@ -2237,23 +1591,13 @@
         </w:rPr>
         <w:t xml:space="preserve">Integrated search-driven capabilities with </w:t>
       </w:r>
-      <w:proofErr w:type="spellStart"/>
-      <w:r>
-        <w:rPr>
-          <w:rStyle w:val="Strong"/>
-          <w:rFonts w:ascii="Arial" w:hAnsi="Arial" w:cs="Arial"/>
-          <w:sz w:val="18"/>
-        </w:rPr>
-        <w:t>Elasticsearch</w:t>
-      </w:r>
-      <w:proofErr w:type="spellEnd"/>
-      <w:r>
-        <w:rPr>
-          <w:rStyle w:val="Strong"/>
-          <w:rFonts w:ascii="Arial" w:hAnsi="Arial" w:cs="Arial"/>
-          <w:sz w:val="18"/>
-        </w:rPr>
-        <w:t>/OpenSearch</w:t>
+      <w:r>
+        <w:rPr>
+          <w:rStyle w:val="Strong"/>
+          <w:rFonts w:ascii="Arial" w:hAnsi="Arial" w:cs="Arial"/>
+          <w:sz w:val="18"/>
+        </w:rPr>
+        <w:t>Elasticsearch/OpenSearch</w:t>
       </w:r>
       <w:r>
         <w:rPr>
@@ -2355,18 +1699,8 @@
           <w:rFonts w:ascii="Arial" w:hAnsi="Arial" w:cs="Arial"/>
           <w:sz w:val="18"/>
         </w:rPr>
-        <w:t xml:space="preserve">React + </w:t>
-      </w:r>
-      <w:proofErr w:type="spellStart"/>
-      <w:r>
-        <w:rPr>
-          <w:rStyle w:val="Strong"/>
-          <w:rFonts w:ascii="Arial" w:hAnsi="Arial" w:cs="Arial"/>
-          <w:sz w:val="18"/>
-        </w:rPr>
-        <w:t>TypeScript</w:t>
-      </w:r>
-      <w:proofErr w:type="spellEnd"/>
+        <w:t>React + TypeScript</w:t>
+      </w:r>
       <w:r>
         <w:rPr>
           <w:rFonts w:ascii="Arial" w:hAnsi="Arial" w:cs="Arial"/>
@@ -2446,18 +1780,8 @@
           <w:rFonts w:ascii="Arial" w:hAnsi="Arial" w:cs="Arial"/>
           <w:sz w:val="18"/>
         </w:rPr>
-        <w:t>Redshift/</w:t>
-      </w:r>
-      <w:proofErr w:type="spellStart"/>
-      <w:r>
-        <w:rPr>
-          <w:rStyle w:val="Strong"/>
-          <w:rFonts w:ascii="Arial" w:hAnsi="Arial" w:cs="Arial"/>
-          <w:sz w:val="18"/>
-        </w:rPr>
-        <w:t>BigQuery</w:t>
-      </w:r>
-      <w:proofErr w:type="spellEnd"/>
+        <w:t>Redshift/BigQuery</w:t>
+      </w:r>
       <w:r>
         <w:rPr>
           <w:rFonts w:ascii="Arial" w:hAnsi="Arial" w:cs="Arial"/>
@@ -2486,34 +1810,14 @@
         </w:rPr>
         <w:t xml:space="preserve">Implemented infrastructure changes using </w:t>
       </w:r>
-      <w:proofErr w:type="spellStart"/>
-      <w:r>
-        <w:rPr>
-          <w:rStyle w:val="Strong"/>
-          <w:rFonts w:ascii="Arial" w:hAnsi="Arial" w:cs="Arial"/>
-          <w:sz w:val="18"/>
-        </w:rPr>
-        <w:t>Terraform</w:t>
-      </w:r>
-      <w:proofErr w:type="spellEnd"/>
-      <w:r>
-        <w:rPr>
-          <w:rStyle w:val="Strong"/>
-          <w:rFonts w:ascii="Arial" w:hAnsi="Arial" w:cs="Arial"/>
-          <w:sz w:val="18"/>
-        </w:rPr>
-        <w:t>/</w:t>
-      </w:r>
-      <w:proofErr w:type="spellStart"/>
-      <w:r>
-        <w:rPr>
-          <w:rStyle w:val="Strong"/>
-          <w:rFonts w:ascii="Arial" w:hAnsi="Arial" w:cs="Arial"/>
-          <w:sz w:val="18"/>
-        </w:rPr>
-        <w:t>CloudFormation</w:t>
-      </w:r>
-      <w:proofErr w:type="spellEnd"/>
+      <w:r>
+        <w:rPr>
+          <w:rStyle w:val="Strong"/>
+          <w:rFonts w:ascii="Arial" w:hAnsi="Arial" w:cs="Arial"/>
+          <w:sz w:val="18"/>
+        </w:rPr>
+        <w:t>Terraform/CloudFormation</w:t>
+      </w:r>
       <w:r>
         <w:rPr>
           <w:rFonts w:ascii="Arial" w:hAnsi="Arial" w:cs="Arial"/>
@@ -2521,46 +1825,20 @@
         </w:rPr>
         <w:t xml:space="preserve">, deploying containerized services on </w:t>
       </w:r>
-      <w:proofErr w:type="spellStart"/>
-      <w:r>
-        <w:rPr>
-          <w:rStyle w:val="Strong"/>
-          <w:rFonts w:ascii="Arial" w:hAnsi="Arial" w:cs="Arial"/>
-          <w:sz w:val="18"/>
-        </w:rPr>
-        <w:t>Kubernetes</w:t>
-      </w:r>
-      <w:proofErr w:type="spellEnd"/>
-      <w:r>
-        <w:rPr>
-          <w:rStyle w:val="Strong"/>
-          <w:rFonts w:ascii="Arial" w:hAnsi="Arial" w:cs="Arial"/>
-          <w:sz w:val="18"/>
-        </w:rPr>
-        <w:t>/EKS</w:t>
-      </w:r>
-      <w:r>
-        <w:rPr>
-          <w:rFonts w:ascii="Arial" w:hAnsi="Arial" w:cs="Arial"/>
-          <w:sz w:val="18"/>
-        </w:rPr>
-        <w:t xml:space="preserve"> with Helm and </w:t>
-      </w:r>
-      <w:proofErr w:type="spellStart"/>
-      <w:r>
-        <w:rPr>
-          <w:rFonts w:ascii="Arial" w:hAnsi="Arial" w:cs="Arial"/>
-          <w:sz w:val="18"/>
-        </w:rPr>
-        <w:t>GitOps</w:t>
-      </w:r>
-      <w:proofErr w:type="spellEnd"/>
-      <w:r>
-        <w:rPr>
-          <w:rFonts w:ascii="Arial" w:hAnsi="Arial" w:cs="Arial"/>
-          <w:sz w:val="18"/>
-        </w:rPr>
-        <w:t xml:space="preserve"> workflows via </w:t>
+      <w:r>
+        <w:rPr>
+          <w:rStyle w:val="Strong"/>
+          <w:rFonts w:ascii="Arial" w:hAnsi="Arial" w:cs="Arial"/>
+          <w:sz w:val="18"/>
+        </w:rPr>
+        <w:t>Kubernetes/EKS</w:t>
+      </w:r>
+      <w:r>
+        <w:rPr>
+          <w:rFonts w:ascii="Arial" w:hAnsi="Arial" w:cs="Arial"/>
+          <w:sz w:val="18"/>
+        </w:rPr>
+        <w:t xml:space="preserve"> with Helm and GitOps workflows via </w:t>
       </w:r>
       <w:r>
         <w:rPr>
@@ -2596,43 +1874,16 @@
           <w:rFonts w:ascii="Arial" w:hAnsi="Arial" w:cs="Arial"/>
           <w:sz w:val="18"/>
         </w:rPr>
+        <w:lastRenderedPageBreak/>
         <w:t xml:space="preserve">Established CI/CD guardrails in </w:t>
       </w:r>
-      <w:proofErr w:type="spellStart"/>
-      <w:r>
-        <w:rPr>
-          <w:rStyle w:val="Strong"/>
-          <w:rFonts w:ascii="Arial" w:hAnsi="Arial" w:cs="Arial"/>
-          <w:sz w:val="18"/>
-        </w:rPr>
-        <w:t>GitHub</w:t>
-      </w:r>
-      <w:proofErr w:type="spellEnd"/>
-      <w:r>
-        <w:rPr>
-          <w:rStyle w:val="Strong"/>
-          <w:rFonts w:ascii="Arial" w:hAnsi="Arial" w:cs="Arial"/>
-          <w:sz w:val="18"/>
-        </w:rPr>
-        <w:t xml:space="preserve"> Actions/Jenkins/</w:t>
-      </w:r>
-      <w:proofErr w:type="spellStart"/>
-      <w:r>
-        <w:rPr>
-          <w:rStyle w:val="Strong"/>
-          <w:rFonts w:ascii="Arial" w:hAnsi="Arial" w:cs="Arial"/>
-          <w:sz w:val="18"/>
-        </w:rPr>
-        <w:t>GitLab</w:t>
-      </w:r>
-      <w:proofErr w:type="spellEnd"/>
-      <w:r>
-        <w:rPr>
-          <w:rStyle w:val="Strong"/>
-          <w:rFonts w:ascii="Arial" w:hAnsi="Arial" w:cs="Arial"/>
-          <w:sz w:val="18"/>
-        </w:rPr>
-        <w:t xml:space="preserve"> CI</w:t>
+      <w:r>
+        <w:rPr>
+          <w:rStyle w:val="Strong"/>
+          <w:rFonts w:ascii="Arial" w:hAnsi="Arial" w:cs="Arial"/>
+          <w:sz w:val="18"/>
+        </w:rPr>
+        <w:t>GitHub Actions/Jenkins/GitLab CI</w:t>
       </w:r>
       <w:r>
         <w:rPr>
@@ -2660,26 +1911,8 @@
           <w:rFonts w:ascii="Arial" w:hAnsi="Arial" w:cs="Arial"/>
           <w:sz w:val="18"/>
         </w:rPr>
-        <w:lastRenderedPageBreak/>
-        <w:t xml:space="preserve">Improved </w:t>
-      </w:r>
-      <w:proofErr w:type="spellStart"/>
-      <w:r>
-        <w:rPr>
-          <w:rFonts w:ascii="Arial" w:hAnsi="Arial" w:cs="Arial"/>
-          <w:sz w:val="18"/>
-        </w:rPr>
-        <w:t>observability</w:t>
-      </w:r>
-      <w:proofErr w:type="spellEnd"/>
-      <w:r>
-        <w:rPr>
-          <w:rFonts w:ascii="Arial" w:hAnsi="Arial" w:cs="Arial"/>
-          <w:sz w:val="18"/>
-        </w:rPr>
-        <w:t xml:space="preserve"> using </w:t>
-      </w:r>
-      <w:proofErr w:type="spellStart"/>
+        <w:t xml:space="preserve">Improved observability using </w:t>
+      </w:r>
       <w:r>
         <w:rPr>
           <w:rStyle w:val="Strong"/>
@@ -2688,7 +1921,6 @@
         </w:rPr>
         <w:t>OpenTelemetry</w:t>
       </w:r>
-      <w:proofErr w:type="spellEnd"/>
       <w:r>
         <w:rPr>
           <w:rFonts w:ascii="Arial" w:hAnsi="Arial" w:cs="Arial"/>
@@ -2696,7 +1928,6 @@
         </w:rPr>
         <w:t xml:space="preserve"> with exports to </w:t>
       </w:r>
-      <w:proofErr w:type="spellStart"/>
       <w:r>
         <w:rPr>
           <w:rStyle w:val="Strong"/>
@@ -2705,29 +1936,12 @@
         </w:rPr>
         <w:t>Datadog</w:t>
       </w:r>
-      <w:proofErr w:type="spellEnd"/>
-      <w:r>
-        <w:rPr>
-          <w:rFonts w:ascii="Arial" w:hAnsi="Arial" w:cs="Arial"/>
-          <w:sz w:val="18"/>
-        </w:rPr>
-        <w:t>, plus Prometheus/</w:t>
-      </w:r>
-      <w:proofErr w:type="spellStart"/>
-      <w:r>
-        <w:rPr>
-          <w:rFonts w:ascii="Arial" w:hAnsi="Arial" w:cs="Arial"/>
-          <w:sz w:val="18"/>
-        </w:rPr>
-        <w:t>Grafana</w:t>
-      </w:r>
-      <w:proofErr w:type="spellEnd"/>
-      <w:r>
-        <w:rPr>
-          <w:rFonts w:ascii="Arial" w:hAnsi="Arial" w:cs="Arial"/>
-          <w:sz w:val="18"/>
-        </w:rPr>
-        <w:t xml:space="preserve"> dashboards and structured logs with correlation IDs end-to-end.</w:t>
+      <w:r>
+        <w:rPr>
+          <w:rFonts w:ascii="Arial" w:hAnsi="Arial" w:cs="Arial"/>
+          <w:sz w:val="18"/>
+        </w:rPr>
+        <w:t>, plus Prometheus/Grafana dashboards and structured logs with correlation IDs end-to-end.</w:t>
       </w:r>
     </w:p>
     <w:p>
@@ -2748,25 +1962,8 @@
           <w:rFonts w:ascii="Arial" w:hAnsi="Arial" w:cs="Arial"/>
           <w:sz w:val="18"/>
         </w:rPr>
-        <w:t xml:space="preserve">Reduced incident time-to-mitigate by creating </w:t>
-      </w:r>
-      <w:proofErr w:type="spellStart"/>
-      <w:r>
-        <w:rPr>
-          <w:rFonts w:ascii="Arial" w:hAnsi="Arial" w:cs="Arial"/>
-          <w:sz w:val="18"/>
-        </w:rPr>
-        <w:t>runbooks</w:t>
-      </w:r>
-      <w:proofErr w:type="spellEnd"/>
-      <w:r>
-        <w:rPr>
-          <w:rFonts w:ascii="Arial" w:hAnsi="Arial" w:cs="Arial"/>
-          <w:sz w:val="18"/>
-        </w:rPr>
-        <w:t xml:space="preserve">, alert tuning in </w:t>
-      </w:r>
-      <w:proofErr w:type="spellStart"/>
+        <w:t xml:space="preserve">Reduced incident time-to-mitigate by creating runbooks, alert tuning in </w:t>
+      </w:r>
       <w:r>
         <w:rPr>
           <w:rStyle w:val="Strong"/>
@@ -2775,7 +1972,6 @@
         </w:rPr>
         <w:t>CloudWatch</w:t>
       </w:r>
-      <w:proofErr w:type="spellEnd"/>
       <w:r>
         <w:rPr>
           <w:rFonts w:ascii="Arial" w:hAnsi="Arial" w:cs="Arial"/>
@@ -2826,27 +2022,7 @@
           <w:sz w:val="21"/>
           <w:szCs w:val="21"/>
         </w:rPr>
-        <w:t xml:space="preserve">High Touch </w:t>
-      </w:r>
-      <w:proofErr w:type="gramStart"/>
-      <w:r>
-        <w:rPr>
-          <w:rFonts w:ascii="Arial" w:eastAsia="Arial" w:hAnsi="Arial" w:cs="Arial"/>
-          <w:color w:val="555555"/>
-          <w:sz w:val="21"/>
-          <w:szCs w:val="21"/>
-        </w:rPr>
-        <w:t>Technologies  |</w:t>
-      </w:r>
-      <w:proofErr w:type="gramEnd"/>
-      <w:r>
-        <w:rPr>
-          <w:rFonts w:ascii="Arial" w:eastAsia="Arial" w:hAnsi="Arial" w:cs="Arial"/>
-          <w:color w:val="555555"/>
-          <w:sz w:val="21"/>
-          <w:szCs w:val="21"/>
-        </w:rPr>
-        <w:t xml:space="preserve">  June 2018 - December 2020</w:t>
+        <w:t>High Touch Technologies  |  June 2018 - December 2020</w:t>
       </w:r>
     </w:p>
     <w:p>
@@ -2947,7 +2123,6 @@
         </w:rPr>
         <w:t xml:space="preserve">Optimized server-side aggregation by trimming redundant queries, using caching with </w:t>
       </w:r>
-      <w:proofErr w:type="spellStart"/>
       <w:r>
         <w:rPr>
           <w:rStyle w:val="Strong"/>
@@ -2956,7 +2131,6 @@
         </w:rPr>
         <w:t>Redis</w:t>
       </w:r>
-      <w:proofErr w:type="spellEnd"/>
       <w:r>
         <w:rPr>
           <w:rFonts w:ascii="Arial" w:hAnsi="Arial" w:cs="Arial"/>
@@ -2983,23 +2157,7 @@
           <w:rFonts w:ascii="Arial" w:hAnsi="Arial" w:cs="Arial"/>
           <w:sz w:val="18"/>
         </w:rPr>
-        <w:t xml:space="preserve">Hardened </w:t>
-      </w:r>
-      <w:proofErr w:type="spellStart"/>
-      <w:r>
-        <w:rPr>
-          <w:rFonts w:ascii="Arial" w:hAnsi="Arial" w:cs="Arial"/>
-          <w:sz w:val="18"/>
-        </w:rPr>
-        <w:t>auth</w:t>
-      </w:r>
-      <w:proofErr w:type="spellEnd"/>
-      <w:r>
-        <w:rPr>
-          <w:rFonts w:ascii="Arial" w:hAnsi="Arial" w:cs="Arial"/>
-          <w:sz w:val="18"/>
-        </w:rPr>
-        <w:t xml:space="preserve"> flows by tightening token validation with </w:t>
+        <w:t xml:space="preserve">Hardened auth flows by tightening token validation with </w:t>
       </w:r>
       <w:r>
         <w:rPr>
@@ -3052,7 +2210,6 @@
         </w:rPr>
         <w:t xml:space="preserve">, </w:t>
       </w:r>
-      <w:proofErr w:type="spellStart"/>
       <w:r>
         <w:rPr>
           <w:rStyle w:val="Strong"/>
@@ -3061,7 +2218,6 @@
         </w:rPr>
         <w:t>RabbitMQ</w:t>
       </w:r>
-      <w:proofErr w:type="spellEnd"/>
       <w:r>
         <w:rPr>
           <w:rFonts w:ascii="Arial" w:hAnsi="Arial" w:cs="Arial"/>
@@ -3147,23 +2303,13 @@
         </w:rPr>
         <w:t xml:space="preserve">Strengthened data performance by adding targeted indexes in </w:t>
       </w:r>
-      <w:proofErr w:type="spellStart"/>
-      <w:r>
-        <w:rPr>
-          <w:rStyle w:val="Strong"/>
-          <w:rFonts w:ascii="Arial" w:hAnsi="Arial" w:cs="Arial"/>
-          <w:sz w:val="18"/>
-        </w:rPr>
-        <w:t>PostgreSQL</w:t>
-      </w:r>
-      <w:proofErr w:type="spellEnd"/>
-      <w:r>
-        <w:rPr>
-          <w:rStyle w:val="Strong"/>
-          <w:rFonts w:ascii="Arial" w:hAnsi="Arial" w:cs="Arial"/>
-          <w:sz w:val="18"/>
-        </w:rPr>
-        <w:t>/MySQL/SQL Server</w:t>
+      <w:r>
+        <w:rPr>
+          <w:rStyle w:val="Strong"/>
+          <w:rFonts w:ascii="Arial" w:hAnsi="Arial" w:cs="Arial"/>
+          <w:sz w:val="18"/>
+        </w:rPr>
+        <w:t>PostgreSQL/MySQL/SQL Server</w:t>
       </w:r>
       <w:r>
         <w:rPr>
@@ -3193,23 +2339,13 @@
         </w:rPr>
         <w:t xml:space="preserve">Implemented search and reporting improvements by shaping document structures for </w:t>
       </w:r>
-      <w:proofErr w:type="spellStart"/>
-      <w:r>
-        <w:rPr>
-          <w:rStyle w:val="Strong"/>
-          <w:rFonts w:ascii="Arial" w:hAnsi="Arial" w:cs="Arial"/>
-          <w:sz w:val="18"/>
-        </w:rPr>
-        <w:t>Elasticsearch</w:t>
-      </w:r>
-      <w:proofErr w:type="spellEnd"/>
-      <w:r>
-        <w:rPr>
-          <w:rStyle w:val="Strong"/>
-          <w:rFonts w:ascii="Arial" w:hAnsi="Arial" w:cs="Arial"/>
-          <w:sz w:val="18"/>
-        </w:rPr>
-        <w:t>/OpenSearch</w:t>
+      <w:r>
+        <w:rPr>
+          <w:rStyle w:val="Strong"/>
+          <w:rFonts w:ascii="Arial" w:hAnsi="Arial" w:cs="Arial"/>
+          <w:sz w:val="18"/>
+        </w:rPr>
+        <w:t>Elasticsearch/OpenSearch</w:t>
       </w:r>
       <w:r>
         <w:rPr>
@@ -3239,7 +2375,6 @@
         </w:rPr>
         <w:t xml:space="preserve">Supported cloud execution and delivery practices using </w:t>
       </w:r>
-      <w:proofErr w:type="spellStart"/>
       <w:r>
         <w:rPr>
           <w:rStyle w:val="Strong"/>
@@ -3248,7 +2383,6 @@
         </w:rPr>
         <w:t>Docker</w:t>
       </w:r>
-      <w:proofErr w:type="spellEnd"/>
       <w:r>
         <w:rPr>
           <w:rFonts w:ascii="Arial" w:hAnsi="Arial" w:cs="Arial"/>
@@ -3256,7 +2390,6 @@
         </w:rPr>
         <w:t xml:space="preserve">, </w:t>
       </w:r>
-      <w:proofErr w:type="spellStart"/>
       <w:r>
         <w:rPr>
           <w:rStyle w:val="Strong"/>
@@ -3265,7 +2398,6 @@
         </w:rPr>
         <w:t>Kubernetes</w:t>
       </w:r>
-      <w:proofErr w:type="spellEnd"/>
       <w:r>
         <w:rPr>
           <w:rFonts w:ascii="Arial" w:hAnsi="Arial" w:cs="Arial"/>
@@ -3330,7 +2462,6 @@
       </w:r>
     </w:p>
     <w:p>
-      <w:proofErr w:type="gramStart"/>
       <w:r>
         <w:rPr>
           <w:rFonts w:ascii="Arial" w:eastAsia="Arial" w:hAnsi="Arial" w:cs="Arial"/>
@@ -3338,37 +2469,7 @@
           <w:sz w:val="21"/>
           <w:szCs w:val="21"/>
         </w:rPr>
-        <w:t>Centric Tech Inc.</w:t>
-      </w:r>
-      <w:proofErr w:type="gramEnd"/>
-      <w:r>
-        <w:rPr>
-          <w:rFonts w:ascii="Arial" w:eastAsia="Arial" w:hAnsi="Arial" w:cs="Arial"/>
-          <w:color w:val="555555"/>
-          <w:sz w:val="21"/>
-          <w:szCs w:val="21"/>
-        </w:rPr>
-        <w:t xml:space="preserve">  </w:t>
-      </w:r>
-      <w:proofErr w:type="gramStart"/>
-      <w:r>
-        <w:rPr>
-          <w:rFonts w:ascii="Arial" w:eastAsia="Arial" w:hAnsi="Arial" w:cs="Arial"/>
-          <w:color w:val="555555"/>
-          <w:sz w:val="21"/>
-          <w:szCs w:val="21"/>
-        </w:rPr>
-        <w:t>|  September</w:t>
-      </w:r>
-      <w:proofErr w:type="gramEnd"/>
-      <w:r>
-        <w:rPr>
-          <w:rFonts w:ascii="Arial" w:eastAsia="Arial" w:hAnsi="Arial" w:cs="Arial"/>
-          <w:color w:val="555555"/>
-          <w:sz w:val="21"/>
-          <w:szCs w:val="21"/>
-        </w:rPr>
-        <w:t xml:space="preserve"> 2015 - May 2018</w:t>
+        <w:t>Centric Tech Inc.  |  September 2015 - May 2018</w:t>
       </w:r>
     </w:p>
     <w:p>
@@ -3565,7 +2666,6 @@
         </w:rPr>
         <w:t xml:space="preserve">Implemented background processing with queue-based workflows using </w:t>
       </w:r>
-      <w:proofErr w:type="spellStart"/>
       <w:r>
         <w:rPr>
           <w:rStyle w:val="Strong"/>
@@ -3575,7 +2675,6 @@
         </w:rPr>
         <w:t>RabbitMQ</w:t>
       </w:r>
-      <w:proofErr w:type="spellEnd"/>
       <w:r>
         <w:rPr>
           <w:rFonts w:ascii="Arial" w:hAnsi="Arial" w:cs="Arial"/>
@@ -3599,25 +2698,7 @@
           <w:sz w:val="18"/>
           <w:szCs w:val="20"/>
         </w:rPr>
-        <w:t xml:space="preserve">, ensuring visibility timeouts and </w:t>
-      </w:r>
-      <w:proofErr w:type="spellStart"/>
-      <w:r>
-        <w:rPr>
-          <w:rFonts w:ascii="Arial" w:hAnsi="Arial" w:cs="Arial"/>
-          <w:sz w:val="18"/>
-          <w:szCs w:val="20"/>
-        </w:rPr>
-        <w:t>deduplication</w:t>
-      </w:r>
-      <w:proofErr w:type="spellEnd"/>
-      <w:r>
-        <w:rPr>
-          <w:rFonts w:ascii="Arial" w:hAnsi="Arial" w:cs="Arial"/>
-          <w:sz w:val="18"/>
-          <w:szCs w:val="20"/>
-        </w:rPr>
-        <w:t xml:space="preserve"> for correctness.</w:t>
+        <w:t>, ensuring visibility timeouts and deduplication for correctness.</w:t>
       </w:r>
     </w:p>
     <w:p>
@@ -3642,7 +2723,6 @@
         </w:rPr>
         <w:t xml:space="preserve">Integrated caching strategies with </w:t>
       </w:r>
-      <w:proofErr w:type="spellStart"/>
       <w:r>
         <w:rPr>
           <w:rStyle w:val="Strong"/>
@@ -3652,7 +2732,6 @@
         </w:rPr>
         <w:t>Redis</w:t>
       </w:r>
-      <w:proofErr w:type="spellEnd"/>
       <w:r>
         <w:rPr>
           <w:rFonts w:ascii="Arial" w:hAnsi="Arial" w:cs="Arial"/>
@@ -3684,7 +2763,6 @@
         </w:rPr>
         <w:t xml:space="preserve">Improved search-driven experiences by indexing content into </w:t>
       </w:r>
-      <w:proofErr w:type="spellStart"/>
       <w:r>
         <w:rPr>
           <w:rStyle w:val="Strong"/>
@@ -3694,7 +2772,6 @@
         </w:rPr>
         <w:t>Elasticsearch</w:t>
       </w:r>
-      <w:proofErr w:type="spellEnd"/>
       <w:r>
         <w:rPr>
           <w:rFonts w:ascii="Arial" w:hAnsi="Arial" w:cs="Arial"/>
@@ -3724,25 +2801,7 @@
           <w:sz w:val="18"/>
           <w:szCs w:val="20"/>
         </w:rPr>
-        <w:t xml:space="preserve">Supported deployment automation and release hygiene through CI pipelines and lightweight </w:t>
-      </w:r>
-      <w:proofErr w:type="spellStart"/>
-      <w:r>
-        <w:rPr>
-          <w:rFonts w:ascii="Arial" w:hAnsi="Arial" w:cs="Arial"/>
-          <w:sz w:val="18"/>
-          <w:szCs w:val="20"/>
-        </w:rPr>
-        <w:t>runbooks</w:t>
-      </w:r>
-      <w:proofErr w:type="spellEnd"/>
-      <w:r>
-        <w:rPr>
-          <w:rFonts w:ascii="Arial" w:hAnsi="Arial" w:cs="Arial"/>
-          <w:sz w:val="18"/>
-          <w:szCs w:val="20"/>
-        </w:rPr>
-        <w:t>, improving recovery speed during production incidents.</w:t>
+        <w:t>Supported deployment automation and release hygiene through CI pipelines and lightweight runbooks, improving recovery speed during production incidents.</w:t>
       </w:r>
     </w:p>
     <w:p>
@@ -3777,12 +2836,10 @@
           <w:sz w:val="25"/>
           <w:szCs w:val="25"/>
         </w:rPr>
-        <w:lastRenderedPageBreak/>
         <w:t>Software Engineer Intern</w:t>
       </w:r>
     </w:p>
     <w:p>
-      <w:proofErr w:type="gramStart"/>
       <w:r>
         <w:rPr>
           <w:rFonts w:ascii="Arial" w:eastAsia="Arial" w:hAnsi="Arial" w:cs="Arial"/>
@@ -3790,17 +2847,7 @@
           <w:sz w:val="21"/>
           <w:szCs w:val="21"/>
         </w:rPr>
-        <w:t>Microsoft  |</w:t>
-      </w:r>
-      <w:proofErr w:type="gramEnd"/>
-      <w:r>
-        <w:rPr>
-          <w:rFonts w:ascii="Arial" w:eastAsia="Arial" w:hAnsi="Arial" w:cs="Arial"/>
-          <w:color w:val="555555"/>
-          <w:sz w:val="21"/>
-          <w:szCs w:val="21"/>
-        </w:rPr>
-        <w:t xml:space="preserve">  September 2014 - August 2015</w:t>
+        <w:t>Microsoft  |  September 2014 - August 2015</w:t>
       </w:r>
     </w:p>
     <w:p>
@@ -4138,7 +3185,6 @@
         </w:rPr>
         <w:t xml:space="preserve">, and </w:t>
       </w:r>
-      <w:proofErr w:type="spellStart"/>
       <w:r>
         <w:rPr>
           <w:rStyle w:val="Strong"/>
@@ -4147,38 +3193,12 @@
         </w:rPr>
         <w:t>RabbitMQ</w:t>
       </w:r>
-      <w:proofErr w:type="spellEnd"/>
-      <w:r>
-        <w:rPr>
-          <w:rFonts w:ascii="Arial" w:hAnsi="Arial" w:cs="Arial"/>
-          <w:sz w:val="18"/>
-        </w:rPr>
-        <w:t xml:space="preserve"> to coordinate long-running workflows with retr</w:t>
-      </w:r>
-      <w:bookmarkStart w:id="0" w:name="_GoBack"/>
-      <w:bookmarkEnd w:id="0"/>
-      <w:r>
-        <w:rPr>
-          <w:rFonts w:ascii="Arial" w:hAnsi="Arial" w:cs="Arial"/>
-          <w:sz w:val="18"/>
-        </w:rPr>
-        <w:t xml:space="preserve">ies, DLQs, and </w:t>
-      </w:r>
-      <w:proofErr w:type="spellStart"/>
-      <w:r>
-        <w:rPr>
-          <w:rFonts w:ascii="Arial" w:hAnsi="Arial" w:cs="Arial"/>
-          <w:sz w:val="18"/>
-        </w:rPr>
-        <w:t>idempotency</w:t>
-      </w:r>
-      <w:proofErr w:type="spellEnd"/>
-      <w:r>
-        <w:rPr>
-          <w:rFonts w:ascii="Arial" w:hAnsi="Arial" w:cs="Arial"/>
-          <w:sz w:val="18"/>
-        </w:rPr>
-        <w:t xml:space="preserve"> guarantees.</w:t>
+      <w:r>
+        <w:rPr>
+          <w:rFonts w:ascii="Arial" w:hAnsi="Arial" w:cs="Arial"/>
+          <w:sz w:val="18"/>
+        </w:rPr>
+        <w:t xml:space="preserve"> to coordinate long-running workflows with retries, DLQs, and idempotency guarantees.</w:t>
       </w:r>
     </w:p>
     <w:p>
@@ -4201,7 +3221,6 @@
         </w:rPr>
         <w:t xml:space="preserve">Added </w:t>
       </w:r>
-      <w:proofErr w:type="spellStart"/>
       <w:r>
         <w:rPr>
           <w:rStyle w:val="Strong"/>
@@ -4210,7 +3229,6 @@
         </w:rPr>
         <w:t>OpenTelemetry</w:t>
       </w:r>
-      <w:proofErr w:type="spellEnd"/>
       <w:r>
         <w:rPr>
           <w:rFonts w:ascii="Arial" w:hAnsi="Arial" w:cs="Arial"/>
@@ -4218,7 +3236,6 @@
         </w:rPr>
         <w:t xml:space="preserve"> tracing and structured logging with correlation IDs across services, exporting to </w:t>
       </w:r>
-      <w:proofErr w:type="spellStart"/>
       <w:r>
         <w:rPr>
           <w:rStyle w:val="Strong"/>
@@ -4227,7 +3244,6 @@
         </w:rPr>
         <w:t>Datadog</w:t>
       </w:r>
-      <w:proofErr w:type="spellEnd"/>
       <w:r>
         <w:rPr>
           <w:rFonts w:ascii="Arial" w:hAnsi="Arial" w:cs="Arial"/>
@@ -4235,23 +3251,13 @@
         </w:rPr>
         <w:t xml:space="preserve"> and dashboards in </w:t>
       </w:r>
-      <w:proofErr w:type="spellStart"/>
-      <w:r>
-        <w:rPr>
-          <w:rStyle w:val="Strong"/>
-          <w:rFonts w:ascii="Arial" w:hAnsi="Arial" w:cs="Arial"/>
-          <w:sz w:val="18"/>
-        </w:rPr>
-        <w:t>Grafana</w:t>
-      </w:r>
-      <w:proofErr w:type="spellEnd"/>
-      <w:r>
-        <w:rPr>
-          <w:rStyle w:val="Strong"/>
-          <w:rFonts w:ascii="Arial" w:hAnsi="Arial" w:cs="Arial"/>
-          <w:sz w:val="18"/>
-        </w:rPr>
-        <w:t>/Prometheus</w:t>
+      <w:r>
+        <w:rPr>
+          <w:rStyle w:val="Strong"/>
+          <w:rFonts w:ascii="Arial" w:hAnsi="Arial" w:cs="Arial"/>
+          <w:sz w:val="18"/>
+        </w:rPr>
+        <w:t>Grafana/Prometheus</w:t>
       </w:r>
       <w:r>
         <w:rPr>
@@ -4281,23 +3287,13 @@
         </w:rPr>
         <w:t xml:space="preserve">Implemented safe rollout patterns using CI/CD gates in </w:t>
       </w:r>
-      <w:proofErr w:type="spellStart"/>
-      <w:r>
-        <w:rPr>
-          <w:rStyle w:val="Strong"/>
-          <w:rFonts w:ascii="Arial" w:hAnsi="Arial" w:cs="Arial"/>
-          <w:sz w:val="18"/>
-        </w:rPr>
-        <w:t>GitHub</w:t>
-      </w:r>
-      <w:proofErr w:type="spellEnd"/>
-      <w:r>
-        <w:rPr>
-          <w:rStyle w:val="Strong"/>
-          <w:rFonts w:ascii="Arial" w:hAnsi="Arial" w:cs="Arial"/>
-          <w:sz w:val="18"/>
-        </w:rPr>
-        <w:t xml:space="preserve"> Actions/Jenkins</w:t>
+      <w:r>
+        <w:rPr>
+          <w:rStyle w:val="Strong"/>
+          <w:rFonts w:ascii="Arial" w:hAnsi="Arial" w:cs="Arial"/>
+          <w:sz w:val="18"/>
+        </w:rPr>
+        <w:t>GitHub Actions/Jenkins</w:t>
       </w:r>
       <w:r>
         <w:rPr>
@@ -4348,23 +3344,13 @@
         </w:rPr>
         <w:t xml:space="preserve">Designed a search-backed experience using </w:t>
       </w:r>
-      <w:proofErr w:type="spellStart"/>
-      <w:r>
-        <w:rPr>
-          <w:rStyle w:val="Strong"/>
-          <w:rFonts w:ascii="Arial" w:hAnsi="Arial" w:cs="Arial"/>
-          <w:sz w:val="18"/>
-        </w:rPr>
-        <w:t>Elasticsearch</w:t>
-      </w:r>
-      <w:proofErr w:type="spellEnd"/>
-      <w:r>
-        <w:rPr>
-          <w:rStyle w:val="Strong"/>
-          <w:rFonts w:ascii="Arial" w:hAnsi="Arial" w:cs="Arial"/>
-          <w:sz w:val="18"/>
-        </w:rPr>
-        <w:t>/OpenSearch</w:t>
+      <w:r>
+        <w:rPr>
+          <w:rStyle w:val="Strong"/>
+          <w:rFonts w:ascii="Arial" w:hAnsi="Arial" w:cs="Arial"/>
+          <w:sz w:val="18"/>
+        </w:rPr>
+        <w:t>Elasticsearch/OpenSearch</w:t>
       </w:r>
       <w:r>
         <w:rPr>
@@ -4409,7 +3395,6 @@
         </w:rPr>
         <w:t xml:space="preserve"> and </w:t>
       </w:r>
-      <w:proofErr w:type="spellStart"/>
       <w:r>
         <w:rPr>
           <w:rStyle w:val="Strong"/>
@@ -4418,7 +3403,6 @@
         </w:rPr>
         <w:t>BigQuery</w:t>
       </w:r>
-      <w:proofErr w:type="spellEnd"/>
       <w:r>
         <w:rPr>
           <w:rFonts w:ascii="Arial" w:hAnsi="Arial" w:cs="Arial"/>
@@ -4477,7 +3461,6 @@
         </w:rPr>
         <w:t xml:space="preserve">Hardened data paths using </w:t>
       </w:r>
-      <w:proofErr w:type="spellStart"/>
       <w:r>
         <w:rPr>
           <w:rStyle w:val="Strong"/>
@@ -4486,29 +3469,12 @@
         </w:rPr>
         <w:t>PostgreSQL</w:t>
       </w:r>
-      <w:proofErr w:type="spellEnd"/>
-      <w:r>
-        <w:rPr>
-          <w:rFonts w:ascii="Arial" w:hAnsi="Arial" w:cs="Arial"/>
-          <w:sz w:val="18"/>
-        </w:rPr>
-        <w:t xml:space="preserve"> indexing strategies, migration guardrails, and queue-driven backfills for predictable </w:t>
-      </w:r>
-      <w:proofErr w:type="spellStart"/>
-      <w:r>
-        <w:rPr>
-          <w:rFonts w:ascii="Arial" w:hAnsi="Arial" w:cs="Arial"/>
-          <w:sz w:val="18"/>
-        </w:rPr>
-        <w:t>recomputation</w:t>
-      </w:r>
-      <w:proofErr w:type="spellEnd"/>
-      <w:r>
-        <w:rPr>
-          <w:rFonts w:ascii="Arial" w:hAnsi="Arial" w:cs="Arial"/>
-          <w:sz w:val="18"/>
-        </w:rPr>
-        <w:t xml:space="preserve"> and recovery.</w:t>
+      <w:r>
+        <w:rPr>
+          <w:rFonts w:ascii="Arial" w:hAnsi="Arial" w:cs="Arial"/>
+          <w:sz w:val="18"/>
+        </w:rPr>
+        <w:t xml:space="preserve"> indexing strategies, migration guardrails, and queue-driven backfills for predictable recomputation and recovery.</w:t>
       </w:r>
     </w:p>
     <w:sectPr>
